--- a/1. AKREDITASI & REGULASI/Akreditasi versi revisi/AKREDITASI STEIFI 2027/RPS MK/semester ini/RPS_KKN_STEI_FI_2026.docx
+++ b/1. AKREDITASI & REGULASI/Akreditasi versi revisi/AKREDITASI STEIFI 2027/RPS MK/semester ini/RPS_KKN_STEI_FI_2026.docx
@@ -1,6 +1,6 @@
 
 <file path=word/document.xml><?xml version="1.0" encoding="utf-8"?>
-<w:document xmlns:wpc="http://schemas.microsoft.com/office/word/2010/wordprocessingCanvas" xmlns:cx="http://schemas.microsoft.com/office/drawing/2014/chartex" xmlns:cx1="http://schemas.microsoft.com/office/drawing/2015/9/8/chartex" xmlns:cx2="http://schemas.microsoft.com/office/drawing/2015/10/21/chartex" xmlns:cx3="http://schemas.microsoft.com/office/drawing/2016/5/9/chartex" xmlns:cx4="http://schemas.microsoft.com/office/drawing/2016/5/10/chartex" xmlns:cx5="http://schemas.microsoft.com/office/drawing/2016/5/11/chartex" xmlns:cx6="http://schemas.microsoft.com/office/drawing/2016/5/12/chartex" xmlns:cx7="http://schemas.microsoft.com/office/drawing/2016/5/13/chartex" xmlns:cx8="http://schemas.microsoft.com/office/drawing/2016/5/14/chartex" xmlns:mc="http://schemas.openxmlformats.org/markup-compatibility/2006" xmlns:aink="http://schemas.microsoft.com/office/drawing/2016/ink" xmlns:am3d="http://schemas.microsoft.com/office/drawing/2017/model3d" xmlns:o="urn:schemas-microsoft-com:office:office" xmlns:oel="http://schemas.microsoft.com/office/2019/extlst" xmlns:r="http://schemas.openxmlformats.org/officeDocument/2006/relationships" xmlns:m="http://schemas.openxmlformats.org/officeDocument/2006/math" xmlns:v="urn:schemas-microsoft-com:vml" xmlns:wp14="http://schemas.microsoft.com/office/word/2010/wordprocessingDrawing" xmlns:wp="http://schemas.openxmlformats.org/drawingml/2006/wordprocessingDrawing" xmlns:w10="urn:schemas-microsoft-com:office:word" xmlns:w="http://schemas.openxmlformats.org/wordprocessingml/2006/main" xmlns:w14="http://schemas.microsoft.com/office/word/2010/wordml" xmlns:w15="http://schemas.microsoft.com/office/word/2012/wordml" xmlns:w16cei="http://schemas.microsoft.com/office/word/2026/wordml/cei" xmlns:w16cex="http://schemas.microsoft.com/office/word/2018/wordml/cex" xmlns:w16cid="http://schemas.microsoft.com/office/word/2016/wordml/cid" xmlns:w16="http://schemas.microsoft.com/office/word/2018/wordml" xmlns:w16du="http://schemas.microsoft.com/office/word/2023/wordml/word16du" xmlns:w16sdtdh="http://schemas.microsoft.com/office/word/2020/wordml/sdtdatahash" xmlns:w16sdtfl="http://schemas.microsoft.com/office/word/2024/wordml/sdtformatlock" xmlns:w16se="http://schemas.microsoft.com/office/word/2015/wordml/symex" xmlns:wpg="http://schemas.microsoft.com/office/word/2010/wordprocessingGroup" xmlns:wpi="http://schemas.microsoft.com/office/word/2010/wordprocessingInk" xmlns:wne="http://schemas.microsoft.com/office/word/2006/wordml" xmlns:wps="http://schemas.microsoft.com/office/word/2010/wordprocessingShape" mc:Ignorable="w14 w15 w16se w16cid w16 w16cex w16sdtdh w16sdtfl w16du wp14">
+<w:document xmlns:wpc="http://schemas.microsoft.com/office/word/2010/wordprocessingCanvas" xmlns:cx="http://schemas.microsoft.com/office/drawing/2014/chartex" xmlns:cx1="http://schemas.microsoft.com/office/drawing/2015/9/8/chartex" xmlns:cx2="http://schemas.microsoft.com/office/drawing/2015/10/21/chartex" xmlns:cx3="http://schemas.microsoft.com/office/drawing/2016/5/9/chartex" xmlns:cx4="http://schemas.microsoft.com/office/drawing/2016/5/10/chartex" xmlns:cx5="http://schemas.microsoft.com/office/drawing/2016/5/11/chartex" xmlns:cx6="http://schemas.microsoft.com/office/drawing/2016/5/12/chartex" xmlns:cx7="http://schemas.microsoft.com/office/drawing/2016/5/13/chartex" xmlns:cx8="http://schemas.microsoft.com/office/drawing/2016/5/14/chartex" xmlns:mc="http://schemas.openxmlformats.org/markup-compatibility/2006" xmlns:aink="http://schemas.microsoft.com/office/drawing/2016/ink" xmlns:am3d="http://schemas.microsoft.com/office/drawing/2017/model3d" xmlns:o="urn:schemas-microsoft-com:office:office" xmlns:oel="http://schemas.microsoft.com/office/2019/extlst" xmlns:r="http://schemas.openxmlformats.org/officeDocument/2006/relationships" xmlns:m="http://schemas.openxmlformats.org/officeDocument/2006/math" xmlns:v="urn:schemas-microsoft-com:vml" xmlns:wp14="http://schemas.microsoft.com/office/word/2010/wordprocessingDrawing" xmlns:wp="http://schemas.openxmlformats.org/drawingml/2006/wordprocessingDrawing" xmlns:w10="urn:schemas-microsoft-com:office:word" xmlns:w="http://schemas.openxmlformats.org/wordprocessingml/2006/main" xmlns:w14="http://schemas.microsoft.com/office/word/2010/wordml" xmlns:w15="http://schemas.microsoft.com/office/word/2012/wordml" xmlns:w16cex="http://schemas.microsoft.com/office/word/2018/wordml/cex" xmlns:w16cid="http://schemas.microsoft.com/office/word/2016/wordml/cid" xmlns:w16="http://schemas.microsoft.com/office/word/2018/wordml" xmlns:w16du="http://schemas.microsoft.com/office/word/2023/wordml/word16du" xmlns:w16sdtdh="http://schemas.microsoft.com/office/word/2020/wordml/sdtdatahash" xmlns:w16sdtfl="http://schemas.microsoft.com/office/word/2024/wordml/sdtformatlock" xmlns:w16se="http://schemas.microsoft.com/office/word/2015/wordml/symex" xmlns:wpg="http://schemas.microsoft.com/office/word/2010/wordprocessingGroup" xmlns:wpi="http://schemas.microsoft.com/office/word/2010/wordprocessingInk" xmlns:wne="http://schemas.microsoft.com/office/word/2006/wordml" xmlns:wps="http://schemas.microsoft.com/office/word/2010/wordprocessingShape" mc:Ignorable="w14 w15 w16se w16cid w16 w16cex w16sdtdh w16sdtfl w16du wp14">
   <w:body>
     <w:tbl>
       <w:tblPr>
@@ -60,7 +60,7 @@
                 <w:noProof/>
               </w:rPr>
               <w:drawing>
-                <wp:inline distT="0" distB="0" distL="0" distR="0" wp14:anchorId="0C35618D" wp14:editId="76EC0E66">
+                <wp:inline distT="0" distB="0" distL="0" distR="0" wp14:anchorId="07B29A52" wp14:editId="69D700F2">
                   <wp:extent cx="876300" cy="876300"/>
                   <wp:effectExtent l="0" t="0" r="0" b="0"/>
                   <wp:docPr id="1" name="Picture 1"/>
@@ -356,29 +356,7 @@
                 <w:sz w:val="20"/>
                 <w:szCs w:val="20"/>
               </w:rPr>
-              <w:t xml:space="preserve">2 SKS  |  Semester VII  |  </w:t>
-            </w:r>
-            <w:proofErr w:type="spellStart"/>
-            <w:r>
-              <w:rPr>
-                <w:b/>
-                <w:bCs/>
-                <w:color w:val="1B5E20"/>
-                <w:sz w:val="20"/>
-                <w:szCs w:val="20"/>
-              </w:rPr>
-              <w:t>Ganjil</w:t>
-            </w:r>
-            <w:proofErr w:type="spellEnd"/>
-            <w:r>
-              <w:rPr>
-                <w:b/>
-                <w:bCs/>
-                <w:color w:val="1B5E20"/>
-                <w:sz w:val="20"/>
-                <w:szCs w:val="20"/>
-              </w:rPr>
-              <w:t xml:space="preserve"> TA 2026/2027</w:t>
+              <w:t>2 SKS  |  Semester VII  |  Ganjil TA 2026/2027</w:t>
             </w:r>
           </w:p>
         </w:tc>
@@ -584,7 +562,6 @@
                     <w:spacing w:before="40" w:after="40"/>
                     <w:jc w:val="center"/>
                   </w:pPr>
-                  <w:proofErr w:type="spellStart"/>
                   <w:r>
                     <w:rPr>
                       <w:b/>
@@ -593,62 +570,7 @@
                       <w:sz w:val="20"/>
                       <w:szCs w:val="20"/>
                     </w:rPr>
-                    <w:t>Dosen</w:t>
-                  </w:r>
-                  <w:proofErr w:type="spellEnd"/>
-                  <w:r>
-                    <w:rPr>
-                      <w:b/>
-                      <w:bCs/>
-                      <w:color w:val="FFFFFF"/>
-                      <w:sz w:val="20"/>
-                      <w:szCs w:val="20"/>
-                    </w:rPr>
-                    <w:t xml:space="preserve"> </w:t>
-                  </w:r>
-                  <w:proofErr w:type="spellStart"/>
-                  <w:r>
-                    <w:rPr>
-                      <w:b/>
-                      <w:bCs/>
-                      <w:color w:val="FFFFFF"/>
-                      <w:sz w:val="20"/>
-                      <w:szCs w:val="20"/>
-                    </w:rPr>
-                    <w:t>Pengembang</w:t>
-                  </w:r>
-                  <w:proofErr w:type="spellEnd"/>
-                  <w:r>
-                    <w:rPr>
-                      <w:b/>
-                      <w:bCs/>
-                      <w:color w:val="FFFFFF"/>
-                      <w:sz w:val="20"/>
-                      <w:szCs w:val="20"/>
-                    </w:rPr>
-                    <w:t xml:space="preserve"> RPS / </w:t>
-                  </w:r>
-                  <w:proofErr w:type="spellStart"/>
-                  <w:r>
-                    <w:rPr>
-                      <w:b/>
-                      <w:bCs/>
-                      <w:color w:val="FFFFFF"/>
-                      <w:sz w:val="20"/>
-                      <w:szCs w:val="20"/>
-                    </w:rPr>
-                    <w:t>Pengampu</w:t>
-                  </w:r>
-                  <w:proofErr w:type="spellEnd"/>
-                  <w:r>
-                    <w:rPr>
-                      <w:b/>
-                      <w:bCs/>
-                      <w:color w:val="FFFFFF"/>
-                      <w:sz w:val="20"/>
-                      <w:szCs w:val="20"/>
-                    </w:rPr>
-                    <w:t xml:space="preserve"> MK</w:t>
+                    <w:t>Dosen Pengembang RPS / Pengampu MK</w:t>
                   </w:r>
                 </w:p>
               </w:tc>
@@ -675,7 +597,6 @@
                     <w:spacing w:before="40" w:after="40"/>
                     <w:jc w:val="center"/>
                   </w:pPr>
-                  <w:proofErr w:type="spellStart"/>
                   <w:r>
                     <w:rPr>
                       <w:b/>
@@ -684,53 +605,8 @@
                       <w:sz w:val="20"/>
                       <w:szCs w:val="20"/>
                     </w:rPr>
-                    <w:t>Penanggung</w:t>
+                    <w:t>Penanggung Jawab Keilmuan</w:t>
                   </w:r>
-                  <w:proofErr w:type="spellEnd"/>
-                  <w:r>
-                    <w:rPr>
-                      <w:b/>
-                      <w:bCs/>
-                      <w:color w:val="FFFFFF"/>
-                      <w:sz w:val="20"/>
-                      <w:szCs w:val="20"/>
-                    </w:rPr>
-                    <w:t xml:space="preserve"> </w:t>
-                  </w:r>
-                  <w:proofErr w:type="spellStart"/>
-                  <w:r>
-                    <w:rPr>
-                      <w:b/>
-                      <w:bCs/>
-                      <w:color w:val="FFFFFF"/>
-                      <w:sz w:val="20"/>
-                      <w:szCs w:val="20"/>
-                    </w:rPr>
-                    <w:t>Jawab</w:t>
-                  </w:r>
-                  <w:proofErr w:type="spellEnd"/>
-                  <w:r>
-                    <w:rPr>
-                      <w:b/>
-                      <w:bCs/>
-                      <w:color w:val="FFFFFF"/>
-                      <w:sz w:val="20"/>
-                      <w:szCs w:val="20"/>
-                    </w:rPr>
-                    <w:t xml:space="preserve"> </w:t>
-                  </w:r>
-                  <w:proofErr w:type="spellStart"/>
-                  <w:r>
-                    <w:rPr>
-                      <w:b/>
-                      <w:bCs/>
-                      <w:color w:val="FFFFFF"/>
-                      <w:sz w:val="20"/>
-                      <w:szCs w:val="20"/>
-                    </w:rPr>
-                    <w:t>Keilmuan</w:t>
-                  </w:r>
-                  <w:proofErr w:type="spellEnd"/>
                 </w:p>
               </w:tc>
               <w:tc>
@@ -756,7 +632,6 @@
                     <w:spacing w:before="40" w:after="40"/>
                     <w:jc w:val="center"/>
                   </w:pPr>
-                  <w:proofErr w:type="spellStart"/>
                   <w:r>
                     <w:rPr>
                       <w:b/>
@@ -765,31 +640,8 @@
                       <w:sz w:val="20"/>
                       <w:szCs w:val="20"/>
                     </w:rPr>
-                    <w:t>Koordinator</w:t>
+                    <w:t>Koordinator Program Studi</w:t>
                   </w:r>
-                  <w:proofErr w:type="spellEnd"/>
-                  <w:r>
-                    <w:rPr>
-                      <w:b/>
-                      <w:bCs/>
-                      <w:color w:val="FFFFFF"/>
-                      <w:sz w:val="20"/>
-                      <w:szCs w:val="20"/>
-                    </w:rPr>
-                    <w:t xml:space="preserve"> Program </w:t>
-                  </w:r>
-                  <w:proofErr w:type="spellStart"/>
-                  <w:r>
-                    <w:rPr>
-                      <w:b/>
-                      <w:bCs/>
-                      <w:color w:val="FFFFFF"/>
-                      <w:sz w:val="20"/>
-                      <w:szCs w:val="20"/>
-                    </w:rPr>
-                    <w:t>Studi</w:t>
-                  </w:r>
-                  <w:proofErr w:type="spellEnd"/>
                 </w:p>
               </w:tc>
             </w:tr>
@@ -822,34 +674,14 @@
                     <w:spacing w:before="20" w:after="20"/>
                     <w:jc w:val="center"/>
                   </w:pPr>
-                  <w:proofErr w:type="spellStart"/>
                   <w:r>
                     <w:rPr>
                       <w:color w:val="444444"/>
                       <w:sz w:val="19"/>
                       <w:szCs w:val="19"/>
                     </w:rPr>
-                    <w:t>Dosen</w:t>
+                    <w:t>Dosen Pengampu</w:t>
                   </w:r>
-                  <w:proofErr w:type="spellEnd"/>
-                  <w:r>
-                    <w:rPr>
-                      <w:color w:val="444444"/>
-                      <w:sz w:val="19"/>
-                      <w:szCs w:val="19"/>
-                    </w:rPr>
-                    <w:t xml:space="preserve"> </w:t>
-                  </w:r>
-                  <w:proofErr w:type="spellStart"/>
-                  <w:r>
-                    <w:rPr>
-                      <w:color w:val="444444"/>
-                      <w:sz w:val="19"/>
-                      <w:szCs w:val="19"/>
-                    </w:rPr>
-                    <w:t>Pengampu</w:t>
-                  </w:r>
-                  <w:proofErr w:type="spellEnd"/>
                 </w:p>
                 <w:p>
                   <w:pPr>
@@ -862,7 +694,6 @@
                     <w:spacing w:after="20"/>
                     <w:jc w:val="center"/>
                   </w:pPr>
-                  <w:proofErr w:type="spellStart"/>
                   <w:r>
                     <w:rPr>
                       <w:b/>
@@ -871,40 +702,7 @@
                       <w:sz w:val="20"/>
                       <w:szCs w:val="20"/>
                     </w:rPr>
-                    <w:t>Koordinator</w:t>
-                  </w:r>
-                  <w:proofErr w:type="spellEnd"/>
-                  <w:r>
-                    <w:rPr>
-                      <w:b/>
-                      <w:bCs/>
-                      <w:color w:val="1B5E20"/>
-                      <w:sz w:val="20"/>
-                      <w:szCs w:val="20"/>
-                    </w:rPr>
-                    <w:t xml:space="preserve"> KKN STEI FI (Wakil </w:t>
-                  </w:r>
-                  <w:proofErr w:type="spellStart"/>
-                  <w:r>
-                    <w:rPr>
-                      <w:b/>
-                      <w:bCs/>
-                      <w:color w:val="1B5E20"/>
-                      <w:sz w:val="20"/>
-                      <w:szCs w:val="20"/>
-                    </w:rPr>
-                    <w:t>Ketua</w:t>
-                  </w:r>
-                  <w:proofErr w:type="spellEnd"/>
-                  <w:r>
-                    <w:rPr>
-                      <w:b/>
-                      <w:bCs/>
-                      <w:color w:val="1B5E20"/>
-                      <w:sz w:val="20"/>
-                      <w:szCs w:val="20"/>
-                    </w:rPr>
-                    <w:t xml:space="preserve"> I)</w:t>
+                    <w:t>Koordinator KKN STEI FI (Wakil Ketua I)</w:t>
                   </w:r>
                 </w:p>
                 <w:p>
@@ -943,34 +741,14 @@
                     <w:spacing w:before="20" w:after="20"/>
                     <w:jc w:val="center"/>
                   </w:pPr>
-                  <w:proofErr w:type="spellStart"/>
                   <w:r>
                     <w:rPr>
                       <w:color w:val="444444"/>
                       <w:sz w:val="19"/>
                       <w:szCs w:val="19"/>
                     </w:rPr>
-                    <w:t>Dosen</w:t>
+                    <w:t>Dosen Pengampu</w:t>
                   </w:r>
-                  <w:proofErr w:type="spellEnd"/>
-                  <w:r>
-                    <w:rPr>
-                      <w:color w:val="444444"/>
-                      <w:sz w:val="19"/>
-                      <w:szCs w:val="19"/>
-                    </w:rPr>
-                    <w:t xml:space="preserve"> </w:t>
-                  </w:r>
-                  <w:proofErr w:type="spellStart"/>
-                  <w:r>
-                    <w:rPr>
-                      <w:color w:val="444444"/>
-                      <w:sz w:val="19"/>
-                      <w:szCs w:val="19"/>
-                    </w:rPr>
-                    <w:t>Pengampu</w:t>
-                  </w:r>
-                  <w:proofErr w:type="spellEnd"/>
                 </w:p>
                 <w:p>
                   <w:pPr>
@@ -983,7 +761,6 @@
                     <w:spacing w:after="20"/>
                     <w:jc w:val="center"/>
                   </w:pPr>
-                  <w:proofErr w:type="spellStart"/>
                   <w:r>
                     <w:rPr>
                       <w:b/>
@@ -992,40 +769,7 @@
                       <w:sz w:val="20"/>
                       <w:szCs w:val="20"/>
                     </w:rPr>
-                    <w:t>Koordinator</w:t>
-                  </w:r>
-                  <w:proofErr w:type="spellEnd"/>
-                  <w:r>
-                    <w:rPr>
-                      <w:b/>
-                      <w:bCs/>
-                      <w:color w:val="1B5E20"/>
-                      <w:sz w:val="20"/>
-                      <w:szCs w:val="20"/>
-                    </w:rPr>
-                    <w:t xml:space="preserve"> KKN STEI FI (Wakil </w:t>
-                  </w:r>
-                  <w:proofErr w:type="spellStart"/>
-                  <w:r>
-                    <w:rPr>
-                      <w:b/>
-                      <w:bCs/>
-                      <w:color w:val="1B5E20"/>
-                      <w:sz w:val="20"/>
-                      <w:szCs w:val="20"/>
-                    </w:rPr>
-                    <w:t>Ketua</w:t>
-                  </w:r>
-                  <w:proofErr w:type="spellEnd"/>
-                  <w:r>
-                    <w:rPr>
-                      <w:b/>
-                      <w:bCs/>
-                      <w:color w:val="1B5E20"/>
-                      <w:sz w:val="20"/>
-                      <w:szCs w:val="20"/>
-                    </w:rPr>
-                    <w:t xml:space="preserve"> I)</w:t>
+                    <w:t>Koordinator KKN STEI FI (Wakil Ketua I)</w:t>
                   </w:r>
                 </w:p>
                 <w:p>
@@ -1064,34 +808,14 @@
                     <w:spacing w:before="20" w:after="20"/>
                     <w:jc w:val="center"/>
                   </w:pPr>
-                  <w:proofErr w:type="spellStart"/>
                   <w:r>
                     <w:rPr>
                       <w:color w:val="444444"/>
                       <w:sz w:val="19"/>
                       <w:szCs w:val="19"/>
                     </w:rPr>
-                    <w:t>Ketua</w:t>
+                    <w:t>Ketua Program Studi</w:t>
                   </w:r>
-                  <w:proofErr w:type="spellEnd"/>
-                  <w:r>
-                    <w:rPr>
-                      <w:color w:val="444444"/>
-                      <w:sz w:val="19"/>
-                      <w:szCs w:val="19"/>
-                    </w:rPr>
-                    <w:t xml:space="preserve"> Program </w:t>
-                  </w:r>
-                  <w:proofErr w:type="spellStart"/>
-                  <w:r>
-                    <w:rPr>
-                      <w:color w:val="444444"/>
-                      <w:sz w:val="19"/>
-                      <w:szCs w:val="19"/>
-                    </w:rPr>
-                    <w:t>Studi</w:t>
-                  </w:r>
-                  <w:proofErr w:type="spellEnd"/>
                 </w:p>
                 <w:p>
                   <w:pPr>
@@ -1209,20 +933,8 @@
                 <w:sz w:val="20"/>
                 <w:szCs w:val="20"/>
               </w:rPr>
-              <w:t xml:space="preserve">Nama Mata </w:t>
-            </w:r>
-            <w:proofErr w:type="spellStart"/>
-            <w:r>
-              <w:rPr>
-                <w:b/>
-                <w:bCs/>
-                <w:color w:val="1B5E20"/>
-                <w:sz w:val="20"/>
-                <w:szCs w:val="20"/>
-              </w:rPr>
-              <w:t>Kuliah</w:t>
-            </w:r>
-            <w:proofErr w:type="spellEnd"/>
+              <w:t>Nama Mata Kuliah</w:t>
+            </w:r>
           </w:p>
         </w:tc>
         <w:tc>
@@ -1276,53 +988,12 @@
             </w:tcMar>
           </w:tcPr>
           <w:p>
-            <w:proofErr w:type="spellStart"/>
-            <w:r>
-              <w:rPr>
-                <w:sz w:val="20"/>
-                <w:szCs w:val="20"/>
-              </w:rPr>
-              <w:t>Kuliah</w:t>
-            </w:r>
-            <w:proofErr w:type="spellEnd"/>
-            <w:r>
-              <w:rPr>
-                <w:sz w:val="20"/>
-                <w:szCs w:val="20"/>
-              </w:rPr>
-              <w:t xml:space="preserve"> </w:t>
-            </w:r>
-            <w:proofErr w:type="spellStart"/>
-            <w:r>
-              <w:rPr>
-                <w:sz w:val="20"/>
-                <w:szCs w:val="20"/>
-              </w:rPr>
-              <w:t>Kerja</w:t>
-            </w:r>
-            <w:proofErr w:type="spellEnd"/>
-            <w:r>
-              <w:rPr>
-                <w:sz w:val="20"/>
-                <w:szCs w:val="20"/>
-              </w:rPr>
-              <w:t xml:space="preserve"> </w:t>
-            </w:r>
-            <w:proofErr w:type="spellStart"/>
-            <w:r>
-              <w:rPr>
-                <w:sz w:val="20"/>
-                <w:szCs w:val="20"/>
-              </w:rPr>
-              <w:t>Nyata</w:t>
-            </w:r>
-            <w:proofErr w:type="spellEnd"/>
-            <w:r>
-              <w:rPr>
-                <w:sz w:val="20"/>
-                <w:szCs w:val="20"/>
-              </w:rPr>
-              <w:t xml:space="preserve"> (KKN)</w:t>
+            <w:r>
+              <w:rPr>
+                <w:sz w:val="20"/>
+                <w:szCs w:val="20"/>
+              </w:rPr>
+              <w:t>Kuliah Kerja Nyata (KKN)</w:t>
             </w:r>
           </w:p>
         </w:tc>
@@ -1352,7 +1023,6 @@
             </w:tcMar>
           </w:tcPr>
           <w:p>
-            <w:proofErr w:type="spellStart"/>
             <w:r>
               <w:rPr>
                 <w:b/>
@@ -1361,31 +1031,8 @@
                 <w:sz w:val="20"/>
                 <w:szCs w:val="20"/>
               </w:rPr>
-              <w:t>Kode</w:t>
-            </w:r>
-            <w:proofErr w:type="spellEnd"/>
-            <w:r>
-              <w:rPr>
-                <w:b/>
-                <w:bCs/>
-                <w:color w:val="1B5E20"/>
-                <w:sz w:val="20"/>
-                <w:szCs w:val="20"/>
-              </w:rPr>
-              <w:t xml:space="preserve"> &amp; </w:t>
-            </w:r>
-            <w:proofErr w:type="spellStart"/>
-            <w:r>
-              <w:rPr>
-                <w:b/>
-                <w:bCs/>
-                <w:color w:val="1B5E20"/>
-                <w:sz w:val="20"/>
-                <w:szCs w:val="20"/>
-              </w:rPr>
-              <w:t>Bobot</w:t>
-            </w:r>
-            <w:proofErr w:type="spellEnd"/>
+              <w:t>Kode &amp; Bobot</w:t>
+            </w:r>
           </w:p>
         </w:tc>
         <w:tc>
@@ -1542,65 +1189,8 @@
                 <w:sz w:val="20"/>
                 <w:szCs w:val="20"/>
               </w:rPr>
-              <w:t>VII (</w:t>
-            </w:r>
-            <w:proofErr w:type="spellStart"/>
-            <w:r>
-              <w:rPr>
-                <w:sz w:val="20"/>
-                <w:szCs w:val="20"/>
-              </w:rPr>
-              <w:t>Tujuh</w:t>
-            </w:r>
-            <w:proofErr w:type="spellEnd"/>
-            <w:r>
-              <w:rPr>
-                <w:sz w:val="20"/>
-                <w:szCs w:val="20"/>
-              </w:rPr>
-              <w:t xml:space="preserve">) / </w:t>
-            </w:r>
-            <w:proofErr w:type="spellStart"/>
-            <w:r>
-              <w:rPr>
-                <w:sz w:val="20"/>
-                <w:szCs w:val="20"/>
-              </w:rPr>
-              <w:t>Ganjil</w:t>
-            </w:r>
-            <w:proofErr w:type="spellEnd"/>
-            <w:r>
-              <w:rPr>
-                <w:sz w:val="20"/>
-                <w:szCs w:val="20"/>
-              </w:rPr>
-              <w:t xml:space="preserve"> </w:t>
-            </w:r>
-            <w:proofErr w:type="spellStart"/>
-            <w:r>
-              <w:rPr>
-                <w:sz w:val="20"/>
-                <w:szCs w:val="20"/>
-              </w:rPr>
-              <w:t>atau</w:t>
-            </w:r>
-            <w:proofErr w:type="spellEnd"/>
-            <w:r>
-              <w:rPr>
-                <w:sz w:val="20"/>
-                <w:szCs w:val="20"/>
-              </w:rPr>
-              <w:t xml:space="preserve"> </w:t>
-            </w:r>
-            <w:proofErr w:type="spellStart"/>
-            <w:r>
-              <w:rPr>
-                <w:sz w:val="20"/>
-                <w:szCs w:val="20"/>
-              </w:rPr>
-              <w:t>Genap</w:t>
-            </w:r>
-            <w:proofErr w:type="spellEnd"/>
+              <w:t>VII (Tujuh) / Ganjil atau Genap</w:t>
+            </w:r>
           </w:p>
         </w:tc>
       </w:tr>
@@ -1637,20 +1227,8 @@
                 <w:sz w:val="20"/>
                 <w:szCs w:val="20"/>
               </w:rPr>
-              <w:t xml:space="preserve">Program </w:t>
-            </w:r>
-            <w:proofErr w:type="spellStart"/>
-            <w:r>
-              <w:rPr>
-                <w:b/>
-                <w:bCs/>
-                <w:color w:val="1B5E20"/>
-                <w:sz w:val="20"/>
-                <w:szCs w:val="20"/>
-              </w:rPr>
-              <w:t>Studi</w:t>
-            </w:r>
-            <w:proofErr w:type="spellEnd"/>
+              <w:t>Program Studi</w:t>
+            </w:r>
           </w:p>
         </w:tc>
         <w:tc>
@@ -1704,63 +1282,13 @@
             </w:tcMar>
           </w:tcPr>
           <w:p>
-            <w:proofErr w:type="spellStart"/>
-            <w:r>
-              <w:rPr>
-                <w:sz w:val="20"/>
-                <w:szCs w:val="20"/>
-              </w:rPr>
-              <w:t>Ekonomi</w:t>
-            </w:r>
-            <w:proofErr w:type="spellEnd"/>
-            <w:r>
-              <w:rPr>
-                <w:sz w:val="20"/>
-                <w:szCs w:val="20"/>
-              </w:rPr>
-              <w:t xml:space="preserve"> </w:t>
-            </w:r>
-            <w:proofErr w:type="spellStart"/>
-            <w:r>
-              <w:rPr>
-                <w:sz w:val="20"/>
-                <w:szCs w:val="20"/>
-              </w:rPr>
-              <w:t>Syariah</w:t>
-            </w:r>
-            <w:proofErr w:type="spellEnd"/>
-            <w:r>
-              <w:rPr>
-                <w:sz w:val="20"/>
-                <w:szCs w:val="20"/>
-              </w:rPr>
-              <w:t xml:space="preserve"> / </w:t>
-            </w:r>
-            <w:proofErr w:type="spellStart"/>
-            <w:r>
-              <w:rPr>
-                <w:sz w:val="20"/>
-                <w:szCs w:val="20"/>
-              </w:rPr>
-              <w:t>Perbankan</w:t>
-            </w:r>
-            <w:proofErr w:type="spellEnd"/>
-            <w:r>
-              <w:rPr>
-                <w:sz w:val="20"/>
-                <w:szCs w:val="20"/>
-              </w:rPr>
-              <w:t xml:space="preserve"> </w:t>
-            </w:r>
-            <w:proofErr w:type="spellStart"/>
-            <w:r>
-              <w:rPr>
-                <w:sz w:val="20"/>
-                <w:szCs w:val="20"/>
-              </w:rPr>
-              <w:t>Syariah</w:t>
-            </w:r>
-            <w:proofErr w:type="spellEnd"/>
+            <w:r>
+              <w:rPr>
+                <w:sz w:val="20"/>
+                <w:szCs w:val="20"/>
+              </w:rPr>
+              <w:t>Ekonomi Syariah / Perbankan Syariah</w:t>
+            </w:r>
           </w:p>
         </w:tc>
       </w:tr>
@@ -1789,7 +1317,6 @@
             </w:tcMar>
           </w:tcPr>
           <w:p>
-            <w:proofErr w:type="spellStart"/>
             <w:r>
               <w:rPr>
                 <w:b/>
@@ -1798,31 +1325,8 @@
                 <w:sz w:val="20"/>
                 <w:szCs w:val="20"/>
               </w:rPr>
-              <w:t>Bentuk</w:t>
-            </w:r>
-            <w:proofErr w:type="spellEnd"/>
-            <w:r>
-              <w:rPr>
-                <w:b/>
-                <w:bCs/>
-                <w:color w:val="1B5E20"/>
-                <w:sz w:val="20"/>
-                <w:szCs w:val="20"/>
-              </w:rPr>
-              <w:t xml:space="preserve"> </w:t>
-            </w:r>
-            <w:proofErr w:type="spellStart"/>
-            <w:r>
-              <w:rPr>
-                <w:b/>
-                <w:bCs/>
-                <w:color w:val="1B5E20"/>
-                <w:sz w:val="20"/>
-                <w:szCs w:val="20"/>
-              </w:rPr>
-              <w:t>Kegiatan</w:t>
-            </w:r>
-            <w:proofErr w:type="spellEnd"/>
+              <w:t>Bentuk Kegiatan</w:t>
+            </w:r>
           </w:p>
         </w:tc>
         <w:tc>
@@ -1876,79 +1380,13 @@
             </w:tcMar>
           </w:tcPr>
           <w:p>
-            <w:proofErr w:type="spellStart"/>
-            <w:r>
-              <w:rPr>
-                <w:sz w:val="20"/>
-                <w:szCs w:val="20"/>
-              </w:rPr>
-              <w:t>Praktek</w:t>
-            </w:r>
-            <w:proofErr w:type="spellEnd"/>
-            <w:r>
-              <w:rPr>
-                <w:sz w:val="20"/>
-                <w:szCs w:val="20"/>
-              </w:rPr>
-              <w:t xml:space="preserve"> </w:t>
-            </w:r>
-            <w:proofErr w:type="spellStart"/>
-            <w:r>
-              <w:rPr>
-                <w:sz w:val="20"/>
-                <w:szCs w:val="20"/>
-              </w:rPr>
-              <w:t>lapangan</w:t>
-            </w:r>
-            <w:proofErr w:type="spellEnd"/>
-            <w:r>
-              <w:rPr>
-                <w:sz w:val="20"/>
-                <w:szCs w:val="20"/>
-              </w:rPr>
-              <w:t xml:space="preserve"> (field work) 4-6 </w:t>
-            </w:r>
-            <w:proofErr w:type="spellStart"/>
-            <w:r>
-              <w:rPr>
-                <w:sz w:val="20"/>
-                <w:szCs w:val="20"/>
-              </w:rPr>
-              <w:t>minggu</w:t>
-            </w:r>
-            <w:proofErr w:type="spellEnd"/>
-            <w:r>
-              <w:rPr>
-                <w:sz w:val="20"/>
-                <w:szCs w:val="20"/>
-              </w:rPr>
-              <w:t xml:space="preserve"> di </w:t>
-            </w:r>
-            <w:proofErr w:type="spellStart"/>
-            <w:r>
-              <w:rPr>
-                <w:sz w:val="20"/>
-                <w:szCs w:val="20"/>
-              </w:rPr>
-              <w:t>komunitas</w:t>
-            </w:r>
-            <w:proofErr w:type="spellEnd"/>
-            <w:r>
-              <w:rPr>
-                <w:sz w:val="20"/>
-                <w:szCs w:val="20"/>
-              </w:rPr>
-              <w:t>/</w:t>
-            </w:r>
-            <w:proofErr w:type="spellStart"/>
-            <w:r>
-              <w:rPr>
-                <w:sz w:val="20"/>
-                <w:szCs w:val="20"/>
-              </w:rPr>
-              <w:t>desa</w:t>
-            </w:r>
-            <w:proofErr w:type="spellEnd"/>
+            <w:r>
+              <w:rPr>
+                <w:sz w:val="20"/>
+                <w:szCs w:val="20"/>
+              </w:rPr>
+              <w:t>Praktek lapangan (field work) 4-6 minggu di komunitas/desa</w:t>
+            </w:r>
           </w:p>
         </w:tc>
       </w:tr>
@@ -1977,7 +1415,6 @@
             </w:tcMar>
           </w:tcPr>
           <w:p>
-            <w:proofErr w:type="spellStart"/>
             <w:r>
               <w:rPr>
                 <w:b/>
@@ -1988,7 +1425,6 @@
               </w:rPr>
               <w:t>Koordinator</w:t>
             </w:r>
-            <w:proofErr w:type="spellEnd"/>
           </w:p>
         </w:tc>
         <w:tc>
@@ -2047,55 +1483,7 @@
                 <w:sz w:val="20"/>
                 <w:szCs w:val="20"/>
               </w:rPr>
-              <w:t xml:space="preserve">Wakil </w:t>
-            </w:r>
-            <w:proofErr w:type="spellStart"/>
-            <w:r>
-              <w:rPr>
-                <w:sz w:val="20"/>
-                <w:szCs w:val="20"/>
-              </w:rPr>
-              <w:t>Ketua</w:t>
-            </w:r>
-            <w:proofErr w:type="spellEnd"/>
-            <w:r>
-              <w:rPr>
-                <w:sz w:val="20"/>
-                <w:szCs w:val="20"/>
-              </w:rPr>
-              <w:t xml:space="preserve"> I </w:t>
-            </w:r>
-            <w:proofErr w:type="spellStart"/>
-            <w:r>
-              <w:rPr>
-                <w:sz w:val="20"/>
-                <w:szCs w:val="20"/>
-              </w:rPr>
-              <w:t>Bidang</w:t>
-            </w:r>
-            <w:proofErr w:type="spellEnd"/>
-            <w:r>
-              <w:rPr>
-                <w:sz w:val="20"/>
-                <w:szCs w:val="20"/>
-              </w:rPr>
-              <w:t xml:space="preserve"> </w:t>
-            </w:r>
-            <w:proofErr w:type="spellStart"/>
-            <w:r>
-              <w:rPr>
-                <w:sz w:val="20"/>
-                <w:szCs w:val="20"/>
-              </w:rPr>
-              <w:t>Akademik</w:t>
-            </w:r>
-            <w:proofErr w:type="spellEnd"/>
-            <w:r>
-              <w:rPr>
-                <w:sz w:val="20"/>
-                <w:szCs w:val="20"/>
-              </w:rPr>
-              <w:t xml:space="preserve"> STEI FI</w:t>
+              <w:t>Wakil Ketua I Bidang Akademik STEI FI</w:t>
             </w:r>
           </w:p>
         </w:tc>
@@ -2181,7 +1569,6 @@
               <w:spacing w:before="40" w:after="40"/>
               <w:jc w:val="center"/>
             </w:pPr>
-            <w:proofErr w:type="spellStart"/>
             <w:r>
               <w:rPr>
                 <w:b/>
@@ -2192,7 +1579,6 @@
               </w:rPr>
               <w:t>Aspek</w:t>
             </w:r>
-            <w:proofErr w:type="spellEnd"/>
           </w:p>
         </w:tc>
         <w:tc>
@@ -2218,7 +1604,6 @@
               <w:spacing w:before="40" w:after="40"/>
               <w:jc w:val="center"/>
             </w:pPr>
-            <w:proofErr w:type="spellStart"/>
             <w:r>
               <w:rPr>
                 <w:b/>
@@ -2229,7 +1614,6 @@
               </w:rPr>
               <w:t>Uraian</w:t>
             </w:r>
-            <w:proofErr w:type="spellEnd"/>
           </w:p>
         </w:tc>
       </w:tr>
@@ -2270,42 +1654,8 @@
                 <w:sz w:val="20"/>
                 <w:szCs w:val="20"/>
               </w:rPr>
-              <w:t xml:space="preserve">Locus </w:t>
-            </w:r>
-            <w:proofErr w:type="spellStart"/>
-            <w:r>
-              <w:rPr>
-                <w:b/>
-                <w:bCs/>
-                <w:color w:val="1B5E20"/>
-                <w:sz w:val="20"/>
-                <w:szCs w:val="20"/>
-              </w:rPr>
-              <w:t>dalam</w:t>
-            </w:r>
-            <w:proofErr w:type="spellEnd"/>
-            <w:r>
-              <w:rPr>
-                <w:b/>
-                <w:bCs/>
-                <w:color w:val="1B5E20"/>
-                <w:sz w:val="20"/>
-                <w:szCs w:val="20"/>
-              </w:rPr>
-              <w:t xml:space="preserve"> </w:t>
-            </w:r>
-            <w:proofErr w:type="spellStart"/>
-            <w:r>
-              <w:rPr>
-                <w:b/>
-                <w:bCs/>
-                <w:color w:val="1B5E20"/>
-                <w:sz w:val="20"/>
-                <w:szCs w:val="20"/>
-              </w:rPr>
-              <w:t>Kurikulum</w:t>
-            </w:r>
-            <w:proofErr w:type="spellEnd"/>
+              <w:t>Locus dalam Kurikulum</w:t>
+            </w:r>
           </w:p>
         </w:tc>
         <w:tc>
@@ -2336,126 +1686,8 @@
                 <w:sz w:val="20"/>
                 <w:szCs w:val="20"/>
               </w:rPr>
-              <w:t xml:space="preserve">Mata </w:t>
-            </w:r>
-            <w:proofErr w:type="spellStart"/>
-            <w:r>
-              <w:rPr>
-                <w:color w:val="000000"/>
-                <w:sz w:val="20"/>
-                <w:szCs w:val="20"/>
-              </w:rPr>
-              <w:t>kuliah</w:t>
-            </w:r>
-            <w:proofErr w:type="spellEnd"/>
-            <w:r>
-              <w:rPr>
-                <w:color w:val="000000"/>
-                <w:sz w:val="20"/>
-                <w:szCs w:val="20"/>
-              </w:rPr>
-              <w:t xml:space="preserve"> </w:t>
-            </w:r>
-            <w:proofErr w:type="spellStart"/>
-            <w:r>
-              <w:rPr>
-                <w:color w:val="000000"/>
-                <w:sz w:val="20"/>
-                <w:szCs w:val="20"/>
-              </w:rPr>
-              <w:t>praktek</w:t>
-            </w:r>
-            <w:proofErr w:type="spellEnd"/>
-            <w:r>
-              <w:rPr>
-                <w:color w:val="000000"/>
-                <w:sz w:val="20"/>
-                <w:szCs w:val="20"/>
-              </w:rPr>
-              <w:t xml:space="preserve">/experiential learning Semester 7 — </w:t>
-            </w:r>
-            <w:proofErr w:type="spellStart"/>
-            <w:r>
-              <w:rPr>
-                <w:color w:val="000000"/>
-                <w:sz w:val="20"/>
-                <w:szCs w:val="20"/>
-              </w:rPr>
-              <w:t>integrasi</w:t>
-            </w:r>
-            <w:proofErr w:type="spellEnd"/>
-            <w:r>
-              <w:rPr>
-                <w:color w:val="000000"/>
-                <w:sz w:val="20"/>
-                <w:szCs w:val="20"/>
-              </w:rPr>
-              <w:t xml:space="preserve"> </w:t>
-            </w:r>
-            <w:proofErr w:type="spellStart"/>
-            <w:r>
-              <w:rPr>
-                <w:color w:val="000000"/>
-                <w:sz w:val="20"/>
-                <w:szCs w:val="20"/>
-              </w:rPr>
-              <w:t>teori</w:t>
-            </w:r>
-            <w:proofErr w:type="spellEnd"/>
-            <w:r>
-              <w:rPr>
-                <w:color w:val="000000"/>
-                <w:sz w:val="20"/>
-                <w:szCs w:val="20"/>
-              </w:rPr>
-              <w:t xml:space="preserve"> </w:t>
-            </w:r>
-            <w:proofErr w:type="spellStart"/>
-            <w:r>
-              <w:rPr>
-                <w:color w:val="000000"/>
-                <w:sz w:val="20"/>
-                <w:szCs w:val="20"/>
-              </w:rPr>
-              <w:t>dan</w:t>
-            </w:r>
-            <w:proofErr w:type="spellEnd"/>
-            <w:r>
-              <w:rPr>
-                <w:color w:val="000000"/>
-                <w:sz w:val="20"/>
-                <w:szCs w:val="20"/>
-              </w:rPr>
-              <w:t xml:space="preserve"> </w:t>
-            </w:r>
-            <w:proofErr w:type="spellStart"/>
-            <w:r>
-              <w:rPr>
-                <w:color w:val="000000"/>
-                <w:sz w:val="20"/>
-                <w:szCs w:val="20"/>
-              </w:rPr>
-              <w:t>praktik</w:t>
-            </w:r>
-            <w:proofErr w:type="spellEnd"/>
-            <w:r>
-              <w:rPr>
-                <w:color w:val="000000"/>
-                <w:sz w:val="20"/>
-                <w:szCs w:val="20"/>
-              </w:rPr>
-              <w:t xml:space="preserve"> </w:t>
-            </w:r>
-            <w:proofErr w:type="spellStart"/>
-            <w:r>
-              <w:rPr>
-                <w:color w:val="000000"/>
-                <w:sz w:val="20"/>
-                <w:szCs w:val="20"/>
-              </w:rPr>
-              <w:t>sosial</w:t>
-            </w:r>
-            <w:proofErr w:type="spellEnd"/>
+              <w:t>Mata kuliah praktek/experiential learning Semester 7 — integrasi teori dan praktik sosial</w:t>
+            </w:r>
           </w:p>
         </w:tc>
       </w:tr>
@@ -2488,7 +1720,6 @@
             <w:pPr>
               <w:spacing w:before="40" w:after="40"/>
             </w:pPr>
-            <w:proofErr w:type="spellStart"/>
             <w:r>
               <w:rPr>
                 <w:b/>
@@ -2497,18 +1728,8 @@
                 <w:sz w:val="20"/>
                 <w:szCs w:val="20"/>
               </w:rPr>
-              <w:t>Kontribusi</w:t>
-            </w:r>
-            <w:proofErr w:type="spellEnd"/>
-            <w:r>
-              <w:rPr>
-                <w:b/>
-                <w:bCs/>
-                <w:color w:val="1B5E20"/>
-                <w:sz w:val="20"/>
-                <w:szCs w:val="20"/>
-              </w:rPr>
-              <w:t xml:space="preserve"> CPL</w:t>
+              <w:lastRenderedPageBreak/>
+              <w:t>Kontribusi CPL</w:t>
             </w:r>
           </w:p>
         </w:tc>
@@ -2534,160 +1755,14 @@
             <w:pPr>
               <w:spacing w:before="40" w:after="40"/>
             </w:pPr>
-            <w:proofErr w:type="spellStart"/>
-            <w:r>
-              <w:rPr>
-                <w:color w:val="000000"/>
-                <w:sz w:val="20"/>
-                <w:szCs w:val="20"/>
-              </w:rPr>
-              <w:t>Mengintegrasikan</w:t>
-            </w:r>
-            <w:proofErr w:type="spellEnd"/>
-            <w:r>
-              <w:rPr>
-                <w:color w:val="000000"/>
-                <w:sz w:val="20"/>
-                <w:szCs w:val="20"/>
-              </w:rPr>
-              <w:t xml:space="preserve"> </w:t>
-            </w:r>
-            <w:proofErr w:type="spellStart"/>
-            <w:r>
-              <w:rPr>
-                <w:color w:val="000000"/>
-                <w:sz w:val="20"/>
-                <w:szCs w:val="20"/>
-              </w:rPr>
-              <w:t>seluruh</w:t>
-            </w:r>
-            <w:proofErr w:type="spellEnd"/>
-            <w:r>
-              <w:rPr>
-                <w:color w:val="000000"/>
-                <w:sz w:val="20"/>
-                <w:szCs w:val="20"/>
-              </w:rPr>
-              <w:t xml:space="preserve"> CPL </w:t>
-            </w:r>
-            <w:proofErr w:type="spellStart"/>
-            <w:r>
-              <w:rPr>
-                <w:color w:val="000000"/>
-                <w:sz w:val="20"/>
-                <w:szCs w:val="20"/>
-              </w:rPr>
-              <w:t>dalam</w:t>
-            </w:r>
-            <w:proofErr w:type="spellEnd"/>
-            <w:r>
-              <w:rPr>
-                <w:color w:val="000000"/>
-                <w:sz w:val="20"/>
-                <w:szCs w:val="20"/>
-              </w:rPr>
-              <w:t xml:space="preserve"> </w:t>
-            </w:r>
-            <w:proofErr w:type="spellStart"/>
-            <w:r>
-              <w:rPr>
-                <w:color w:val="000000"/>
-                <w:sz w:val="20"/>
-                <w:szCs w:val="20"/>
-              </w:rPr>
-              <w:t>konteks</w:t>
-            </w:r>
-            <w:proofErr w:type="spellEnd"/>
-            <w:r>
-              <w:rPr>
-                <w:color w:val="000000"/>
-                <w:sz w:val="20"/>
-                <w:szCs w:val="20"/>
-              </w:rPr>
-              <w:t xml:space="preserve"> </w:t>
-            </w:r>
-            <w:proofErr w:type="spellStart"/>
-            <w:r>
-              <w:rPr>
-                <w:color w:val="000000"/>
-                <w:sz w:val="20"/>
-                <w:szCs w:val="20"/>
-              </w:rPr>
-              <w:t>praktik</w:t>
-            </w:r>
-            <w:proofErr w:type="spellEnd"/>
-            <w:r>
-              <w:rPr>
-                <w:color w:val="000000"/>
-                <w:sz w:val="20"/>
-                <w:szCs w:val="20"/>
-              </w:rPr>
-              <w:t xml:space="preserve"> </w:t>
-            </w:r>
-            <w:proofErr w:type="spellStart"/>
-            <w:r>
-              <w:rPr>
-                <w:color w:val="000000"/>
-                <w:sz w:val="20"/>
-                <w:szCs w:val="20"/>
-              </w:rPr>
-              <w:t>lapangan</w:t>
-            </w:r>
-            <w:proofErr w:type="spellEnd"/>
-            <w:r>
-              <w:rPr>
-                <w:color w:val="000000"/>
-                <w:sz w:val="20"/>
-                <w:szCs w:val="20"/>
-              </w:rPr>
-              <w:t xml:space="preserve"> </w:t>
-            </w:r>
-            <w:proofErr w:type="spellStart"/>
-            <w:r>
-              <w:rPr>
-                <w:color w:val="000000"/>
-                <w:sz w:val="20"/>
-                <w:szCs w:val="20"/>
-              </w:rPr>
-              <w:t>dan</w:t>
-            </w:r>
-            <w:proofErr w:type="spellEnd"/>
-            <w:r>
-              <w:rPr>
-                <w:color w:val="000000"/>
-                <w:sz w:val="20"/>
-                <w:szCs w:val="20"/>
-              </w:rPr>
-              <w:t xml:space="preserve"> </w:t>
-            </w:r>
-            <w:proofErr w:type="spellStart"/>
-            <w:r>
-              <w:rPr>
-                <w:color w:val="000000"/>
-                <w:sz w:val="20"/>
-                <w:szCs w:val="20"/>
-              </w:rPr>
-              <w:t>pengabdian</w:t>
-            </w:r>
-            <w:proofErr w:type="spellEnd"/>
-            <w:r>
-              <w:rPr>
-                <w:color w:val="000000"/>
-                <w:sz w:val="20"/>
-                <w:szCs w:val="20"/>
-              </w:rPr>
-              <w:t xml:space="preserve"> </w:t>
-            </w:r>
-            <w:proofErr w:type="spellStart"/>
-            <w:r>
-              <w:rPr>
-                <w:color w:val="000000"/>
-                <w:sz w:val="20"/>
-                <w:szCs w:val="20"/>
-              </w:rPr>
-              <w:t>masyarakat</w:t>
-            </w:r>
-            <w:proofErr w:type="spellEnd"/>
+            <w:r>
+              <w:rPr>
+                <w:color w:val="000000"/>
+                <w:sz w:val="20"/>
+                <w:szCs w:val="20"/>
+              </w:rPr>
+              <w:t>Mengintegrasikan seluruh CPL dalam konteks praktik lapangan dan pengabdian masyarakat</w:t>
+            </w:r>
           </w:p>
         </w:tc>
       </w:tr>
@@ -2720,7 +1795,6 @@
             <w:pPr>
               <w:spacing w:before="40" w:after="40"/>
             </w:pPr>
-            <w:proofErr w:type="spellStart"/>
             <w:r>
               <w:rPr>
                 <w:b/>
@@ -2729,31 +1803,8 @@
                 <w:sz w:val="20"/>
                 <w:szCs w:val="20"/>
               </w:rPr>
-              <w:t>Pencapaian</w:t>
-            </w:r>
-            <w:proofErr w:type="spellEnd"/>
-            <w:r>
-              <w:rPr>
-                <w:b/>
-                <w:bCs/>
-                <w:color w:val="1B5E20"/>
-                <w:sz w:val="20"/>
-                <w:szCs w:val="20"/>
-              </w:rPr>
-              <w:t xml:space="preserve"> </w:t>
-            </w:r>
-            <w:proofErr w:type="spellStart"/>
-            <w:r>
-              <w:rPr>
-                <w:b/>
-                <w:bCs/>
-                <w:color w:val="1B5E20"/>
-                <w:sz w:val="20"/>
-                <w:szCs w:val="20"/>
-              </w:rPr>
-              <w:t>Tujuan</w:t>
-            </w:r>
-            <w:proofErr w:type="spellEnd"/>
+              <w:t>Pencapaian Tujuan</w:t>
+            </w:r>
           </w:p>
         </w:tc>
         <w:tc>
@@ -2778,167 +1829,13 @@
             <w:pPr>
               <w:spacing w:before="40" w:after="40"/>
             </w:pPr>
-            <w:proofErr w:type="spellStart"/>
-            <w:r>
-              <w:rPr>
-                <w:color w:val="000000"/>
-                <w:sz w:val="20"/>
-                <w:szCs w:val="20"/>
-              </w:rPr>
-              <w:t>Membangun</w:t>
-            </w:r>
-            <w:proofErr w:type="spellEnd"/>
-            <w:r>
-              <w:rPr>
-                <w:color w:val="000000"/>
-                <w:sz w:val="20"/>
-                <w:szCs w:val="20"/>
-              </w:rPr>
-              <w:t xml:space="preserve"> </w:t>
-            </w:r>
-            <w:proofErr w:type="spellStart"/>
-            <w:r>
-              <w:rPr>
-                <w:color w:val="000000"/>
-                <w:sz w:val="20"/>
-                <w:szCs w:val="20"/>
-              </w:rPr>
-              <w:t>karakter</w:t>
-            </w:r>
-            <w:proofErr w:type="spellEnd"/>
-            <w:r>
-              <w:rPr>
-                <w:color w:val="000000"/>
-                <w:sz w:val="20"/>
-                <w:szCs w:val="20"/>
-              </w:rPr>
-              <w:t xml:space="preserve"> </w:t>
-            </w:r>
-            <w:proofErr w:type="spellStart"/>
-            <w:r>
-              <w:rPr>
-                <w:color w:val="000000"/>
-                <w:sz w:val="20"/>
-                <w:szCs w:val="20"/>
-              </w:rPr>
-              <w:t>enterpreneurship</w:t>
-            </w:r>
-            <w:proofErr w:type="spellEnd"/>
-            <w:r>
-              <w:rPr>
-                <w:color w:val="000000"/>
-                <w:sz w:val="20"/>
-                <w:szCs w:val="20"/>
-              </w:rPr>
-              <w:t xml:space="preserve">, </w:t>
-            </w:r>
-            <w:proofErr w:type="spellStart"/>
-            <w:r>
-              <w:rPr>
-                <w:color w:val="000000"/>
-                <w:sz w:val="20"/>
-                <w:szCs w:val="20"/>
-              </w:rPr>
-              <w:t>kepemimpinan</w:t>
-            </w:r>
-            <w:proofErr w:type="spellEnd"/>
-            <w:r>
-              <w:rPr>
-                <w:color w:val="000000"/>
-                <w:sz w:val="20"/>
-                <w:szCs w:val="20"/>
-              </w:rPr>
-              <w:t xml:space="preserve">, </w:t>
-            </w:r>
-            <w:proofErr w:type="spellStart"/>
-            <w:r>
-              <w:rPr>
-                <w:color w:val="000000"/>
-                <w:sz w:val="20"/>
-                <w:szCs w:val="20"/>
-              </w:rPr>
-              <w:t>dan</w:t>
-            </w:r>
-            <w:proofErr w:type="spellEnd"/>
-            <w:r>
-              <w:rPr>
-                <w:color w:val="000000"/>
-                <w:sz w:val="20"/>
-                <w:szCs w:val="20"/>
-              </w:rPr>
-              <w:t xml:space="preserve"> </w:t>
-            </w:r>
-            <w:proofErr w:type="spellStart"/>
-            <w:r>
-              <w:rPr>
-                <w:color w:val="000000"/>
-                <w:sz w:val="20"/>
-                <w:szCs w:val="20"/>
-              </w:rPr>
-              <w:t>kepedulian</w:t>
-            </w:r>
-            <w:proofErr w:type="spellEnd"/>
-            <w:r>
-              <w:rPr>
-                <w:color w:val="000000"/>
-                <w:sz w:val="20"/>
-                <w:szCs w:val="20"/>
-              </w:rPr>
-              <w:t xml:space="preserve"> </w:t>
-            </w:r>
-            <w:proofErr w:type="spellStart"/>
-            <w:r>
-              <w:rPr>
-                <w:color w:val="000000"/>
-                <w:sz w:val="20"/>
-                <w:szCs w:val="20"/>
-              </w:rPr>
-              <w:t>sosial</w:t>
-            </w:r>
-            <w:proofErr w:type="spellEnd"/>
-            <w:r>
-              <w:rPr>
-                <w:color w:val="000000"/>
-                <w:sz w:val="20"/>
-                <w:szCs w:val="20"/>
-              </w:rPr>
-              <w:t xml:space="preserve"> </w:t>
-            </w:r>
-            <w:proofErr w:type="spellStart"/>
-            <w:r>
-              <w:rPr>
-                <w:color w:val="000000"/>
-                <w:sz w:val="20"/>
-                <w:szCs w:val="20"/>
-              </w:rPr>
-              <w:t>berbasis</w:t>
-            </w:r>
-            <w:proofErr w:type="spellEnd"/>
-            <w:r>
-              <w:rPr>
-                <w:color w:val="000000"/>
-                <w:sz w:val="20"/>
-                <w:szCs w:val="20"/>
-              </w:rPr>
-              <w:t xml:space="preserve"> </w:t>
-            </w:r>
-            <w:proofErr w:type="spellStart"/>
-            <w:r>
-              <w:rPr>
-                <w:color w:val="000000"/>
-                <w:sz w:val="20"/>
-                <w:szCs w:val="20"/>
-              </w:rPr>
-              <w:t>nilai</w:t>
-            </w:r>
-            <w:proofErr w:type="spellEnd"/>
-            <w:r>
-              <w:rPr>
-                <w:color w:val="000000"/>
-                <w:sz w:val="20"/>
-                <w:szCs w:val="20"/>
-              </w:rPr>
-              <w:t xml:space="preserve"> Islam</w:t>
+            <w:r>
+              <w:rPr>
+                <w:color w:val="000000"/>
+                <w:sz w:val="20"/>
+                <w:szCs w:val="20"/>
+              </w:rPr>
+              <w:t>Membangun karakter enterpreneurship, kepemimpinan, dan kepedulian sosial berbasis nilai Islam</w:t>
             </w:r>
           </w:p>
         </w:tc>
@@ -2974,95 +1871,7 @@
         <w:jc w:val="both"/>
       </w:pPr>
       <w:r>
-        <w:t xml:space="preserve">CPL </w:t>
-      </w:r>
-      <w:proofErr w:type="spellStart"/>
-      <w:r>
-        <w:t>mengacu</w:t>
-      </w:r>
-      <w:proofErr w:type="spellEnd"/>
-      <w:r>
-        <w:t xml:space="preserve"> </w:t>
-      </w:r>
-      <w:proofErr w:type="spellStart"/>
-      <w:r>
-        <w:t>pada</w:t>
-      </w:r>
-      <w:proofErr w:type="spellEnd"/>
-      <w:r>
-        <w:t xml:space="preserve"> </w:t>
-      </w:r>
-      <w:proofErr w:type="spellStart"/>
-      <w:r>
-        <w:t>dokumen</w:t>
-      </w:r>
-      <w:proofErr w:type="spellEnd"/>
-      <w:r>
-        <w:t xml:space="preserve"> CPL </w:t>
-      </w:r>
-      <w:proofErr w:type="spellStart"/>
-      <w:r>
-        <w:t>resmi</w:t>
-      </w:r>
-      <w:proofErr w:type="spellEnd"/>
-      <w:r>
-        <w:t xml:space="preserve"> Prodi </w:t>
-      </w:r>
-      <w:proofErr w:type="spellStart"/>
-      <w:r>
-        <w:t>Ekonomi</w:t>
-      </w:r>
-      <w:proofErr w:type="spellEnd"/>
-      <w:r>
-        <w:t xml:space="preserve"> </w:t>
-      </w:r>
-      <w:proofErr w:type="spellStart"/>
-      <w:r>
-        <w:t>Syariah</w:t>
-      </w:r>
-      <w:proofErr w:type="spellEnd"/>
-      <w:r>
-        <w:t xml:space="preserve"> / </w:t>
-      </w:r>
-      <w:proofErr w:type="spellStart"/>
-      <w:r>
-        <w:t>Perbankan</w:t>
-      </w:r>
-      <w:proofErr w:type="spellEnd"/>
-      <w:r>
-        <w:t xml:space="preserve"> </w:t>
-      </w:r>
-      <w:proofErr w:type="spellStart"/>
-      <w:r>
-        <w:t>Syariah</w:t>
-      </w:r>
-      <w:proofErr w:type="spellEnd"/>
-      <w:r>
-        <w:t xml:space="preserve"> STEI </w:t>
-      </w:r>
-      <w:proofErr w:type="spellStart"/>
-      <w:r>
-        <w:t>Fitrah</w:t>
-      </w:r>
-      <w:proofErr w:type="spellEnd"/>
-      <w:r>
-        <w:t xml:space="preserve"> </w:t>
-      </w:r>
-      <w:proofErr w:type="spellStart"/>
-      <w:r>
-        <w:t>Insani</w:t>
-      </w:r>
-      <w:proofErr w:type="spellEnd"/>
-      <w:r>
-        <w:t xml:space="preserve"> TA 2026/2027 (SN-DIKTI </w:t>
-      </w:r>
-      <w:proofErr w:type="spellStart"/>
-      <w:r>
-        <w:t>Permendikbud</w:t>
-      </w:r>
-      <w:proofErr w:type="spellEnd"/>
-      <w:r>
-        <w:t xml:space="preserve"> No.3/2020).</w:t>
+        <w:t>CPL mengacu pada dokumen CPL resmi Prodi Ekonomi Syariah / Perbankan Syariah STEI Fitrah Insani TA 2026/2027 (SN-DIKTI Permendikbud No.3/2020).</w:t>
       </w:r>
     </w:p>
     <w:p>
@@ -3122,7 +1931,6 @@
               <w:spacing w:before="40" w:after="40"/>
               <w:jc w:val="center"/>
             </w:pPr>
-            <w:proofErr w:type="spellStart"/>
             <w:r>
               <w:rPr>
                 <w:b/>
@@ -3131,9 +1939,33 @@
                 <w:sz w:val="20"/>
                 <w:szCs w:val="20"/>
               </w:rPr>
-              <w:t>Kode</w:t>
-            </w:r>
-            <w:proofErr w:type="spellEnd"/>
+              <w:t>Kode CPL</w:t>
+            </w:r>
+          </w:p>
+        </w:tc>
+        <w:tc>
+          <w:tcPr>
+            <w:tcW w:w="2100" w:type="dxa"/>
+            <w:tcBorders>
+              <w:top w:val="single" w:sz="6" w:space="0" w:color="CCCCCC"/>
+              <w:left w:val="single" w:sz="6" w:space="0" w:color="CCCCCC"/>
+              <w:bottom w:val="single" w:sz="6" w:space="0" w:color="CCCCCC"/>
+              <w:right w:val="single" w:sz="6" w:space="0" w:color="CCCCCC"/>
+            </w:tcBorders>
+            <w:shd w:val="clear" w:color="auto" w:fill="1B5E20"/>
+            <w:tcMar>
+              <w:top w:w="90" w:type="dxa"/>
+              <w:left w:w="130" w:type="dxa"/>
+              <w:bottom w:w="90" w:type="dxa"/>
+              <w:right w:w="130" w:type="dxa"/>
+            </w:tcMar>
+            <w:vAlign w:val="center"/>
+          </w:tcPr>
+          <w:p>
+            <w:pPr>
+              <w:spacing w:before="40" w:after="40"/>
+              <w:jc w:val="center"/>
+            </w:pPr>
             <w:r>
               <w:rPr>
                 <w:b/>
@@ -3142,13 +1974,13 @@
                 <w:sz w:val="20"/>
                 <w:szCs w:val="20"/>
               </w:rPr>
-              <w:t xml:space="preserve"> CPL</w:t>
-            </w:r>
-          </w:p>
-        </w:tc>
-        <w:tc>
-          <w:tcPr>
-            <w:tcW w:w="2100" w:type="dxa"/>
+              <w:t>Ranah</w:t>
+            </w:r>
+          </w:p>
+        </w:tc>
+        <w:tc>
+          <w:tcPr>
+            <w:tcW w:w="5800" w:type="dxa"/>
             <w:tcBorders>
               <w:top w:val="single" w:sz="6" w:space="0" w:color="CCCCCC"/>
               <w:left w:val="single" w:sz="6" w:space="0" w:color="CCCCCC"/>
@@ -3169,7 +2001,6 @@
               <w:spacing w:before="40" w:after="40"/>
               <w:jc w:val="center"/>
             </w:pPr>
-            <w:proofErr w:type="spellStart"/>
             <w:r>
               <w:rPr>
                 <w:b/>
@@ -3178,68 +2009,8 @@
                 <w:sz w:val="20"/>
                 <w:szCs w:val="20"/>
               </w:rPr>
-              <w:t>Ranah</w:t>
-            </w:r>
-            <w:proofErr w:type="spellEnd"/>
-          </w:p>
-        </w:tc>
-        <w:tc>
-          <w:tcPr>
-            <w:tcW w:w="5800" w:type="dxa"/>
-            <w:tcBorders>
-              <w:top w:val="single" w:sz="6" w:space="0" w:color="CCCCCC"/>
-              <w:left w:val="single" w:sz="6" w:space="0" w:color="CCCCCC"/>
-              <w:bottom w:val="single" w:sz="6" w:space="0" w:color="CCCCCC"/>
-              <w:right w:val="single" w:sz="6" w:space="0" w:color="CCCCCC"/>
-            </w:tcBorders>
-            <w:shd w:val="clear" w:color="auto" w:fill="1B5E20"/>
-            <w:tcMar>
-              <w:top w:w="90" w:type="dxa"/>
-              <w:left w:w="130" w:type="dxa"/>
-              <w:bottom w:w="90" w:type="dxa"/>
-              <w:right w:w="130" w:type="dxa"/>
-            </w:tcMar>
-            <w:vAlign w:val="center"/>
-          </w:tcPr>
-          <w:p>
-            <w:pPr>
-              <w:spacing w:before="40" w:after="40"/>
-              <w:jc w:val="center"/>
-            </w:pPr>
-            <w:proofErr w:type="spellStart"/>
-            <w:r>
-              <w:rPr>
-                <w:b/>
-                <w:bCs/>
-                <w:color w:val="FFFFFF"/>
-                <w:sz w:val="20"/>
-                <w:szCs w:val="20"/>
-              </w:rPr>
-              <w:t>Deskripsi</w:t>
-            </w:r>
-            <w:proofErr w:type="spellEnd"/>
-            <w:r>
-              <w:rPr>
-                <w:b/>
-                <w:bCs/>
-                <w:color w:val="FFFFFF"/>
-                <w:sz w:val="20"/>
-                <w:szCs w:val="20"/>
-              </w:rPr>
-              <w:t xml:space="preserve"> CPL yang </w:t>
-            </w:r>
-            <w:proofErr w:type="spellStart"/>
-            <w:r>
-              <w:rPr>
-                <w:b/>
-                <w:bCs/>
-                <w:color w:val="FFFFFF"/>
-                <w:sz w:val="20"/>
-                <w:szCs w:val="20"/>
-              </w:rPr>
-              <w:t>Dibebankan</w:t>
-            </w:r>
-            <w:proofErr w:type="spellEnd"/>
+              <w:t>Deskripsi CPL yang Dibebankan</w:t>
+            </w:r>
           </w:p>
         </w:tc>
       </w:tr>
@@ -3281,267 +2052,41 @@
                 <w:sz w:val="19"/>
                 <w:szCs w:val="19"/>
               </w:rPr>
-              <w:t>CPL1 (</w:t>
-            </w:r>
-            <w:proofErr w:type="spellStart"/>
-            <w:r>
-              <w:rPr>
-                <w:b/>
-                <w:bCs/>
-                <w:color w:val="1B5E20"/>
+              <w:t>CPL1 (Sikap Umum)</w:t>
+            </w:r>
+          </w:p>
+        </w:tc>
+        <w:tc>
+          <w:tcPr>
+            <w:tcW w:w="2100" w:type="dxa"/>
+            <w:tcBorders>
+              <w:top w:val="single" w:sz="6" w:space="0" w:color="CCCCCC"/>
+              <w:left w:val="single" w:sz="6" w:space="0" w:color="CCCCCC"/>
+              <w:bottom w:val="single" w:sz="6" w:space="0" w:color="CCCCCC"/>
+              <w:right w:val="single" w:sz="6" w:space="0" w:color="CCCCCC"/>
+            </w:tcBorders>
+            <w:shd w:val="clear" w:color="auto" w:fill="FFFFFF"/>
+            <w:tcMar>
+              <w:top w:w="90" w:type="dxa"/>
+              <w:left w:w="130" w:type="dxa"/>
+              <w:bottom w:w="90" w:type="dxa"/>
+              <w:right w:w="130" w:type="dxa"/>
+            </w:tcMar>
+            <w:vAlign w:val="center"/>
+          </w:tcPr>
+          <w:p>
+            <w:pPr>
+              <w:spacing w:before="40" w:after="40"/>
+              <w:jc w:val="center"/>
+            </w:pPr>
+            <w:r>
+              <w:rPr>
+                <w:color w:val="000000"/>
                 <w:sz w:val="19"/>
                 <w:szCs w:val="19"/>
               </w:rPr>
-              <w:t>Sikap</w:t>
-            </w:r>
-            <w:proofErr w:type="spellEnd"/>
-            <w:r>
-              <w:rPr>
-                <w:b/>
-                <w:bCs/>
-                <w:color w:val="1B5E20"/>
-                <w:sz w:val="19"/>
-                <w:szCs w:val="19"/>
-              </w:rPr>
-              <w:t xml:space="preserve"> </w:t>
-            </w:r>
-            <w:proofErr w:type="spellStart"/>
-            <w:r>
-              <w:rPr>
-                <w:b/>
-                <w:bCs/>
-                <w:color w:val="1B5E20"/>
-                <w:sz w:val="19"/>
-                <w:szCs w:val="19"/>
-              </w:rPr>
-              <w:t>Umum</w:t>
-            </w:r>
-            <w:proofErr w:type="spellEnd"/>
-            <w:r>
-              <w:rPr>
-                <w:b/>
-                <w:bCs/>
-                <w:color w:val="1B5E20"/>
-                <w:sz w:val="19"/>
-                <w:szCs w:val="19"/>
-              </w:rPr>
-              <w:t>)</w:t>
-            </w:r>
-          </w:p>
-        </w:tc>
-        <w:tc>
-          <w:tcPr>
-            <w:tcW w:w="2100" w:type="dxa"/>
-            <w:tcBorders>
-              <w:top w:val="single" w:sz="6" w:space="0" w:color="CCCCCC"/>
-              <w:left w:val="single" w:sz="6" w:space="0" w:color="CCCCCC"/>
-              <w:bottom w:val="single" w:sz="6" w:space="0" w:color="CCCCCC"/>
-              <w:right w:val="single" w:sz="6" w:space="0" w:color="CCCCCC"/>
-            </w:tcBorders>
-            <w:shd w:val="clear" w:color="auto" w:fill="FFFFFF"/>
-            <w:tcMar>
-              <w:top w:w="90" w:type="dxa"/>
-              <w:left w:w="130" w:type="dxa"/>
-              <w:bottom w:w="90" w:type="dxa"/>
-              <w:right w:w="130" w:type="dxa"/>
-            </w:tcMar>
-            <w:vAlign w:val="center"/>
-          </w:tcPr>
-          <w:p>
-            <w:pPr>
-              <w:spacing w:before="40" w:after="40"/>
-              <w:jc w:val="center"/>
-            </w:pPr>
-            <w:proofErr w:type="spellStart"/>
-            <w:r>
-              <w:rPr>
-                <w:color w:val="000000"/>
-                <w:sz w:val="19"/>
-                <w:szCs w:val="19"/>
-              </w:rPr>
-              <w:t>Menunjukkan</w:t>
-            </w:r>
-            <w:proofErr w:type="spellEnd"/>
-            <w:r>
-              <w:rPr>
-                <w:color w:val="000000"/>
-                <w:sz w:val="19"/>
-                <w:szCs w:val="19"/>
-              </w:rPr>
-              <w:t xml:space="preserve"> </w:t>
-            </w:r>
-            <w:proofErr w:type="spellStart"/>
-            <w:r>
-              <w:rPr>
-                <w:color w:val="000000"/>
-                <w:sz w:val="19"/>
-                <w:szCs w:val="19"/>
-              </w:rPr>
-              <w:t>sikap</w:t>
-            </w:r>
-            <w:proofErr w:type="spellEnd"/>
-            <w:r>
-              <w:rPr>
-                <w:color w:val="000000"/>
-                <w:sz w:val="19"/>
-                <w:szCs w:val="19"/>
-              </w:rPr>
-              <w:t xml:space="preserve"> </w:t>
-            </w:r>
-            <w:proofErr w:type="spellStart"/>
-            <w:r>
-              <w:rPr>
-                <w:color w:val="000000"/>
-                <w:sz w:val="19"/>
-                <w:szCs w:val="19"/>
-              </w:rPr>
-              <w:t>profesional</w:t>
-            </w:r>
-            <w:proofErr w:type="spellEnd"/>
-            <w:r>
-              <w:rPr>
-                <w:color w:val="000000"/>
-                <w:sz w:val="19"/>
-                <w:szCs w:val="19"/>
-              </w:rPr>
-              <w:t xml:space="preserve">, </w:t>
-            </w:r>
-            <w:proofErr w:type="spellStart"/>
-            <w:r>
-              <w:rPr>
-                <w:color w:val="000000"/>
-                <w:sz w:val="19"/>
-                <w:szCs w:val="19"/>
-              </w:rPr>
-              <w:t>etis</w:t>
-            </w:r>
-            <w:proofErr w:type="spellEnd"/>
-            <w:r>
-              <w:rPr>
-                <w:color w:val="000000"/>
-                <w:sz w:val="19"/>
-                <w:szCs w:val="19"/>
-              </w:rPr>
-              <w:t xml:space="preserve">, </w:t>
-            </w:r>
-            <w:proofErr w:type="spellStart"/>
-            <w:r>
-              <w:rPr>
-                <w:color w:val="000000"/>
-                <w:sz w:val="19"/>
-                <w:szCs w:val="19"/>
-              </w:rPr>
-              <w:t>dan</w:t>
-            </w:r>
-            <w:proofErr w:type="spellEnd"/>
-            <w:r>
-              <w:rPr>
-                <w:color w:val="000000"/>
-                <w:sz w:val="19"/>
-                <w:szCs w:val="19"/>
-              </w:rPr>
-              <w:t xml:space="preserve"> </w:t>
-            </w:r>
-            <w:proofErr w:type="spellStart"/>
-            <w:r>
-              <w:rPr>
-                <w:color w:val="000000"/>
-                <w:sz w:val="19"/>
-                <w:szCs w:val="19"/>
-              </w:rPr>
-              <w:t>bertanggung</w:t>
-            </w:r>
-            <w:proofErr w:type="spellEnd"/>
-            <w:r>
-              <w:rPr>
-                <w:color w:val="000000"/>
-                <w:sz w:val="19"/>
-                <w:szCs w:val="19"/>
-              </w:rPr>
-              <w:t xml:space="preserve"> </w:t>
-            </w:r>
-            <w:proofErr w:type="spellStart"/>
-            <w:r>
-              <w:rPr>
-                <w:color w:val="000000"/>
-                <w:sz w:val="19"/>
-                <w:szCs w:val="19"/>
-              </w:rPr>
-              <w:t>jawab</w:t>
-            </w:r>
-            <w:proofErr w:type="spellEnd"/>
-            <w:r>
-              <w:rPr>
-                <w:color w:val="000000"/>
-                <w:sz w:val="19"/>
-                <w:szCs w:val="19"/>
-              </w:rPr>
-              <w:t xml:space="preserve"> </w:t>
-            </w:r>
-            <w:proofErr w:type="spellStart"/>
-            <w:r>
-              <w:rPr>
-                <w:color w:val="000000"/>
-                <w:sz w:val="19"/>
-                <w:szCs w:val="19"/>
-              </w:rPr>
-              <w:t>dalam</w:t>
-            </w:r>
-            <w:proofErr w:type="spellEnd"/>
-            <w:r>
-              <w:rPr>
-                <w:color w:val="000000"/>
-                <w:sz w:val="19"/>
-                <w:szCs w:val="19"/>
-              </w:rPr>
-              <w:t xml:space="preserve"> </w:t>
-            </w:r>
-            <w:proofErr w:type="spellStart"/>
-            <w:r>
-              <w:rPr>
-                <w:color w:val="000000"/>
-                <w:sz w:val="19"/>
-                <w:szCs w:val="19"/>
-              </w:rPr>
-              <w:t>pengabdian</w:t>
-            </w:r>
-            <w:proofErr w:type="spellEnd"/>
-            <w:r>
-              <w:rPr>
-                <w:color w:val="000000"/>
-                <w:sz w:val="19"/>
-                <w:szCs w:val="19"/>
-              </w:rPr>
-              <w:t xml:space="preserve"> </w:t>
-            </w:r>
-            <w:proofErr w:type="spellStart"/>
-            <w:r>
-              <w:rPr>
-                <w:color w:val="000000"/>
-                <w:sz w:val="19"/>
-                <w:szCs w:val="19"/>
-              </w:rPr>
-              <w:t>kepada</w:t>
-            </w:r>
-            <w:proofErr w:type="spellEnd"/>
-            <w:r>
-              <w:rPr>
-                <w:color w:val="000000"/>
-                <w:sz w:val="19"/>
-                <w:szCs w:val="19"/>
-              </w:rPr>
-              <w:t xml:space="preserve"> </w:t>
-            </w:r>
-            <w:proofErr w:type="spellStart"/>
-            <w:r>
-              <w:rPr>
-                <w:color w:val="000000"/>
-                <w:sz w:val="19"/>
-                <w:szCs w:val="19"/>
-              </w:rPr>
-              <w:t>masyarakat</w:t>
-            </w:r>
-            <w:proofErr w:type="spellEnd"/>
+              <w:t>Menunjukkan sikap profesional, etis, dan bertanggung jawab dalam pengabdian kepada masyarakat</w:t>
+            </w:r>
           </w:p>
         </w:tc>
         <w:tc>
@@ -3640,36 +2185,8 @@
                 <w:sz w:val="19"/>
                 <w:szCs w:val="19"/>
               </w:rPr>
-              <w:t xml:space="preserve">KK </w:t>
-            </w:r>
-            <w:proofErr w:type="spellStart"/>
-            <w:r>
-              <w:rPr>
-                <w:color w:val="000000"/>
-                <w:sz w:val="19"/>
-                <w:szCs w:val="19"/>
-              </w:rPr>
-              <w:t>Praktek</w:t>
-            </w:r>
-            <w:proofErr w:type="spellEnd"/>
-            <w:r>
-              <w:rPr>
-                <w:color w:val="000000"/>
-                <w:sz w:val="19"/>
-                <w:szCs w:val="19"/>
-              </w:rPr>
-              <w:t xml:space="preserve"> </w:t>
-            </w:r>
-            <w:proofErr w:type="spellStart"/>
-            <w:r>
-              <w:rPr>
-                <w:color w:val="000000"/>
-                <w:sz w:val="19"/>
-                <w:szCs w:val="19"/>
-              </w:rPr>
-              <w:t>Terpadu</w:t>
-            </w:r>
-            <w:proofErr w:type="spellEnd"/>
+              <w:t>KK Praktek Terpadu</w:t>
+            </w:r>
           </w:p>
         </w:tc>
         <w:tc>
@@ -3694,178 +2211,14 @@
             <w:pPr>
               <w:spacing w:before="40" w:after="40"/>
             </w:pPr>
-            <w:proofErr w:type="spellStart"/>
-            <w:r>
-              <w:rPr>
-                <w:color w:val="000000"/>
-                <w:sz w:val="20"/>
-                <w:szCs w:val="20"/>
-              </w:rPr>
-              <w:t>Mampu</w:t>
-            </w:r>
-            <w:proofErr w:type="spellEnd"/>
-            <w:r>
-              <w:rPr>
-                <w:color w:val="000000"/>
-                <w:sz w:val="20"/>
-                <w:szCs w:val="20"/>
-              </w:rPr>
-              <w:t xml:space="preserve"> </w:t>
-            </w:r>
-            <w:proofErr w:type="spellStart"/>
-            <w:r>
-              <w:rPr>
-                <w:color w:val="000000"/>
-                <w:sz w:val="20"/>
-                <w:szCs w:val="20"/>
-              </w:rPr>
-              <w:t>mengintegrasikan</w:t>
-            </w:r>
-            <w:proofErr w:type="spellEnd"/>
-            <w:r>
-              <w:rPr>
-                <w:color w:val="000000"/>
-                <w:sz w:val="20"/>
-                <w:szCs w:val="20"/>
-              </w:rPr>
-              <w:t xml:space="preserve"> </w:t>
-            </w:r>
-            <w:proofErr w:type="spellStart"/>
-            <w:r>
-              <w:rPr>
-                <w:color w:val="000000"/>
-                <w:sz w:val="20"/>
-                <w:szCs w:val="20"/>
-              </w:rPr>
-              <w:t>pengetahuan</w:t>
-            </w:r>
-            <w:proofErr w:type="spellEnd"/>
-            <w:r>
-              <w:rPr>
-                <w:color w:val="000000"/>
-                <w:sz w:val="20"/>
-                <w:szCs w:val="20"/>
-              </w:rPr>
-              <w:t xml:space="preserve"> </w:t>
-            </w:r>
-            <w:proofErr w:type="spellStart"/>
-            <w:r>
-              <w:rPr>
-                <w:color w:val="000000"/>
-                <w:sz w:val="20"/>
-                <w:szCs w:val="20"/>
-              </w:rPr>
-              <w:t>ekonomi</w:t>
-            </w:r>
-            <w:proofErr w:type="spellEnd"/>
-            <w:r>
-              <w:rPr>
-                <w:color w:val="000000"/>
-                <w:sz w:val="20"/>
-                <w:szCs w:val="20"/>
-              </w:rPr>
-              <w:t>/</w:t>
-            </w:r>
-            <w:proofErr w:type="spellStart"/>
-            <w:r>
-              <w:rPr>
-                <w:color w:val="000000"/>
-                <w:sz w:val="20"/>
-                <w:szCs w:val="20"/>
-              </w:rPr>
-              <w:t>keuangan</w:t>
-            </w:r>
-            <w:proofErr w:type="spellEnd"/>
-            <w:r>
-              <w:rPr>
-                <w:color w:val="000000"/>
-                <w:sz w:val="20"/>
-                <w:szCs w:val="20"/>
-              </w:rPr>
-              <w:t xml:space="preserve"> </w:t>
-            </w:r>
-            <w:proofErr w:type="spellStart"/>
-            <w:r>
-              <w:rPr>
-                <w:color w:val="000000"/>
-                <w:sz w:val="20"/>
-                <w:szCs w:val="20"/>
-              </w:rPr>
-              <w:t>syariah</w:t>
-            </w:r>
-            <w:proofErr w:type="spellEnd"/>
-            <w:r>
-              <w:rPr>
-                <w:color w:val="000000"/>
-                <w:sz w:val="20"/>
-                <w:szCs w:val="20"/>
-              </w:rPr>
-              <w:t xml:space="preserve"> </w:t>
-            </w:r>
-            <w:proofErr w:type="spellStart"/>
-            <w:r>
-              <w:rPr>
-                <w:color w:val="000000"/>
-                <w:sz w:val="20"/>
-                <w:szCs w:val="20"/>
-              </w:rPr>
-              <w:t>dalam</w:t>
-            </w:r>
-            <w:proofErr w:type="spellEnd"/>
-            <w:r>
-              <w:rPr>
-                <w:color w:val="000000"/>
-                <w:sz w:val="20"/>
-                <w:szCs w:val="20"/>
-              </w:rPr>
-              <w:t xml:space="preserve"> </w:t>
-            </w:r>
-            <w:proofErr w:type="spellStart"/>
-            <w:r>
-              <w:rPr>
-                <w:color w:val="000000"/>
-                <w:sz w:val="20"/>
-                <w:szCs w:val="20"/>
-              </w:rPr>
-              <w:t>solusi</w:t>
-            </w:r>
-            <w:proofErr w:type="spellEnd"/>
-            <w:r>
-              <w:rPr>
-                <w:color w:val="000000"/>
-                <w:sz w:val="20"/>
-                <w:szCs w:val="20"/>
-              </w:rPr>
-              <w:t xml:space="preserve"> </w:t>
-            </w:r>
-            <w:proofErr w:type="spellStart"/>
-            <w:r>
-              <w:rPr>
-                <w:color w:val="000000"/>
-                <w:sz w:val="20"/>
-                <w:szCs w:val="20"/>
-              </w:rPr>
-              <w:t>masalah</w:t>
-            </w:r>
-            <w:proofErr w:type="spellEnd"/>
-            <w:r>
-              <w:rPr>
-                <w:color w:val="000000"/>
-                <w:sz w:val="20"/>
-                <w:szCs w:val="20"/>
-              </w:rPr>
-              <w:t xml:space="preserve"> </w:t>
-            </w:r>
-            <w:proofErr w:type="spellStart"/>
-            <w:r>
-              <w:rPr>
-                <w:color w:val="000000"/>
-                <w:sz w:val="20"/>
-                <w:szCs w:val="20"/>
-              </w:rPr>
-              <w:t>sosial</w:t>
-            </w:r>
-            <w:proofErr w:type="spellEnd"/>
+            <w:r>
+              <w:rPr>
+                <w:color w:val="000000"/>
+                <w:sz w:val="20"/>
+                <w:szCs w:val="20"/>
+              </w:rPr>
+              <w:t>Mampu mengintegrasikan pengetahuan ekonomi/keuangan syariah dalam solusi masalah sosial</w:t>
+            </w:r>
           </w:p>
         </w:tc>
       </w:tr>
@@ -3986,7 +2339,6 @@
               <w:spacing w:before="40" w:after="40"/>
               <w:jc w:val="center"/>
             </w:pPr>
-            <w:proofErr w:type="spellStart"/>
             <w:r>
               <w:rPr>
                 <w:b/>
@@ -3995,9 +2347,33 @@
                 <w:sz w:val="20"/>
                 <w:szCs w:val="20"/>
               </w:rPr>
-              <w:t>Rumusan</w:t>
-            </w:r>
-            <w:proofErr w:type="spellEnd"/>
+              <w:t>Rumusan Capaian Pembelajaran Mata Kuliah</w:t>
+            </w:r>
+          </w:p>
+        </w:tc>
+        <w:tc>
+          <w:tcPr>
+            <w:tcW w:w="1600" w:type="dxa"/>
+            <w:tcBorders>
+              <w:top w:val="single" w:sz="6" w:space="0" w:color="CCCCCC"/>
+              <w:left w:val="single" w:sz="6" w:space="0" w:color="CCCCCC"/>
+              <w:bottom w:val="single" w:sz="6" w:space="0" w:color="CCCCCC"/>
+              <w:right w:val="single" w:sz="6" w:space="0" w:color="CCCCCC"/>
+            </w:tcBorders>
+            <w:shd w:val="clear" w:color="auto" w:fill="1B5E20"/>
+            <w:tcMar>
+              <w:top w:w="90" w:type="dxa"/>
+              <w:left w:w="130" w:type="dxa"/>
+              <w:bottom w:w="90" w:type="dxa"/>
+              <w:right w:w="130" w:type="dxa"/>
+            </w:tcMar>
+            <w:vAlign w:val="center"/>
+          </w:tcPr>
+          <w:p>
+            <w:pPr>
+              <w:spacing w:before="40" w:after="40"/>
+              <w:jc w:val="center"/>
+            </w:pPr>
             <w:r>
               <w:rPr>
                 <w:b/>
@@ -4006,111 +2382,8 @@
                 <w:sz w:val="20"/>
                 <w:szCs w:val="20"/>
               </w:rPr>
-              <w:t xml:space="preserve"> </w:t>
-            </w:r>
-            <w:proofErr w:type="spellStart"/>
-            <w:r>
-              <w:rPr>
-                <w:b/>
-                <w:bCs/>
-                <w:color w:val="FFFFFF"/>
-                <w:sz w:val="20"/>
-                <w:szCs w:val="20"/>
-              </w:rPr>
-              <w:t>Capaian</w:t>
-            </w:r>
-            <w:proofErr w:type="spellEnd"/>
-            <w:r>
-              <w:rPr>
-                <w:b/>
-                <w:bCs/>
-                <w:color w:val="FFFFFF"/>
-                <w:sz w:val="20"/>
-                <w:szCs w:val="20"/>
-              </w:rPr>
-              <w:t xml:space="preserve"> </w:t>
-            </w:r>
-            <w:proofErr w:type="spellStart"/>
-            <w:r>
-              <w:rPr>
-                <w:b/>
-                <w:bCs/>
-                <w:color w:val="FFFFFF"/>
-                <w:sz w:val="20"/>
-                <w:szCs w:val="20"/>
-              </w:rPr>
-              <w:t>Pembelajaran</w:t>
-            </w:r>
-            <w:proofErr w:type="spellEnd"/>
-            <w:r>
-              <w:rPr>
-                <w:b/>
-                <w:bCs/>
-                <w:color w:val="FFFFFF"/>
-                <w:sz w:val="20"/>
-                <w:szCs w:val="20"/>
-              </w:rPr>
-              <w:t xml:space="preserve"> Mata </w:t>
-            </w:r>
-            <w:proofErr w:type="spellStart"/>
-            <w:r>
-              <w:rPr>
-                <w:b/>
-                <w:bCs/>
-                <w:color w:val="FFFFFF"/>
-                <w:sz w:val="20"/>
-                <w:szCs w:val="20"/>
-              </w:rPr>
-              <w:t>Kuliah</w:t>
-            </w:r>
-            <w:proofErr w:type="spellEnd"/>
-          </w:p>
-        </w:tc>
-        <w:tc>
-          <w:tcPr>
-            <w:tcW w:w="1600" w:type="dxa"/>
-            <w:tcBorders>
-              <w:top w:val="single" w:sz="6" w:space="0" w:color="CCCCCC"/>
-              <w:left w:val="single" w:sz="6" w:space="0" w:color="CCCCCC"/>
-              <w:bottom w:val="single" w:sz="6" w:space="0" w:color="CCCCCC"/>
-              <w:right w:val="single" w:sz="6" w:space="0" w:color="CCCCCC"/>
-            </w:tcBorders>
-            <w:shd w:val="clear" w:color="auto" w:fill="1B5E20"/>
-            <w:tcMar>
-              <w:top w:w="90" w:type="dxa"/>
-              <w:left w:w="130" w:type="dxa"/>
-              <w:bottom w:w="90" w:type="dxa"/>
-              <w:right w:w="130" w:type="dxa"/>
-            </w:tcMar>
-            <w:vAlign w:val="center"/>
-          </w:tcPr>
-          <w:p>
-            <w:pPr>
-              <w:spacing w:before="40" w:after="40"/>
-              <w:jc w:val="center"/>
-            </w:pPr>
-            <w:r>
-              <w:rPr>
-                <w:b/>
-                <w:bCs/>
-                <w:color w:val="FFFFFF"/>
-                <w:sz w:val="20"/>
-                <w:szCs w:val="20"/>
-              </w:rPr>
-              <w:t xml:space="preserve">CPL </w:t>
-            </w:r>
-            <w:proofErr w:type="spellStart"/>
-            <w:r>
-              <w:rPr>
-                <w:b/>
-                <w:bCs/>
-                <w:color w:val="FFFFFF"/>
-                <w:sz w:val="20"/>
-                <w:szCs w:val="20"/>
-              </w:rPr>
-              <w:t>Terkait</w:t>
-            </w:r>
-            <w:proofErr w:type="spellEnd"/>
+              <w:t>CPL Terkait</w:t>
+            </w:r>
           </w:p>
         </w:tc>
       </w:tr>
@@ -4178,142 +2451,14 @@
             <w:pPr>
               <w:spacing w:before="40" w:after="40"/>
             </w:pPr>
-            <w:proofErr w:type="spellStart"/>
-            <w:r>
-              <w:rPr>
-                <w:color w:val="000000"/>
-                <w:sz w:val="20"/>
-                <w:szCs w:val="20"/>
-              </w:rPr>
-              <w:t>Mengidentifikasi</w:t>
-            </w:r>
-            <w:proofErr w:type="spellEnd"/>
-            <w:r>
-              <w:rPr>
-                <w:color w:val="000000"/>
-                <w:sz w:val="20"/>
-                <w:szCs w:val="20"/>
-              </w:rPr>
-              <w:t xml:space="preserve"> </w:t>
-            </w:r>
-            <w:proofErr w:type="spellStart"/>
-            <w:r>
-              <w:rPr>
-                <w:color w:val="000000"/>
-                <w:sz w:val="20"/>
-                <w:szCs w:val="20"/>
-              </w:rPr>
-              <w:t>potensi</w:t>
-            </w:r>
-            <w:proofErr w:type="spellEnd"/>
-            <w:r>
-              <w:rPr>
-                <w:color w:val="000000"/>
-                <w:sz w:val="20"/>
-                <w:szCs w:val="20"/>
-              </w:rPr>
-              <w:t xml:space="preserve"> </w:t>
-            </w:r>
-            <w:proofErr w:type="spellStart"/>
-            <w:r>
-              <w:rPr>
-                <w:color w:val="000000"/>
-                <w:sz w:val="20"/>
-                <w:szCs w:val="20"/>
-              </w:rPr>
-              <w:t>ekonomi</w:t>
-            </w:r>
-            <w:proofErr w:type="spellEnd"/>
-            <w:r>
-              <w:rPr>
-                <w:color w:val="000000"/>
-                <w:sz w:val="20"/>
-                <w:szCs w:val="20"/>
-              </w:rPr>
-              <w:t xml:space="preserve">, </w:t>
-            </w:r>
-            <w:proofErr w:type="spellStart"/>
-            <w:r>
-              <w:rPr>
-                <w:color w:val="000000"/>
-                <w:sz w:val="20"/>
-                <w:szCs w:val="20"/>
-              </w:rPr>
-              <w:t>sumber</w:t>
-            </w:r>
-            <w:proofErr w:type="spellEnd"/>
-            <w:r>
-              <w:rPr>
-                <w:color w:val="000000"/>
-                <w:sz w:val="20"/>
-                <w:szCs w:val="20"/>
-              </w:rPr>
-              <w:t xml:space="preserve"> </w:t>
-            </w:r>
-            <w:proofErr w:type="spellStart"/>
-            <w:r>
-              <w:rPr>
-                <w:color w:val="000000"/>
-                <w:sz w:val="20"/>
-                <w:szCs w:val="20"/>
-              </w:rPr>
-              <w:t>daya</w:t>
-            </w:r>
-            <w:proofErr w:type="spellEnd"/>
-            <w:r>
-              <w:rPr>
-                <w:color w:val="000000"/>
-                <w:sz w:val="20"/>
-                <w:szCs w:val="20"/>
-              </w:rPr>
-              <w:t xml:space="preserve">, </w:t>
-            </w:r>
-            <w:proofErr w:type="spellStart"/>
-            <w:r>
-              <w:rPr>
-                <w:color w:val="000000"/>
-                <w:sz w:val="20"/>
-                <w:szCs w:val="20"/>
-              </w:rPr>
-              <w:t>dan</w:t>
-            </w:r>
-            <w:proofErr w:type="spellEnd"/>
-            <w:r>
-              <w:rPr>
-                <w:color w:val="000000"/>
-                <w:sz w:val="20"/>
-                <w:szCs w:val="20"/>
-              </w:rPr>
-              <w:t xml:space="preserve"> </w:t>
-            </w:r>
-            <w:proofErr w:type="spellStart"/>
-            <w:r>
-              <w:rPr>
-                <w:color w:val="000000"/>
-                <w:sz w:val="20"/>
-                <w:szCs w:val="20"/>
-              </w:rPr>
-              <w:t>tantangan</w:t>
-            </w:r>
-            <w:proofErr w:type="spellEnd"/>
-            <w:r>
-              <w:rPr>
-                <w:color w:val="000000"/>
-                <w:sz w:val="20"/>
-                <w:szCs w:val="20"/>
-              </w:rPr>
-              <w:t xml:space="preserve"> di </w:t>
-            </w:r>
-            <w:proofErr w:type="spellStart"/>
-            <w:r>
-              <w:rPr>
-                <w:color w:val="000000"/>
-                <w:sz w:val="20"/>
-                <w:szCs w:val="20"/>
-              </w:rPr>
-              <w:t>komunitas</w:t>
-            </w:r>
-            <w:proofErr w:type="spellEnd"/>
+            <w:r>
+              <w:rPr>
+                <w:color w:val="000000"/>
+                <w:sz w:val="20"/>
+                <w:szCs w:val="20"/>
+              </w:rPr>
+              <w:t>Mengidentifikasi potensi ekonomi, sumber daya, dan tantangan di komunitas</w:t>
+            </w:r>
           </w:p>
         </w:tc>
         <w:tc>
@@ -4416,113 +2561,13 @@
             <w:pPr>
               <w:spacing w:before="40" w:after="40"/>
             </w:pPr>
-            <w:proofErr w:type="spellStart"/>
-            <w:r>
-              <w:rPr>
-                <w:color w:val="000000"/>
-                <w:sz w:val="20"/>
-                <w:szCs w:val="20"/>
-              </w:rPr>
-              <w:t>Merancang</w:t>
-            </w:r>
-            <w:proofErr w:type="spellEnd"/>
-            <w:r>
-              <w:rPr>
-                <w:color w:val="000000"/>
-                <w:sz w:val="20"/>
-                <w:szCs w:val="20"/>
-              </w:rPr>
-              <w:t xml:space="preserve"> program </w:t>
-            </w:r>
-            <w:proofErr w:type="spellStart"/>
-            <w:r>
-              <w:rPr>
-                <w:color w:val="000000"/>
-                <w:sz w:val="20"/>
-                <w:szCs w:val="20"/>
-              </w:rPr>
-              <w:t>pemberdayaan</w:t>
-            </w:r>
-            <w:proofErr w:type="spellEnd"/>
-            <w:r>
-              <w:rPr>
-                <w:color w:val="000000"/>
-                <w:sz w:val="20"/>
-                <w:szCs w:val="20"/>
-              </w:rPr>
-              <w:t xml:space="preserve"> </w:t>
-            </w:r>
-            <w:proofErr w:type="spellStart"/>
-            <w:r>
-              <w:rPr>
-                <w:color w:val="000000"/>
-                <w:sz w:val="20"/>
-                <w:szCs w:val="20"/>
-              </w:rPr>
-              <w:t>ekonomi</w:t>
-            </w:r>
-            <w:proofErr w:type="spellEnd"/>
-            <w:r>
-              <w:rPr>
-                <w:color w:val="000000"/>
-                <w:sz w:val="20"/>
-                <w:szCs w:val="20"/>
-              </w:rPr>
-              <w:t xml:space="preserve"> </w:t>
-            </w:r>
-            <w:proofErr w:type="spellStart"/>
-            <w:r>
-              <w:rPr>
-                <w:color w:val="000000"/>
-                <w:sz w:val="20"/>
-                <w:szCs w:val="20"/>
-              </w:rPr>
-              <w:t>komunitas</w:t>
-            </w:r>
-            <w:proofErr w:type="spellEnd"/>
-            <w:r>
-              <w:rPr>
-                <w:color w:val="000000"/>
-                <w:sz w:val="20"/>
-                <w:szCs w:val="20"/>
-              </w:rPr>
-              <w:t xml:space="preserve"> </w:t>
-            </w:r>
-            <w:proofErr w:type="spellStart"/>
-            <w:r>
-              <w:rPr>
-                <w:color w:val="000000"/>
-                <w:sz w:val="20"/>
-                <w:szCs w:val="20"/>
-              </w:rPr>
-              <w:t>berbasis</w:t>
-            </w:r>
-            <w:proofErr w:type="spellEnd"/>
-            <w:r>
-              <w:rPr>
-                <w:color w:val="000000"/>
-                <w:sz w:val="20"/>
-                <w:szCs w:val="20"/>
-              </w:rPr>
-              <w:t xml:space="preserve"> </w:t>
-            </w:r>
-            <w:proofErr w:type="spellStart"/>
-            <w:r>
-              <w:rPr>
-                <w:color w:val="000000"/>
-                <w:sz w:val="20"/>
-                <w:szCs w:val="20"/>
-              </w:rPr>
-              <w:t>nilai</w:t>
-            </w:r>
-            <w:proofErr w:type="spellEnd"/>
-            <w:r>
-              <w:rPr>
-                <w:color w:val="000000"/>
-                <w:sz w:val="20"/>
-                <w:szCs w:val="20"/>
-              </w:rPr>
-              <w:t xml:space="preserve"> Islam</w:t>
+            <w:r>
+              <w:rPr>
+                <w:color w:val="000000"/>
+                <w:sz w:val="20"/>
+                <w:szCs w:val="20"/>
+              </w:rPr>
+              <w:t>Merancang program pemberdayaan ekonomi komunitas berbasis nilai Islam</w:t>
             </w:r>
           </w:p>
         </w:tc>
@@ -4626,142 +2671,14 @@
             <w:pPr>
               <w:spacing w:before="40" w:after="40"/>
             </w:pPr>
-            <w:proofErr w:type="spellStart"/>
-            <w:r>
-              <w:rPr>
-                <w:color w:val="000000"/>
-                <w:sz w:val="20"/>
-                <w:szCs w:val="20"/>
-              </w:rPr>
-              <w:t>Melaksanakan</w:t>
-            </w:r>
-            <w:proofErr w:type="spellEnd"/>
-            <w:r>
-              <w:rPr>
-                <w:color w:val="000000"/>
-                <w:sz w:val="20"/>
-                <w:szCs w:val="20"/>
-              </w:rPr>
-              <w:t xml:space="preserve"> </w:t>
-            </w:r>
-            <w:proofErr w:type="spellStart"/>
-            <w:r>
-              <w:rPr>
-                <w:color w:val="000000"/>
-                <w:sz w:val="20"/>
-                <w:szCs w:val="20"/>
-              </w:rPr>
-              <w:t>dan</w:t>
-            </w:r>
-            <w:proofErr w:type="spellEnd"/>
-            <w:r>
-              <w:rPr>
-                <w:color w:val="000000"/>
-                <w:sz w:val="20"/>
-                <w:szCs w:val="20"/>
-              </w:rPr>
-              <w:t xml:space="preserve"> </w:t>
-            </w:r>
-            <w:proofErr w:type="spellStart"/>
-            <w:r>
-              <w:rPr>
-                <w:color w:val="000000"/>
-                <w:sz w:val="20"/>
-                <w:szCs w:val="20"/>
-              </w:rPr>
-              <w:t>mendokumentasikan</w:t>
-            </w:r>
-            <w:proofErr w:type="spellEnd"/>
-            <w:r>
-              <w:rPr>
-                <w:color w:val="000000"/>
-                <w:sz w:val="20"/>
-                <w:szCs w:val="20"/>
-              </w:rPr>
-              <w:t xml:space="preserve"> </w:t>
-            </w:r>
-            <w:proofErr w:type="spellStart"/>
-            <w:r>
-              <w:rPr>
-                <w:color w:val="000000"/>
-                <w:sz w:val="20"/>
-                <w:szCs w:val="20"/>
-              </w:rPr>
-              <w:t>kegiatan</w:t>
-            </w:r>
-            <w:proofErr w:type="spellEnd"/>
-            <w:r>
-              <w:rPr>
-                <w:color w:val="000000"/>
-                <w:sz w:val="20"/>
-                <w:szCs w:val="20"/>
-              </w:rPr>
-              <w:t xml:space="preserve"> KKN </w:t>
-            </w:r>
-            <w:proofErr w:type="spellStart"/>
-            <w:r>
-              <w:rPr>
-                <w:color w:val="000000"/>
-                <w:sz w:val="20"/>
-                <w:szCs w:val="20"/>
-              </w:rPr>
-              <w:t>dengan</w:t>
-            </w:r>
-            <w:proofErr w:type="spellEnd"/>
-            <w:r>
-              <w:rPr>
-                <w:color w:val="000000"/>
-                <w:sz w:val="20"/>
-                <w:szCs w:val="20"/>
-              </w:rPr>
-              <w:t xml:space="preserve"> </w:t>
-            </w:r>
-            <w:proofErr w:type="spellStart"/>
-            <w:r>
-              <w:rPr>
-                <w:color w:val="000000"/>
-                <w:sz w:val="20"/>
-                <w:szCs w:val="20"/>
-              </w:rPr>
-              <w:t>efektif</w:t>
-            </w:r>
-            <w:proofErr w:type="spellEnd"/>
-            <w:r>
-              <w:rPr>
-                <w:color w:val="000000"/>
-                <w:sz w:val="20"/>
-                <w:szCs w:val="20"/>
-              </w:rPr>
-              <w:t xml:space="preserve"> </w:t>
-            </w:r>
-            <w:proofErr w:type="spellStart"/>
-            <w:r>
-              <w:rPr>
-                <w:color w:val="000000"/>
-                <w:sz w:val="20"/>
-                <w:szCs w:val="20"/>
-              </w:rPr>
-              <w:t>dan</w:t>
-            </w:r>
-            <w:proofErr w:type="spellEnd"/>
-            <w:r>
-              <w:rPr>
-                <w:color w:val="000000"/>
-                <w:sz w:val="20"/>
-                <w:szCs w:val="20"/>
-              </w:rPr>
-              <w:t xml:space="preserve"> </w:t>
-            </w:r>
-            <w:proofErr w:type="spellStart"/>
-            <w:r>
-              <w:rPr>
-                <w:color w:val="000000"/>
-                <w:sz w:val="20"/>
-                <w:szCs w:val="20"/>
-              </w:rPr>
-              <w:t>berkelanjutan</w:t>
-            </w:r>
-            <w:proofErr w:type="spellEnd"/>
+            <w:r>
+              <w:rPr>
+                <w:color w:val="000000"/>
+                <w:sz w:val="20"/>
+                <w:szCs w:val="20"/>
+              </w:rPr>
+              <w:t>Melaksanakan dan mendokumentasikan kegiatan KKN dengan efektif dan berkelanjutan</w:t>
+            </w:r>
           </w:p>
         </w:tc>
         <w:tc>
@@ -4864,124 +2781,14 @@
             <w:pPr>
               <w:spacing w:before="40" w:after="40"/>
             </w:pPr>
-            <w:proofErr w:type="spellStart"/>
-            <w:r>
-              <w:rPr>
-                <w:color w:val="000000"/>
-                <w:sz w:val="20"/>
-                <w:szCs w:val="20"/>
-              </w:rPr>
-              <w:t>Mengevaluasi</w:t>
-            </w:r>
-            <w:proofErr w:type="spellEnd"/>
-            <w:r>
-              <w:rPr>
-                <w:color w:val="000000"/>
-                <w:sz w:val="20"/>
-                <w:szCs w:val="20"/>
-              </w:rPr>
-              <w:t xml:space="preserve"> </w:t>
-            </w:r>
-            <w:proofErr w:type="spellStart"/>
-            <w:r>
-              <w:rPr>
-                <w:color w:val="000000"/>
-                <w:sz w:val="20"/>
-                <w:szCs w:val="20"/>
-              </w:rPr>
-              <w:t>dampak</w:t>
-            </w:r>
-            <w:proofErr w:type="spellEnd"/>
-            <w:r>
-              <w:rPr>
-                <w:color w:val="000000"/>
-                <w:sz w:val="20"/>
-                <w:szCs w:val="20"/>
-              </w:rPr>
-              <w:t xml:space="preserve"> </w:t>
-            </w:r>
-            <w:proofErr w:type="spellStart"/>
-            <w:r>
-              <w:rPr>
-                <w:color w:val="000000"/>
-                <w:sz w:val="20"/>
-                <w:szCs w:val="20"/>
-              </w:rPr>
-              <w:t>sosial-ekonomi</w:t>
-            </w:r>
-            <w:proofErr w:type="spellEnd"/>
-            <w:r>
-              <w:rPr>
-                <w:color w:val="000000"/>
-                <w:sz w:val="20"/>
-                <w:szCs w:val="20"/>
-              </w:rPr>
-              <w:t xml:space="preserve"> </w:t>
-            </w:r>
-            <w:proofErr w:type="spellStart"/>
-            <w:r>
-              <w:rPr>
-                <w:color w:val="000000"/>
-                <w:sz w:val="20"/>
-                <w:szCs w:val="20"/>
-              </w:rPr>
-              <w:t>dan</w:t>
-            </w:r>
-            <w:proofErr w:type="spellEnd"/>
-            <w:r>
-              <w:rPr>
-                <w:color w:val="000000"/>
-                <w:sz w:val="20"/>
-                <w:szCs w:val="20"/>
-              </w:rPr>
-              <w:t xml:space="preserve"> </w:t>
-            </w:r>
-            <w:proofErr w:type="spellStart"/>
-            <w:r>
-              <w:rPr>
-                <w:color w:val="000000"/>
-                <w:sz w:val="20"/>
-                <w:szCs w:val="20"/>
-              </w:rPr>
-              <w:t>menyusun</w:t>
-            </w:r>
-            <w:proofErr w:type="spellEnd"/>
-            <w:r>
-              <w:rPr>
-                <w:color w:val="000000"/>
-                <w:sz w:val="20"/>
-                <w:szCs w:val="20"/>
-              </w:rPr>
-              <w:t xml:space="preserve"> </w:t>
-            </w:r>
-            <w:proofErr w:type="spellStart"/>
-            <w:r>
-              <w:rPr>
-                <w:color w:val="000000"/>
-                <w:sz w:val="20"/>
-                <w:szCs w:val="20"/>
-              </w:rPr>
-              <w:t>rekomendasi</w:t>
-            </w:r>
-            <w:proofErr w:type="spellEnd"/>
-            <w:r>
-              <w:rPr>
-                <w:color w:val="000000"/>
-                <w:sz w:val="20"/>
-                <w:szCs w:val="20"/>
-              </w:rPr>
-              <w:t xml:space="preserve"> </w:t>
-            </w:r>
-            <w:proofErr w:type="spellStart"/>
-            <w:r>
-              <w:rPr>
-                <w:color w:val="000000"/>
-                <w:sz w:val="20"/>
-                <w:szCs w:val="20"/>
-              </w:rPr>
-              <w:t>keberlanjutan</w:t>
-            </w:r>
-            <w:proofErr w:type="spellEnd"/>
+            <w:r>
+              <w:rPr>
+                <w:color w:val="000000"/>
+                <w:sz w:val="20"/>
+                <w:szCs w:val="20"/>
+              </w:rPr>
+              <w:t>Mengevaluasi dampak sosial-ekonomi dan menyusun rekomendasi keberlanjutan</w:t>
+            </w:r>
           </w:p>
         </w:tc>
         <w:tc>
@@ -5051,135 +2858,7 @@
         <w:jc w:val="both"/>
       </w:pPr>
       <w:r>
-        <w:t xml:space="preserve">KKN </w:t>
-      </w:r>
-      <w:proofErr w:type="spellStart"/>
-      <w:r>
-        <w:t>adalah</w:t>
-      </w:r>
-      <w:proofErr w:type="spellEnd"/>
-      <w:r>
-        <w:t xml:space="preserve"> </w:t>
-      </w:r>
-      <w:proofErr w:type="spellStart"/>
-      <w:r>
-        <w:t>mata</w:t>
-      </w:r>
-      <w:proofErr w:type="spellEnd"/>
-      <w:r>
-        <w:t xml:space="preserve"> </w:t>
-      </w:r>
-      <w:proofErr w:type="spellStart"/>
-      <w:r>
-        <w:t>kuliah</w:t>
-      </w:r>
-      <w:proofErr w:type="spellEnd"/>
-      <w:r>
-        <w:t xml:space="preserve"> </w:t>
-      </w:r>
-      <w:proofErr w:type="spellStart"/>
-      <w:r>
-        <w:t>praktek</w:t>
-      </w:r>
-      <w:proofErr w:type="spellEnd"/>
-      <w:r>
-        <w:t xml:space="preserve"> </w:t>
-      </w:r>
-      <w:proofErr w:type="spellStart"/>
-      <w:r>
-        <w:t>lapangan</w:t>
-      </w:r>
-      <w:proofErr w:type="spellEnd"/>
-      <w:r>
-        <w:t xml:space="preserve"> yang </w:t>
-      </w:r>
-      <w:proofErr w:type="spellStart"/>
-      <w:r>
-        <w:t>memintegrasikan</w:t>
-      </w:r>
-      <w:proofErr w:type="spellEnd"/>
-      <w:r>
-        <w:t xml:space="preserve"> </w:t>
-      </w:r>
-      <w:proofErr w:type="spellStart"/>
-      <w:r>
-        <w:t>pembelajaran</w:t>
-      </w:r>
-      <w:proofErr w:type="spellEnd"/>
-      <w:r>
-        <w:t xml:space="preserve"> </w:t>
-      </w:r>
-      <w:proofErr w:type="spellStart"/>
-      <w:r>
-        <w:t>akademik</w:t>
-      </w:r>
-      <w:proofErr w:type="spellEnd"/>
-      <w:r>
-        <w:t xml:space="preserve"> </w:t>
-      </w:r>
-      <w:proofErr w:type="spellStart"/>
-      <w:r>
-        <w:t>dengan</w:t>
-      </w:r>
-      <w:proofErr w:type="spellEnd"/>
-      <w:r>
-        <w:t xml:space="preserve"> </w:t>
-      </w:r>
-      <w:proofErr w:type="spellStart"/>
-      <w:r>
-        <w:t>pengabdian</w:t>
-      </w:r>
-      <w:proofErr w:type="spellEnd"/>
-      <w:r>
-        <w:t xml:space="preserve"> </w:t>
-      </w:r>
-      <w:proofErr w:type="spellStart"/>
-      <w:r>
-        <w:t>masyarakat</w:t>
-      </w:r>
-      <w:proofErr w:type="spellEnd"/>
-      <w:r>
-        <w:t xml:space="preserve"> </w:t>
-      </w:r>
-      <w:proofErr w:type="spellStart"/>
-      <w:r>
-        <w:t>melalui</w:t>
-      </w:r>
-      <w:proofErr w:type="spellEnd"/>
-      <w:r>
-        <w:t xml:space="preserve"> </w:t>
-      </w:r>
-      <w:proofErr w:type="spellStart"/>
-      <w:r>
-        <w:t>kegiatan</w:t>
-      </w:r>
-      <w:proofErr w:type="spellEnd"/>
-      <w:r>
-        <w:t xml:space="preserve"> </w:t>
-      </w:r>
-      <w:proofErr w:type="spellStart"/>
-      <w:r>
-        <w:t>nyata</w:t>
-      </w:r>
-      <w:proofErr w:type="spellEnd"/>
-      <w:r>
-        <w:t xml:space="preserve"> di </w:t>
-      </w:r>
-      <w:proofErr w:type="spellStart"/>
-      <w:r>
-        <w:t>desa</w:t>
-      </w:r>
-      <w:proofErr w:type="spellEnd"/>
-      <w:r>
-        <w:t>/</w:t>
-      </w:r>
-      <w:proofErr w:type="spellStart"/>
-      <w:r>
-        <w:t>komunitas</w:t>
-      </w:r>
-      <w:proofErr w:type="spellEnd"/>
-      <w:r>
-        <w:t>.</w:t>
+        <w:t>KKN adalah mata kuliah praktek lapangan yang memintegrasikan pembelajaran akademik dengan pengabdian masyarakat melalui kegiatan nyata di desa/komunitas.</w:t>
       </w:r>
     </w:p>
     <w:p>
@@ -5187,133 +2866,8 @@
         <w:spacing w:before="60" w:after="80"/>
         <w:jc w:val="both"/>
       </w:pPr>
-      <w:proofErr w:type="spellStart"/>
       <w:r>
-        <w:t>Mahasiswa</w:t>
-      </w:r>
-      <w:proofErr w:type="spellEnd"/>
-      <w:r>
-        <w:t xml:space="preserve"> </w:t>
-      </w:r>
-      <w:proofErr w:type="spellStart"/>
-      <w:r>
-        <w:t>bekerja</w:t>
-      </w:r>
-      <w:proofErr w:type="spellEnd"/>
-      <w:r>
-        <w:t xml:space="preserve"> </w:t>
-      </w:r>
-      <w:proofErr w:type="spellStart"/>
-      <w:r>
-        <w:t>dalam</w:t>
-      </w:r>
-      <w:proofErr w:type="spellEnd"/>
-      <w:r>
-        <w:t xml:space="preserve"> </w:t>
-      </w:r>
-      <w:proofErr w:type="spellStart"/>
-      <w:r>
-        <w:t>tim</w:t>
-      </w:r>
-      <w:proofErr w:type="spellEnd"/>
-      <w:r>
-        <w:t xml:space="preserve"> </w:t>
-      </w:r>
-      <w:proofErr w:type="spellStart"/>
-      <w:r>
-        <w:t>multidisiplin</w:t>
-      </w:r>
-      <w:proofErr w:type="spellEnd"/>
-      <w:r>
-        <w:t xml:space="preserve"> </w:t>
-      </w:r>
-      <w:proofErr w:type="spellStart"/>
-      <w:r>
-        <w:t>selama</w:t>
-      </w:r>
-      <w:proofErr w:type="spellEnd"/>
-      <w:r>
-        <w:t xml:space="preserve"> 4-6 </w:t>
-      </w:r>
-      <w:proofErr w:type="spellStart"/>
-      <w:r>
-        <w:t>minggu</w:t>
-      </w:r>
-      <w:proofErr w:type="spellEnd"/>
-      <w:r>
-        <w:t xml:space="preserve"> </w:t>
-      </w:r>
-      <w:proofErr w:type="spellStart"/>
-      <w:r>
-        <w:t>untuk</w:t>
-      </w:r>
-      <w:proofErr w:type="spellEnd"/>
-      <w:r>
-        <w:t xml:space="preserve"> </w:t>
-      </w:r>
-      <w:proofErr w:type="spellStart"/>
-      <w:r>
-        <w:t>mengidentifikasi</w:t>
-      </w:r>
-      <w:proofErr w:type="spellEnd"/>
-      <w:r>
-        <w:t xml:space="preserve"> </w:t>
-      </w:r>
-      <w:proofErr w:type="spellStart"/>
-      <w:r>
-        <w:t>masalah</w:t>
-      </w:r>
-      <w:proofErr w:type="spellEnd"/>
-      <w:r>
-        <w:t xml:space="preserve"> </w:t>
-      </w:r>
-      <w:proofErr w:type="spellStart"/>
-      <w:r>
-        <w:t>sosial-ekonomi</w:t>
-      </w:r>
-      <w:proofErr w:type="spellEnd"/>
-      <w:r>
-        <w:t xml:space="preserve">, </w:t>
-      </w:r>
-      <w:proofErr w:type="spellStart"/>
-      <w:r>
-        <w:t>merancang</w:t>
-      </w:r>
-      <w:proofErr w:type="spellEnd"/>
-      <w:r>
-        <w:t xml:space="preserve">, </w:t>
-      </w:r>
-      <w:proofErr w:type="spellStart"/>
-      <w:r>
-        <w:t>melaksanakan</w:t>
-      </w:r>
-      <w:proofErr w:type="spellEnd"/>
-      <w:r>
-        <w:t xml:space="preserve">, </w:t>
-      </w:r>
-      <w:proofErr w:type="spellStart"/>
-      <w:r>
-        <w:t>dan</w:t>
-      </w:r>
-      <w:proofErr w:type="spellEnd"/>
-      <w:r>
-        <w:t xml:space="preserve"> </w:t>
-      </w:r>
-      <w:proofErr w:type="spellStart"/>
-      <w:r>
-        <w:t>mengevaluasi</w:t>
-      </w:r>
-      <w:proofErr w:type="spellEnd"/>
-      <w:r>
-        <w:t xml:space="preserve"> program </w:t>
-      </w:r>
-      <w:proofErr w:type="spellStart"/>
-      <w:r>
-        <w:t>pemberdayaan</w:t>
-      </w:r>
-      <w:proofErr w:type="spellEnd"/>
-      <w:r>
-        <w:t>.</w:t>
+        <w:t>Mahasiswa bekerja dalam tim multidisiplin selama 4-6 minggu untuk mengidentifikasi masalah sosial-ekonomi, merancang, melaksanakan, dan mengevaluasi program pemberdayaan.</w:t>
       </w:r>
     </w:p>
     <w:p>
@@ -5321,117 +2875,9 @@
         <w:spacing w:before="60" w:after="80"/>
         <w:jc w:val="both"/>
       </w:pPr>
-      <w:proofErr w:type="spellStart"/>
       <w:r>
-        <w:t>Dengan</w:t>
-      </w:r>
-      <w:proofErr w:type="spellEnd"/>
-      <w:r>
-        <w:t xml:space="preserve"> </w:t>
-      </w:r>
-      <w:proofErr w:type="spellStart"/>
-      <w:r>
-        <w:t>pendekatan</w:t>
-      </w:r>
-      <w:proofErr w:type="spellEnd"/>
-      <w:r>
-        <w:t xml:space="preserve"> participatory </w:t>
-      </w:r>
-      <w:proofErr w:type="spellStart"/>
-      <w:r>
-        <w:t>dan</w:t>
-      </w:r>
-      <w:proofErr w:type="spellEnd"/>
-      <w:r>
-        <w:t xml:space="preserve"> </w:t>
-      </w:r>
-      <w:proofErr w:type="spellStart"/>
-      <w:r>
-        <w:t>berbasis</w:t>
-      </w:r>
-      <w:proofErr w:type="spellEnd"/>
-      <w:r>
-        <w:t xml:space="preserve"> </w:t>
-      </w:r>
-      <w:proofErr w:type="spellStart"/>
-      <w:r>
-        <w:t>nilai</w:t>
-      </w:r>
-      <w:proofErr w:type="spellEnd"/>
-      <w:r>
-        <w:t xml:space="preserve"> Islam (</w:t>
-      </w:r>
-      <w:proofErr w:type="spellStart"/>
-      <w:r>
-        <w:t>islah</w:t>
-      </w:r>
-      <w:proofErr w:type="spellEnd"/>
-      <w:r>
-        <w:t xml:space="preserve">, </w:t>
-      </w:r>
-      <w:proofErr w:type="spellStart"/>
-      <w:r>
-        <w:t>ta'awun</w:t>
-      </w:r>
-      <w:proofErr w:type="spellEnd"/>
-      <w:r>
-        <w:t xml:space="preserve">, </w:t>
-      </w:r>
-      <w:proofErr w:type="spellStart"/>
-      <w:r>
-        <w:t>adl</w:t>
-      </w:r>
-      <w:proofErr w:type="spellEnd"/>
-      <w:r>
-        <w:t xml:space="preserve">), </w:t>
-      </w:r>
-      <w:proofErr w:type="spellStart"/>
-      <w:r>
-        <w:t>mahasiswa</w:t>
-      </w:r>
-      <w:proofErr w:type="spellEnd"/>
-      <w:r>
-        <w:t xml:space="preserve"> </w:t>
-      </w:r>
-      <w:proofErr w:type="spellStart"/>
-      <w:r>
-        <w:t>mengembangkan</w:t>
-      </w:r>
-      <w:proofErr w:type="spellEnd"/>
-      <w:r>
-        <w:t xml:space="preserve"> </w:t>
-      </w:r>
-      <w:proofErr w:type="spellStart"/>
-      <w:r>
-        <w:t>kapabilitas</w:t>
-      </w:r>
-      <w:proofErr w:type="spellEnd"/>
-      <w:r>
-        <w:t xml:space="preserve"> entrepreneurship, leadership, </w:t>
-      </w:r>
-      <w:proofErr w:type="spellStart"/>
-      <w:r>
-        <w:t>dan</w:t>
-      </w:r>
-      <w:proofErr w:type="spellEnd"/>
-      <w:r>
-        <w:t xml:space="preserve"> </w:t>
-      </w:r>
-      <w:proofErr w:type="spellStart"/>
-      <w:r>
-        <w:t>kepedulian</w:t>
-      </w:r>
-      <w:proofErr w:type="spellEnd"/>
-      <w:r>
-        <w:t xml:space="preserve"> </w:t>
-      </w:r>
-      <w:proofErr w:type="spellStart"/>
-      <w:r>
-        <w:t>sosial</w:t>
-      </w:r>
-      <w:proofErr w:type="spellEnd"/>
-      <w:r>
-        <w:t>.</w:t>
+        <w:lastRenderedPageBreak/>
+        <w:t>Dengan pendekatan participatory dan berbasis nilai Islam (islah, ta'awun, adl), mahasiswa mengembangkan kapabilitas entrepreneurship, leadership, dan kepedulian sosial.</w:t>
       </w:r>
     </w:p>
     <w:p>
@@ -5585,7 +3031,6 @@
               <w:spacing w:before="40" w:after="40"/>
               <w:jc w:val="center"/>
             </w:pPr>
-            <w:proofErr w:type="spellStart"/>
             <w:r>
               <w:rPr>
                 <w:b/>
@@ -5594,31 +3039,8 @@
                 <w:sz w:val="20"/>
                 <w:szCs w:val="20"/>
               </w:rPr>
-              <w:t>Bahan</w:t>
-            </w:r>
-            <w:proofErr w:type="spellEnd"/>
-            <w:r>
-              <w:rPr>
-                <w:b/>
-                <w:bCs/>
-                <w:color w:val="FFFFFF"/>
-                <w:sz w:val="20"/>
-                <w:szCs w:val="20"/>
-              </w:rPr>
-              <w:t xml:space="preserve"> </w:t>
-            </w:r>
-            <w:proofErr w:type="spellStart"/>
-            <w:r>
-              <w:rPr>
-                <w:b/>
-                <w:bCs/>
-                <w:color w:val="FFFFFF"/>
-                <w:sz w:val="20"/>
-                <w:szCs w:val="20"/>
-              </w:rPr>
-              <w:t>Kajian</w:t>
-            </w:r>
-            <w:proofErr w:type="spellEnd"/>
+              <w:t>Bahan Kajian</w:t>
+            </w:r>
           </w:p>
         </w:tc>
       </w:tr>
@@ -5660,7 +3082,6 @@
                 <w:sz w:val="20"/>
                 <w:szCs w:val="20"/>
               </w:rPr>
-              <w:lastRenderedPageBreak/>
               <w:t>1</w:t>
             </w:r>
           </w:p>
@@ -5688,7 +3109,6 @@
               <w:spacing w:before="40" w:after="40"/>
               <w:jc w:val="center"/>
             </w:pPr>
-            <w:proofErr w:type="spellStart"/>
             <w:r>
               <w:rPr>
                 <w:b/>
@@ -5697,18 +3117,7 @@
                 <w:sz w:val="19"/>
                 <w:szCs w:val="19"/>
               </w:rPr>
-              <w:t>Persiapan</w:t>
-            </w:r>
-            <w:proofErr w:type="spellEnd"/>
-            <w:r>
-              <w:rPr>
-                <w:b/>
-                <w:bCs/>
-                <w:color w:val="000000"/>
-                <w:sz w:val="19"/>
-                <w:szCs w:val="19"/>
-              </w:rPr>
-              <w:t xml:space="preserve"> &amp; Community Profiling</w:t>
+              <w:t>Persiapan &amp; Community Profiling</w:t>
             </w:r>
           </w:p>
         </w:tc>
@@ -5734,59 +3143,13 @@
             <w:pPr>
               <w:spacing w:before="40" w:after="40"/>
             </w:pPr>
-            <w:proofErr w:type="spellStart"/>
-            <w:r>
-              <w:rPr>
-                <w:color w:val="000000"/>
-                <w:sz w:val="20"/>
-                <w:szCs w:val="20"/>
-              </w:rPr>
-              <w:t>Orientasi</w:t>
-            </w:r>
-            <w:proofErr w:type="spellEnd"/>
-            <w:r>
-              <w:rPr>
-                <w:color w:val="000000"/>
-                <w:sz w:val="20"/>
-                <w:szCs w:val="20"/>
-              </w:rPr>
-              <w:t xml:space="preserve"> KKN </w:t>
-            </w:r>
-            <w:proofErr w:type="spellStart"/>
-            <w:r>
-              <w:rPr>
-                <w:color w:val="000000"/>
-                <w:sz w:val="20"/>
-                <w:szCs w:val="20"/>
-              </w:rPr>
-              <w:t>dan</w:t>
-            </w:r>
-            <w:proofErr w:type="spellEnd"/>
-            <w:r>
-              <w:rPr>
-                <w:color w:val="000000"/>
-                <w:sz w:val="20"/>
-                <w:szCs w:val="20"/>
-              </w:rPr>
-              <w:t xml:space="preserve"> </w:t>
-            </w:r>
-            <w:proofErr w:type="spellStart"/>
-            <w:r>
-              <w:rPr>
-                <w:color w:val="000000"/>
-                <w:sz w:val="20"/>
-                <w:szCs w:val="20"/>
-              </w:rPr>
-              <w:t>nilai-nilai</w:t>
-            </w:r>
-            <w:proofErr w:type="spellEnd"/>
-            <w:r>
-              <w:rPr>
-                <w:color w:val="000000"/>
-                <w:sz w:val="20"/>
-                <w:szCs w:val="20"/>
-              </w:rPr>
-              <w:t xml:space="preserve"> program; Community assessment tools; Focus group discussion; Problem identification framework; Asset mapping; Stakeholder analysis; Participatory planning</w:t>
+            <w:r>
+              <w:rPr>
+                <w:color w:val="000000"/>
+                <w:sz w:val="20"/>
+                <w:szCs w:val="20"/>
+              </w:rPr>
+              <w:t>Orientasi KKN dan nilai-nilai program; Community assessment tools; Focus group discussion; Problem identification framework; Asset mapping; Stakeholder analysis; Participatory planning</w:t>
             </w:r>
           </w:p>
         </w:tc>
@@ -5896,79 +3259,7 @@
                 <w:sz w:val="20"/>
                 <w:szCs w:val="20"/>
               </w:rPr>
-              <w:t xml:space="preserve">Design thinking </w:t>
-            </w:r>
-            <w:proofErr w:type="spellStart"/>
-            <w:r>
-              <w:rPr>
-                <w:color w:val="000000"/>
-                <w:sz w:val="20"/>
-                <w:szCs w:val="20"/>
-              </w:rPr>
-              <w:t>untuk</w:t>
-            </w:r>
-            <w:proofErr w:type="spellEnd"/>
-            <w:r>
-              <w:rPr>
-                <w:color w:val="000000"/>
-                <w:sz w:val="20"/>
-                <w:szCs w:val="20"/>
-              </w:rPr>
-              <w:t xml:space="preserve"> </w:t>
-            </w:r>
-            <w:proofErr w:type="spellStart"/>
-            <w:r>
-              <w:rPr>
-                <w:color w:val="000000"/>
-                <w:sz w:val="20"/>
-                <w:szCs w:val="20"/>
-              </w:rPr>
-              <w:t>solusi</w:t>
-            </w:r>
-            <w:proofErr w:type="spellEnd"/>
-            <w:r>
-              <w:rPr>
-                <w:color w:val="000000"/>
-                <w:sz w:val="20"/>
-                <w:szCs w:val="20"/>
-              </w:rPr>
-              <w:t xml:space="preserve"> </w:t>
-            </w:r>
-            <w:proofErr w:type="spellStart"/>
-            <w:r>
-              <w:rPr>
-                <w:color w:val="000000"/>
-                <w:sz w:val="20"/>
-                <w:szCs w:val="20"/>
-              </w:rPr>
-              <w:t>komunitas</w:t>
-            </w:r>
-            <w:proofErr w:type="spellEnd"/>
-            <w:r>
-              <w:rPr>
-                <w:color w:val="000000"/>
-                <w:sz w:val="20"/>
-                <w:szCs w:val="20"/>
-              </w:rPr>
-              <w:t xml:space="preserve">; Business model canvas </w:t>
-            </w:r>
-            <w:proofErr w:type="spellStart"/>
-            <w:r>
-              <w:rPr>
-                <w:color w:val="000000"/>
-                <w:sz w:val="20"/>
-                <w:szCs w:val="20"/>
-              </w:rPr>
-              <w:t>sosial</w:t>
-            </w:r>
-            <w:proofErr w:type="spellEnd"/>
-            <w:r>
-              <w:rPr>
-                <w:color w:val="000000"/>
-                <w:sz w:val="20"/>
-                <w:szCs w:val="20"/>
-              </w:rPr>
-              <w:t>; Stakeholder engagement; Baseline measurement; Sustainability planning; Budget &amp; resource management; Timeline &amp; milestones</w:t>
+              <w:t>Design thinking untuk solusi komunitas; Business model canvas sosial; Stakeholder engagement; Baseline measurement; Sustainability planning; Budget &amp; resource management; Timeline &amp; milestones</w:t>
             </w:r>
           </w:p>
         </w:tc>
@@ -6078,133 +3369,7 @@
                 <w:sz w:val="20"/>
                 <w:szCs w:val="20"/>
               </w:rPr>
-              <w:t xml:space="preserve">Practical skills: </w:t>
-            </w:r>
-            <w:proofErr w:type="spellStart"/>
-            <w:r>
-              <w:rPr>
-                <w:color w:val="000000"/>
-                <w:sz w:val="20"/>
-                <w:szCs w:val="20"/>
-              </w:rPr>
-              <w:t>pertanian</w:t>
-            </w:r>
-            <w:proofErr w:type="spellEnd"/>
-            <w:r>
-              <w:rPr>
-                <w:color w:val="000000"/>
-                <w:sz w:val="20"/>
-                <w:szCs w:val="20"/>
-              </w:rPr>
-              <w:t xml:space="preserve">, </w:t>
-            </w:r>
-            <w:proofErr w:type="spellStart"/>
-            <w:r>
-              <w:rPr>
-                <w:color w:val="000000"/>
-                <w:sz w:val="20"/>
-                <w:szCs w:val="20"/>
-              </w:rPr>
-              <w:t>peternakan</w:t>
-            </w:r>
-            <w:proofErr w:type="spellEnd"/>
-            <w:r>
-              <w:rPr>
-                <w:color w:val="000000"/>
-                <w:sz w:val="20"/>
-                <w:szCs w:val="20"/>
-              </w:rPr>
-              <w:t xml:space="preserve">, UMKM, </w:t>
-            </w:r>
-            <w:proofErr w:type="spellStart"/>
-            <w:r>
-              <w:rPr>
-                <w:color w:val="000000"/>
-                <w:sz w:val="20"/>
-                <w:szCs w:val="20"/>
-              </w:rPr>
-              <w:t>keuangan</w:t>
-            </w:r>
-            <w:proofErr w:type="spellEnd"/>
-            <w:r>
-              <w:rPr>
-                <w:color w:val="000000"/>
-                <w:sz w:val="20"/>
-                <w:szCs w:val="20"/>
-              </w:rPr>
-              <w:t xml:space="preserve"> </w:t>
-            </w:r>
-            <w:proofErr w:type="spellStart"/>
-            <w:r>
-              <w:rPr>
-                <w:color w:val="000000"/>
-                <w:sz w:val="20"/>
-                <w:szCs w:val="20"/>
-              </w:rPr>
-              <w:t>komunitas</w:t>
-            </w:r>
-            <w:proofErr w:type="spellEnd"/>
-            <w:r>
-              <w:rPr>
-                <w:color w:val="000000"/>
-                <w:sz w:val="20"/>
-                <w:szCs w:val="20"/>
-              </w:rPr>
-              <w:t xml:space="preserve">; Capacity building workshops; Mentoring </w:t>
-            </w:r>
-            <w:proofErr w:type="spellStart"/>
-            <w:r>
-              <w:rPr>
-                <w:color w:val="000000"/>
-                <w:sz w:val="20"/>
-                <w:szCs w:val="20"/>
-              </w:rPr>
-              <w:t>dan</w:t>
-            </w:r>
-            <w:proofErr w:type="spellEnd"/>
-            <w:r>
-              <w:rPr>
-                <w:color w:val="000000"/>
-                <w:sz w:val="20"/>
-                <w:szCs w:val="20"/>
-              </w:rPr>
-              <w:t xml:space="preserve"> coaching; </w:t>
-            </w:r>
-            <w:proofErr w:type="spellStart"/>
-            <w:r>
-              <w:rPr>
-                <w:color w:val="000000"/>
-                <w:sz w:val="20"/>
-                <w:szCs w:val="20"/>
-              </w:rPr>
-              <w:t>Dokumentasi</w:t>
-            </w:r>
-            <w:proofErr w:type="spellEnd"/>
-            <w:r>
-              <w:rPr>
-                <w:color w:val="000000"/>
-                <w:sz w:val="20"/>
-                <w:szCs w:val="20"/>
-              </w:rPr>
-              <w:t xml:space="preserve"> </w:t>
-            </w:r>
-            <w:proofErr w:type="spellStart"/>
-            <w:r>
-              <w:rPr>
-                <w:color w:val="000000"/>
-                <w:sz w:val="20"/>
-                <w:szCs w:val="20"/>
-              </w:rPr>
-              <w:t>aktivitas</w:t>
-            </w:r>
-            <w:proofErr w:type="spellEnd"/>
-            <w:r>
-              <w:rPr>
-                <w:color w:val="000000"/>
-                <w:sz w:val="20"/>
-                <w:szCs w:val="20"/>
-              </w:rPr>
-              <w:t>; Adaptive management; Community mobilization techniques</w:t>
+              <w:t>Practical skills: pertanian, peternakan, UMKM, keuangan komunitas; Capacity building workshops; Mentoring dan coaching; Dokumentasi aktivitas; Adaptive management; Community mobilization techniques</w:t>
             </w:r>
           </w:p>
         </w:tc>
@@ -6350,55 +3515,7 @@
         <w:jc w:val="both"/>
       </w:pPr>
       <w:r>
-        <w:t xml:space="preserve">2 </w:t>
-      </w:r>
-      <w:proofErr w:type="spellStart"/>
-      <w:r>
-        <w:t>sks</w:t>
-      </w:r>
-      <w:proofErr w:type="spellEnd"/>
-      <w:r>
-        <w:t xml:space="preserve"> = </w:t>
-      </w:r>
-      <w:proofErr w:type="spellStart"/>
-      <w:r>
-        <w:t>praktek</w:t>
-      </w:r>
-      <w:proofErr w:type="spellEnd"/>
-      <w:r>
-        <w:t xml:space="preserve"> </w:t>
-      </w:r>
-      <w:proofErr w:type="spellStart"/>
-      <w:r>
-        <w:t>lapangan</w:t>
-      </w:r>
-      <w:proofErr w:type="spellEnd"/>
-      <w:r>
-        <w:t xml:space="preserve"> 4-6 </w:t>
-      </w:r>
-      <w:proofErr w:type="spellStart"/>
-      <w:r>
-        <w:t>minggu</w:t>
-      </w:r>
-      <w:proofErr w:type="spellEnd"/>
-      <w:r>
-        <w:t xml:space="preserve"> </w:t>
-      </w:r>
-      <w:proofErr w:type="spellStart"/>
-      <w:r>
-        <w:t>penuh</w:t>
-      </w:r>
-      <w:proofErr w:type="spellEnd"/>
-      <w:r>
-        <w:t>; non-</w:t>
-      </w:r>
-      <w:proofErr w:type="spellStart"/>
-      <w:r>
-        <w:t>reguler</w:t>
-      </w:r>
-      <w:proofErr w:type="spellEnd"/>
-      <w:r>
-        <w:t xml:space="preserve"> classroom</w:t>
+        <w:t>2 sks = praktek lapangan 4-6 minggu penuh; non-reguler classroom</w:t>
       </w:r>
     </w:p>
     <w:p>
@@ -6499,7 +3616,6 @@
               <w:spacing w:before="40" w:after="40"/>
               <w:jc w:val="center"/>
             </w:pPr>
-            <w:proofErr w:type="spellStart"/>
             <w:r>
               <w:rPr>
                 <w:b/>
@@ -6508,9 +3624,33 @@
                 <w:sz w:val="20"/>
                 <w:szCs w:val="20"/>
               </w:rPr>
-              <w:t>Kemampuan</w:t>
-            </w:r>
-            <w:proofErr w:type="spellEnd"/>
+              <w:t>Kemampuan Akhir (Sub-CPMK)</w:t>
+            </w:r>
+          </w:p>
+        </w:tc>
+        <w:tc>
+          <w:tcPr>
+            <w:tcW w:w="1300" w:type="dxa"/>
+            <w:tcBorders>
+              <w:top w:val="single" w:sz="6" w:space="0" w:color="CCCCCC"/>
+              <w:left w:val="single" w:sz="6" w:space="0" w:color="CCCCCC"/>
+              <w:bottom w:val="single" w:sz="6" w:space="0" w:color="CCCCCC"/>
+              <w:right w:val="single" w:sz="6" w:space="0" w:color="CCCCCC"/>
+            </w:tcBorders>
+            <w:shd w:val="clear" w:color="auto" w:fill="1B5E20"/>
+            <w:tcMar>
+              <w:top w:w="90" w:type="dxa"/>
+              <w:left w:w="130" w:type="dxa"/>
+              <w:bottom w:w="90" w:type="dxa"/>
+              <w:right w:w="130" w:type="dxa"/>
+            </w:tcMar>
+            <w:vAlign w:val="center"/>
+          </w:tcPr>
+          <w:p>
+            <w:pPr>
+              <w:spacing w:before="40" w:after="40"/>
+              <w:jc w:val="center"/>
+            </w:pPr>
             <w:r>
               <w:rPr>
                 <w:b/>
@@ -6519,9 +3659,33 @@
                 <w:sz w:val="20"/>
                 <w:szCs w:val="20"/>
               </w:rPr>
-              <w:t xml:space="preserve"> </w:t>
-            </w:r>
-            <w:proofErr w:type="spellStart"/>
+              <w:t>Indikator</w:t>
+            </w:r>
+          </w:p>
+        </w:tc>
+        <w:tc>
+          <w:tcPr>
+            <w:tcW w:w="1500" w:type="dxa"/>
+            <w:tcBorders>
+              <w:top w:val="single" w:sz="6" w:space="0" w:color="CCCCCC"/>
+              <w:left w:val="single" w:sz="6" w:space="0" w:color="CCCCCC"/>
+              <w:bottom w:val="single" w:sz="6" w:space="0" w:color="CCCCCC"/>
+              <w:right w:val="single" w:sz="6" w:space="0" w:color="CCCCCC"/>
+            </w:tcBorders>
+            <w:shd w:val="clear" w:color="auto" w:fill="1B5E20"/>
+            <w:tcMar>
+              <w:top w:w="90" w:type="dxa"/>
+              <w:left w:w="130" w:type="dxa"/>
+              <w:bottom w:w="90" w:type="dxa"/>
+              <w:right w:w="130" w:type="dxa"/>
+            </w:tcMar>
+            <w:vAlign w:val="center"/>
+          </w:tcPr>
+          <w:p>
+            <w:pPr>
+              <w:spacing w:before="40" w:after="40"/>
+              <w:jc w:val="center"/>
+            </w:pPr>
             <w:r>
               <w:rPr>
                 <w:b/>
@@ -6530,9 +3694,33 @@
                 <w:sz w:val="20"/>
                 <w:szCs w:val="20"/>
               </w:rPr>
-              <w:t>Akhir</w:t>
-            </w:r>
-            <w:proofErr w:type="spellEnd"/>
+              <w:t>Kriteria &amp; Teknik</w:t>
+            </w:r>
+          </w:p>
+        </w:tc>
+        <w:tc>
+          <w:tcPr>
+            <w:tcW w:w="1050" w:type="dxa"/>
+            <w:tcBorders>
+              <w:top w:val="single" w:sz="6" w:space="0" w:color="CCCCCC"/>
+              <w:left w:val="single" w:sz="6" w:space="0" w:color="CCCCCC"/>
+              <w:bottom w:val="single" w:sz="6" w:space="0" w:color="CCCCCC"/>
+              <w:right w:val="single" w:sz="6" w:space="0" w:color="CCCCCC"/>
+            </w:tcBorders>
+            <w:shd w:val="clear" w:color="auto" w:fill="1B5E20"/>
+            <w:tcMar>
+              <w:top w:w="90" w:type="dxa"/>
+              <w:left w:w="130" w:type="dxa"/>
+              <w:bottom w:w="90" w:type="dxa"/>
+              <w:right w:w="130" w:type="dxa"/>
+            </w:tcMar>
+            <w:vAlign w:val="center"/>
+          </w:tcPr>
+          <w:p>
+            <w:pPr>
+              <w:spacing w:before="40" w:after="40"/>
+              <w:jc w:val="center"/>
+            </w:pPr>
             <w:r>
               <w:rPr>
                 <w:b/>
@@ -6541,13 +3729,13 @@
                 <w:sz w:val="20"/>
                 <w:szCs w:val="20"/>
               </w:rPr>
-              <w:t xml:space="preserve"> (Sub-CPMK)</w:t>
-            </w:r>
-          </w:p>
-        </w:tc>
-        <w:tc>
-          <w:tcPr>
-            <w:tcW w:w="1300" w:type="dxa"/>
+              <w:t>Luring</w:t>
+            </w:r>
+          </w:p>
+        </w:tc>
+        <w:tc>
+          <w:tcPr>
+            <w:tcW w:w="900" w:type="dxa"/>
             <w:tcBorders>
               <w:top w:val="single" w:sz="6" w:space="0" w:color="CCCCCC"/>
               <w:left w:val="single" w:sz="6" w:space="0" w:color="CCCCCC"/>
@@ -6568,7 +3756,6 @@
               <w:spacing w:before="40" w:after="40"/>
               <w:jc w:val="center"/>
             </w:pPr>
-            <w:proofErr w:type="spellStart"/>
             <w:r>
               <w:rPr>
                 <w:b/>
@@ -6577,14 +3764,13 @@
                 <w:sz w:val="20"/>
                 <w:szCs w:val="20"/>
               </w:rPr>
-              <w:t>Indikator</w:t>
-            </w:r>
-            <w:proofErr w:type="spellEnd"/>
-          </w:p>
-        </w:tc>
-        <w:tc>
-          <w:tcPr>
-            <w:tcW w:w="1500" w:type="dxa"/>
+              <w:t>Daring</w:t>
+            </w:r>
+          </w:p>
+        </w:tc>
+        <w:tc>
+          <w:tcPr>
+            <w:tcW w:w="1250" w:type="dxa"/>
             <w:tcBorders>
               <w:top w:val="single" w:sz="6" w:space="0" w:color="CCCCCC"/>
               <w:left w:val="single" w:sz="6" w:space="0" w:color="CCCCCC"/>
@@ -6605,7 +3791,6 @@
               <w:spacing w:before="40" w:after="40"/>
               <w:jc w:val="center"/>
             </w:pPr>
-            <w:proofErr w:type="spellStart"/>
             <w:r>
               <w:rPr>
                 <w:b/>
@@ -6614,9 +3799,33 @@
                 <w:sz w:val="20"/>
                 <w:szCs w:val="20"/>
               </w:rPr>
-              <w:t>Kriteria</w:t>
-            </w:r>
-            <w:proofErr w:type="spellEnd"/>
+              <w:t>Tugas Terstruktur</w:t>
+            </w:r>
+          </w:p>
+        </w:tc>
+        <w:tc>
+          <w:tcPr>
+            <w:tcW w:w="1000" w:type="dxa"/>
+            <w:tcBorders>
+              <w:top w:val="single" w:sz="6" w:space="0" w:color="CCCCCC"/>
+              <w:left w:val="single" w:sz="6" w:space="0" w:color="CCCCCC"/>
+              <w:bottom w:val="single" w:sz="6" w:space="0" w:color="CCCCCC"/>
+              <w:right w:val="single" w:sz="6" w:space="0" w:color="CCCCCC"/>
+            </w:tcBorders>
+            <w:shd w:val="clear" w:color="auto" w:fill="1B5E20"/>
+            <w:tcMar>
+              <w:top w:w="90" w:type="dxa"/>
+              <w:left w:w="130" w:type="dxa"/>
+              <w:bottom w:w="90" w:type="dxa"/>
+              <w:right w:w="130" w:type="dxa"/>
+            </w:tcMar>
+            <w:vAlign w:val="center"/>
+          </w:tcPr>
+          <w:p>
+            <w:pPr>
+              <w:spacing w:before="40" w:after="40"/>
+              <w:jc w:val="center"/>
+            </w:pPr>
             <w:r>
               <w:rPr>
                 <w:b/>
@@ -6625,9 +3834,33 @@
                 <w:sz w:val="20"/>
                 <w:szCs w:val="20"/>
               </w:rPr>
-              <w:t xml:space="preserve"> &amp; </w:t>
-            </w:r>
-            <w:proofErr w:type="spellStart"/>
+              <w:t>Materi</w:t>
+            </w:r>
+          </w:p>
+        </w:tc>
+        <w:tc>
+          <w:tcPr>
+            <w:tcW w:w="400" w:type="dxa"/>
+            <w:tcBorders>
+              <w:top w:val="single" w:sz="6" w:space="0" w:color="CCCCCC"/>
+              <w:left w:val="single" w:sz="6" w:space="0" w:color="CCCCCC"/>
+              <w:bottom w:val="single" w:sz="6" w:space="0" w:color="CCCCCC"/>
+              <w:right w:val="single" w:sz="6" w:space="0" w:color="CCCCCC"/>
+            </w:tcBorders>
+            <w:shd w:val="clear" w:color="auto" w:fill="1B5E20"/>
+            <w:tcMar>
+              <w:top w:w="90" w:type="dxa"/>
+              <w:left w:w="130" w:type="dxa"/>
+              <w:bottom w:w="90" w:type="dxa"/>
+              <w:right w:w="130" w:type="dxa"/>
+            </w:tcMar>
+            <w:vAlign w:val="center"/>
+          </w:tcPr>
+          <w:p>
+            <w:pPr>
+              <w:spacing w:before="40" w:after="40"/>
+              <w:jc w:val="center"/>
+            </w:pPr>
             <w:r>
               <w:rPr>
                 <w:b/>
@@ -6636,212 +3869,8 @@
                 <w:sz w:val="20"/>
                 <w:szCs w:val="20"/>
               </w:rPr>
-              <w:t>Teknik</w:t>
-            </w:r>
-            <w:proofErr w:type="spellEnd"/>
-          </w:p>
-        </w:tc>
-        <w:tc>
-          <w:tcPr>
-            <w:tcW w:w="1050" w:type="dxa"/>
-            <w:tcBorders>
-              <w:top w:val="single" w:sz="6" w:space="0" w:color="CCCCCC"/>
-              <w:left w:val="single" w:sz="6" w:space="0" w:color="CCCCCC"/>
-              <w:bottom w:val="single" w:sz="6" w:space="0" w:color="CCCCCC"/>
-              <w:right w:val="single" w:sz="6" w:space="0" w:color="CCCCCC"/>
-            </w:tcBorders>
-            <w:shd w:val="clear" w:color="auto" w:fill="1B5E20"/>
-            <w:tcMar>
-              <w:top w:w="90" w:type="dxa"/>
-              <w:left w:w="130" w:type="dxa"/>
-              <w:bottom w:w="90" w:type="dxa"/>
-              <w:right w:w="130" w:type="dxa"/>
-            </w:tcMar>
-            <w:vAlign w:val="center"/>
-          </w:tcPr>
-          <w:p>
-            <w:pPr>
-              <w:spacing w:before="40" w:after="40"/>
-              <w:jc w:val="center"/>
-            </w:pPr>
-            <w:r>
-              <w:rPr>
-                <w:b/>
-                <w:bCs/>
-                <w:color w:val="FFFFFF"/>
-                <w:sz w:val="20"/>
-                <w:szCs w:val="20"/>
-              </w:rPr>
-              <w:t>Luring</w:t>
-            </w:r>
-          </w:p>
-        </w:tc>
-        <w:tc>
-          <w:tcPr>
-            <w:tcW w:w="900" w:type="dxa"/>
-            <w:tcBorders>
-              <w:top w:val="single" w:sz="6" w:space="0" w:color="CCCCCC"/>
-              <w:left w:val="single" w:sz="6" w:space="0" w:color="CCCCCC"/>
-              <w:bottom w:val="single" w:sz="6" w:space="0" w:color="CCCCCC"/>
-              <w:right w:val="single" w:sz="6" w:space="0" w:color="CCCCCC"/>
-            </w:tcBorders>
-            <w:shd w:val="clear" w:color="auto" w:fill="1B5E20"/>
-            <w:tcMar>
-              <w:top w:w="90" w:type="dxa"/>
-              <w:left w:w="130" w:type="dxa"/>
-              <w:bottom w:w="90" w:type="dxa"/>
-              <w:right w:w="130" w:type="dxa"/>
-            </w:tcMar>
-            <w:vAlign w:val="center"/>
-          </w:tcPr>
-          <w:p>
-            <w:pPr>
-              <w:spacing w:before="40" w:after="40"/>
-              <w:jc w:val="center"/>
-            </w:pPr>
-            <w:r>
-              <w:rPr>
-                <w:b/>
-                <w:bCs/>
-                <w:color w:val="FFFFFF"/>
-                <w:sz w:val="20"/>
-                <w:szCs w:val="20"/>
-              </w:rPr>
-              <w:t>Daring</w:t>
-            </w:r>
-          </w:p>
-        </w:tc>
-        <w:tc>
-          <w:tcPr>
-            <w:tcW w:w="1250" w:type="dxa"/>
-            <w:tcBorders>
-              <w:top w:val="single" w:sz="6" w:space="0" w:color="CCCCCC"/>
-              <w:left w:val="single" w:sz="6" w:space="0" w:color="CCCCCC"/>
-              <w:bottom w:val="single" w:sz="6" w:space="0" w:color="CCCCCC"/>
-              <w:right w:val="single" w:sz="6" w:space="0" w:color="CCCCCC"/>
-            </w:tcBorders>
-            <w:shd w:val="clear" w:color="auto" w:fill="1B5E20"/>
-            <w:tcMar>
-              <w:top w:w="90" w:type="dxa"/>
-              <w:left w:w="130" w:type="dxa"/>
-              <w:bottom w:w="90" w:type="dxa"/>
-              <w:right w:w="130" w:type="dxa"/>
-            </w:tcMar>
-            <w:vAlign w:val="center"/>
-          </w:tcPr>
-          <w:p>
-            <w:pPr>
-              <w:spacing w:before="40" w:after="40"/>
-              <w:jc w:val="center"/>
-            </w:pPr>
-            <w:proofErr w:type="spellStart"/>
-            <w:r>
-              <w:rPr>
-                <w:b/>
-                <w:bCs/>
-                <w:color w:val="FFFFFF"/>
-                <w:sz w:val="20"/>
-                <w:szCs w:val="20"/>
-              </w:rPr>
-              <w:t>Tugas</w:t>
-            </w:r>
-            <w:proofErr w:type="spellEnd"/>
-            <w:r>
-              <w:rPr>
-                <w:b/>
-                <w:bCs/>
-                <w:color w:val="FFFFFF"/>
-                <w:sz w:val="20"/>
-                <w:szCs w:val="20"/>
-              </w:rPr>
-              <w:t xml:space="preserve"> </w:t>
-            </w:r>
-            <w:proofErr w:type="spellStart"/>
-            <w:r>
-              <w:rPr>
-                <w:b/>
-                <w:bCs/>
-                <w:color w:val="FFFFFF"/>
-                <w:sz w:val="20"/>
-                <w:szCs w:val="20"/>
-              </w:rPr>
-              <w:t>Terstruktur</w:t>
-            </w:r>
-            <w:proofErr w:type="spellEnd"/>
-          </w:p>
-        </w:tc>
-        <w:tc>
-          <w:tcPr>
-            <w:tcW w:w="1000" w:type="dxa"/>
-            <w:tcBorders>
-              <w:top w:val="single" w:sz="6" w:space="0" w:color="CCCCCC"/>
-              <w:left w:val="single" w:sz="6" w:space="0" w:color="CCCCCC"/>
-              <w:bottom w:val="single" w:sz="6" w:space="0" w:color="CCCCCC"/>
-              <w:right w:val="single" w:sz="6" w:space="0" w:color="CCCCCC"/>
-            </w:tcBorders>
-            <w:shd w:val="clear" w:color="auto" w:fill="1B5E20"/>
-            <w:tcMar>
-              <w:top w:w="90" w:type="dxa"/>
-              <w:left w:w="130" w:type="dxa"/>
-              <w:bottom w:w="90" w:type="dxa"/>
-              <w:right w:w="130" w:type="dxa"/>
-            </w:tcMar>
-            <w:vAlign w:val="center"/>
-          </w:tcPr>
-          <w:p>
-            <w:pPr>
-              <w:spacing w:before="40" w:after="40"/>
-              <w:jc w:val="center"/>
-            </w:pPr>
-            <w:proofErr w:type="spellStart"/>
-            <w:r>
-              <w:rPr>
-                <w:b/>
-                <w:bCs/>
-                <w:color w:val="FFFFFF"/>
-                <w:sz w:val="20"/>
-                <w:szCs w:val="20"/>
-              </w:rPr>
-              <w:t>Materi</w:t>
-            </w:r>
-            <w:proofErr w:type="spellEnd"/>
-          </w:p>
-        </w:tc>
-        <w:tc>
-          <w:tcPr>
-            <w:tcW w:w="400" w:type="dxa"/>
-            <w:tcBorders>
-              <w:top w:val="single" w:sz="6" w:space="0" w:color="CCCCCC"/>
-              <w:left w:val="single" w:sz="6" w:space="0" w:color="CCCCCC"/>
-              <w:bottom w:val="single" w:sz="6" w:space="0" w:color="CCCCCC"/>
-              <w:right w:val="single" w:sz="6" w:space="0" w:color="CCCCCC"/>
-            </w:tcBorders>
-            <w:shd w:val="clear" w:color="auto" w:fill="1B5E20"/>
-            <w:tcMar>
-              <w:top w:w="90" w:type="dxa"/>
-              <w:left w:w="130" w:type="dxa"/>
-              <w:bottom w:w="90" w:type="dxa"/>
-              <w:right w:w="130" w:type="dxa"/>
-            </w:tcMar>
-            <w:vAlign w:val="center"/>
-          </w:tcPr>
-          <w:p>
-            <w:pPr>
-              <w:spacing w:before="40" w:after="40"/>
-              <w:jc w:val="center"/>
-            </w:pPr>
-            <w:proofErr w:type="spellStart"/>
-            <w:r>
-              <w:rPr>
-                <w:b/>
-                <w:bCs/>
-                <w:color w:val="FFFFFF"/>
-                <w:sz w:val="20"/>
-                <w:szCs w:val="20"/>
-              </w:rPr>
               <w:t>Bobot</w:t>
             </w:r>
-            <w:proofErr w:type="spellEnd"/>
           </w:p>
         </w:tc>
       </w:tr>
@@ -6899,41 +3928,13 @@
               <w:spacing w:before="40" w:after="40"/>
               <w:jc w:val="both"/>
             </w:pPr>
-            <w:proofErr w:type="spellStart"/>
             <w:r>
               <w:rPr>
                 <w:color w:val="000000"/>
                 <w:sz w:val="17"/>
                 <w:szCs w:val="17"/>
               </w:rPr>
-              <w:t>Orientasi</w:t>
-            </w:r>
-            <w:proofErr w:type="spellEnd"/>
-            <w:r>
-              <w:rPr>
-                <w:color w:val="000000"/>
-                <w:sz w:val="17"/>
-                <w:szCs w:val="17"/>
-              </w:rPr>
-              <w:t xml:space="preserve"> &amp; </w:t>
-            </w:r>
-            <w:proofErr w:type="spellStart"/>
-            <w:r>
-              <w:rPr>
-                <w:color w:val="000000"/>
-                <w:sz w:val="17"/>
-                <w:szCs w:val="17"/>
-              </w:rPr>
-              <w:t>persiapan</w:t>
-            </w:r>
-            <w:proofErr w:type="spellEnd"/>
-            <w:r>
-              <w:rPr>
-                <w:color w:val="000000"/>
-                <w:sz w:val="17"/>
-                <w:szCs w:val="17"/>
-              </w:rPr>
-              <w:t xml:space="preserve"> KKN</w:t>
+              <w:t>Orientasi &amp; persiapan KKN</w:t>
             </w:r>
           </w:p>
         </w:tc>
@@ -6959,285 +3960,173 @@
               <w:spacing w:before="40" w:after="40"/>
               <w:jc w:val="both"/>
             </w:pPr>
-            <w:proofErr w:type="spellStart"/>
             <w:r>
               <w:rPr>
                 <w:color w:val="000000"/>
                 <w:sz w:val="16"/>
                 <w:szCs w:val="16"/>
               </w:rPr>
-              <w:t>Memahami</w:t>
-            </w:r>
-            <w:proofErr w:type="spellEnd"/>
+              <w:t>Memahami visi, misi, dan nilai-nilai KKN</w:t>
+            </w:r>
+          </w:p>
+        </w:tc>
+        <w:tc>
+          <w:tcPr>
+            <w:tcW w:w="1500" w:type="dxa"/>
+            <w:tcBorders>
+              <w:top w:val="single" w:sz="6" w:space="0" w:color="CCCCCC"/>
+              <w:left w:val="single" w:sz="6" w:space="0" w:color="CCCCCC"/>
+              <w:bottom w:val="single" w:sz="6" w:space="0" w:color="CCCCCC"/>
+              <w:right w:val="single" w:sz="6" w:space="0" w:color="CCCCCC"/>
+            </w:tcBorders>
+            <w:shd w:val="clear" w:color="auto" w:fill="F9F9F9"/>
+            <w:tcMar>
+              <w:top w:w="90" w:type="dxa"/>
+              <w:left w:w="130" w:type="dxa"/>
+              <w:bottom w:w="90" w:type="dxa"/>
+              <w:right w:w="130" w:type="dxa"/>
+            </w:tcMar>
+          </w:tcPr>
+          <w:p>
+            <w:pPr>
+              <w:spacing w:before="40" w:after="40"/>
+              <w:jc w:val="both"/>
+            </w:pPr>
             <w:r>
               <w:rPr>
                 <w:color w:val="000000"/>
                 <w:sz w:val="16"/>
                 <w:szCs w:val="16"/>
               </w:rPr>
-              <w:t xml:space="preserve"> </w:t>
-            </w:r>
-            <w:proofErr w:type="spellStart"/>
+              <w:t>Partisipasi aktif</w:t>
+            </w:r>
+          </w:p>
+        </w:tc>
+        <w:tc>
+          <w:tcPr>
+            <w:tcW w:w="1050" w:type="dxa"/>
+            <w:tcBorders>
+              <w:top w:val="single" w:sz="6" w:space="0" w:color="CCCCCC"/>
+              <w:left w:val="single" w:sz="6" w:space="0" w:color="CCCCCC"/>
+              <w:bottom w:val="single" w:sz="6" w:space="0" w:color="CCCCCC"/>
+              <w:right w:val="single" w:sz="6" w:space="0" w:color="CCCCCC"/>
+            </w:tcBorders>
+            <w:shd w:val="clear" w:color="auto" w:fill="F9F9F9"/>
+            <w:tcMar>
+              <w:top w:w="90" w:type="dxa"/>
+              <w:left w:w="130" w:type="dxa"/>
+              <w:bottom w:w="90" w:type="dxa"/>
+              <w:right w:w="130" w:type="dxa"/>
+            </w:tcMar>
+          </w:tcPr>
+          <w:p>
+            <w:pPr>
+              <w:spacing w:before="40" w:after="40"/>
+              <w:jc w:val="both"/>
+            </w:pPr>
             <w:r>
               <w:rPr>
                 <w:color w:val="000000"/>
                 <w:sz w:val="16"/>
                 <w:szCs w:val="16"/>
               </w:rPr>
-              <w:t>visi</w:t>
-            </w:r>
-            <w:proofErr w:type="spellEnd"/>
+              <w:t>Orientation workshop</w:t>
+            </w:r>
+          </w:p>
+        </w:tc>
+        <w:tc>
+          <w:tcPr>
+            <w:tcW w:w="900" w:type="dxa"/>
+            <w:tcBorders>
+              <w:top w:val="single" w:sz="6" w:space="0" w:color="CCCCCC"/>
+              <w:left w:val="single" w:sz="6" w:space="0" w:color="CCCCCC"/>
+              <w:bottom w:val="single" w:sz="6" w:space="0" w:color="CCCCCC"/>
+              <w:right w:val="single" w:sz="6" w:space="0" w:color="CCCCCC"/>
+            </w:tcBorders>
+            <w:shd w:val="clear" w:color="auto" w:fill="F9F9F9"/>
+            <w:tcMar>
+              <w:top w:w="90" w:type="dxa"/>
+              <w:left w:w="130" w:type="dxa"/>
+              <w:bottom w:w="90" w:type="dxa"/>
+              <w:right w:w="130" w:type="dxa"/>
+            </w:tcMar>
+          </w:tcPr>
+          <w:p>
+            <w:pPr>
+              <w:spacing w:before="40" w:after="40"/>
+              <w:jc w:val="both"/>
+            </w:pPr>
             <w:r>
               <w:rPr>
                 <w:color w:val="000000"/>
                 <w:sz w:val="16"/>
                 <w:szCs w:val="16"/>
               </w:rPr>
-              <w:t xml:space="preserve">, </w:t>
-            </w:r>
-            <w:proofErr w:type="spellStart"/>
+              <w:t>-</w:t>
+            </w:r>
+          </w:p>
+        </w:tc>
+        <w:tc>
+          <w:tcPr>
+            <w:tcW w:w="1250" w:type="dxa"/>
+            <w:tcBorders>
+              <w:top w:val="single" w:sz="6" w:space="0" w:color="CCCCCC"/>
+              <w:left w:val="single" w:sz="6" w:space="0" w:color="CCCCCC"/>
+              <w:bottom w:val="single" w:sz="6" w:space="0" w:color="CCCCCC"/>
+              <w:right w:val="single" w:sz="6" w:space="0" w:color="CCCCCC"/>
+            </w:tcBorders>
+            <w:shd w:val="clear" w:color="auto" w:fill="F9F9F9"/>
+            <w:tcMar>
+              <w:top w:w="90" w:type="dxa"/>
+              <w:left w:w="130" w:type="dxa"/>
+              <w:bottom w:w="90" w:type="dxa"/>
+              <w:right w:w="130" w:type="dxa"/>
+            </w:tcMar>
+          </w:tcPr>
+          <w:p>
+            <w:pPr>
+              <w:spacing w:before="40" w:after="40"/>
+              <w:jc w:val="both"/>
+            </w:pPr>
             <w:r>
               <w:rPr>
                 <w:color w:val="000000"/>
                 <w:sz w:val="16"/>
                 <w:szCs w:val="16"/>
               </w:rPr>
-              <w:t>misi</w:t>
-            </w:r>
-            <w:proofErr w:type="spellEnd"/>
+              <w:t>Pre-placement assignment</w:t>
+            </w:r>
+          </w:p>
+        </w:tc>
+        <w:tc>
+          <w:tcPr>
+            <w:tcW w:w="1000" w:type="dxa"/>
+            <w:tcBorders>
+              <w:top w:val="single" w:sz="6" w:space="0" w:color="CCCCCC"/>
+              <w:left w:val="single" w:sz="6" w:space="0" w:color="CCCCCC"/>
+              <w:bottom w:val="single" w:sz="6" w:space="0" w:color="CCCCCC"/>
+              <w:right w:val="single" w:sz="6" w:space="0" w:color="CCCCCC"/>
+            </w:tcBorders>
+            <w:shd w:val="clear" w:color="auto" w:fill="F9F9F9"/>
+            <w:tcMar>
+              <w:top w:w="90" w:type="dxa"/>
+              <w:left w:w="130" w:type="dxa"/>
+              <w:bottom w:w="90" w:type="dxa"/>
+              <w:right w:w="130" w:type="dxa"/>
+            </w:tcMar>
+          </w:tcPr>
+          <w:p>
+            <w:pPr>
+              <w:spacing w:before="40" w:after="40"/>
+              <w:jc w:val="both"/>
+            </w:pPr>
             <w:r>
               <w:rPr>
                 <w:color w:val="000000"/>
                 <w:sz w:val="16"/>
                 <w:szCs w:val="16"/>
               </w:rPr>
-              <w:t xml:space="preserve">, </w:t>
-            </w:r>
-            <w:proofErr w:type="spellStart"/>
-            <w:r>
-              <w:rPr>
-                <w:color w:val="000000"/>
-                <w:sz w:val="16"/>
-                <w:szCs w:val="16"/>
-              </w:rPr>
-              <w:t>dan</w:t>
-            </w:r>
-            <w:proofErr w:type="spellEnd"/>
-            <w:r>
-              <w:rPr>
-                <w:color w:val="000000"/>
-                <w:sz w:val="16"/>
-                <w:szCs w:val="16"/>
-              </w:rPr>
-              <w:t xml:space="preserve"> </w:t>
-            </w:r>
-            <w:proofErr w:type="spellStart"/>
-            <w:r>
-              <w:rPr>
-                <w:color w:val="000000"/>
-                <w:sz w:val="16"/>
-                <w:szCs w:val="16"/>
-              </w:rPr>
-              <w:t>nilai-nilai</w:t>
-            </w:r>
-            <w:proofErr w:type="spellEnd"/>
-            <w:r>
-              <w:rPr>
-                <w:color w:val="000000"/>
-                <w:sz w:val="16"/>
-                <w:szCs w:val="16"/>
-              </w:rPr>
-              <w:t xml:space="preserve"> KKN</w:t>
-            </w:r>
-          </w:p>
-        </w:tc>
-        <w:tc>
-          <w:tcPr>
-            <w:tcW w:w="1500" w:type="dxa"/>
-            <w:tcBorders>
-              <w:top w:val="single" w:sz="6" w:space="0" w:color="CCCCCC"/>
-              <w:left w:val="single" w:sz="6" w:space="0" w:color="CCCCCC"/>
-              <w:bottom w:val="single" w:sz="6" w:space="0" w:color="CCCCCC"/>
-              <w:right w:val="single" w:sz="6" w:space="0" w:color="CCCCCC"/>
-            </w:tcBorders>
-            <w:shd w:val="clear" w:color="auto" w:fill="F9F9F9"/>
-            <w:tcMar>
-              <w:top w:w="90" w:type="dxa"/>
-              <w:left w:w="130" w:type="dxa"/>
-              <w:bottom w:w="90" w:type="dxa"/>
-              <w:right w:w="130" w:type="dxa"/>
-            </w:tcMar>
-          </w:tcPr>
-          <w:p>
-            <w:pPr>
-              <w:spacing w:before="40" w:after="40"/>
-              <w:jc w:val="both"/>
-            </w:pPr>
-            <w:proofErr w:type="spellStart"/>
-            <w:r>
-              <w:rPr>
-                <w:color w:val="000000"/>
-                <w:sz w:val="16"/>
-                <w:szCs w:val="16"/>
-              </w:rPr>
-              <w:t>Partisipasi</w:t>
-            </w:r>
-            <w:proofErr w:type="spellEnd"/>
-            <w:r>
-              <w:rPr>
-                <w:color w:val="000000"/>
-                <w:sz w:val="16"/>
-                <w:szCs w:val="16"/>
-              </w:rPr>
-              <w:t xml:space="preserve"> </w:t>
-            </w:r>
-            <w:proofErr w:type="spellStart"/>
-            <w:r>
-              <w:rPr>
-                <w:color w:val="000000"/>
-                <w:sz w:val="16"/>
-                <w:szCs w:val="16"/>
-              </w:rPr>
-              <w:t>aktif</w:t>
-            </w:r>
-            <w:proofErr w:type="spellEnd"/>
-          </w:p>
-        </w:tc>
-        <w:tc>
-          <w:tcPr>
-            <w:tcW w:w="1050" w:type="dxa"/>
-            <w:tcBorders>
-              <w:top w:val="single" w:sz="6" w:space="0" w:color="CCCCCC"/>
-              <w:left w:val="single" w:sz="6" w:space="0" w:color="CCCCCC"/>
-              <w:bottom w:val="single" w:sz="6" w:space="0" w:color="CCCCCC"/>
-              <w:right w:val="single" w:sz="6" w:space="0" w:color="CCCCCC"/>
-            </w:tcBorders>
-            <w:shd w:val="clear" w:color="auto" w:fill="F9F9F9"/>
-            <w:tcMar>
-              <w:top w:w="90" w:type="dxa"/>
-              <w:left w:w="130" w:type="dxa"/>
-              <w:bottom w:w="90" w:type="dxa"/>
-              <w:right w:w="130" w:type="dxa"/>
-            </w:tcMar>
-          </w:tcPr>
-          <w:p>
-            <w:pPr>
-              <w:spacing w:before="40" w:after="40"/>
-              <w:jc w:val="both"/>
-            </w:pPr>
-            <w:r>
-              <w:rPr>
-                <w:color w:val="000000"/>
-                <w:sz w:val="16"/>
-                <w:szCs w:val="16"/>
-              </w:rPr>
-              <w:t>Orientation workshop</w:t>
-            </w:r>
-          </w:p>
-        </w:tc>
-        <w:tc>
-          <w:tcPr>
-            <w:tcW w:w="900" w:type="dxa"/>
-            <w:tcBorders>
-              <w:top w:val="single" w:sz="6" w:space="0" w:color="CCCCCC"/>
-              <w:left w:val="single" w:sz="6" w:space="0" w:color="CCCCCC"/>
-              <w:bottom w:val="single" w:sz="6" w:space="0" w:color="CCCCCC"/>
-              <w:right w:val="single" w:sz="6" w:space="0" w:color="CCCCCC"/>
-            </w:tcBorders>
-            <w:shd w:val="clear" w:color="auto" w:fill="F9F9F9"/>
-            <w:tcMar>
-              <w:top w:w="90" w:type="dxa"/>
-              <w:left w:w="130" w:type="dxa"/>
-              <w:bottom w:w="90" w:type="dxa"/>
-              <w:right w:w="130" w:type="dxa"/>
-            </w:tcMar>
-          </w:tcPr>
-          <w:p>
-            <w:pPr>
-              <w:spacing w:before="40" w:after="40"/>
-              <w:jc w:val="both"/>
-            </w:pPr>
-            <w:r>
-              <w:rPr>
-                <w:color w:val="000000"/>
-                <w:sz w:val="16"/>
-                <w:szCs w:val="16"/>
-              </w:rPr>
-              <w:t>-</w:t>
-            </w:r>
-          </w:p>
-        </w:tc>
-        <w:tc>
-          <w:tcPr>
-            <w:tcW w:w="1250" w:type="dxa"/>
-            <w:tcBorders>
-              <w:top w:val="single" w:sz="6" w:space="0" w:color="CCCCCC"/>
-              <w:left w:val="single" w:sz="6" w:space="0" w:color="CCCCCC"/>
-              <w:bottom w:val="single" w:sz="6" w:space="0" w:color="CCCCCC"/>
-              <w:right w:val="single" w:sz="6" w:space="0" w:color="CCCCCC"/>
-            </w:tcBorders>
-            <w:shd w:val="clear" w:color="auto" w:fill="F9F9F9"/>
-            <w:tcMar>
-              <w:top w:w="90" w:type="dxa"/>
-              <w:left w:w="130" w:type="dxa"/>
-              <w:bottom w:w="90" w:type="dxa"/>
-              <w:right w:w="130" w:type="dxa"/>
-            </w:tcMar>
-          </w:tcPr>
-          <w:p>
-            <w:pPr>
-              <w:spacing w:before="40" w:after="40"/>
-              <w:jc w:val="both"/>
-            </w:pPr>
-            <w:r>
-              <w:rPr>
-                <w:color w:val="000000"/>
-                <w:sz w:val="16"/>
-                <w:szCs w:val="16"/>
-              </w:rPr>
-              <w:t>Pre-placement assignment</w:t>
-            </w:r>
-          </w:p>
-        </w:tc>
-        <w:tc>
-          <w:tcPr>
-            <w:tcW w:w="1000" w:type="dxa"/>
-            <w:tcBorders>
-              <w:top w:val="single" w:sz="6" w:space="0" w:color="CCCCCC"/>
-              <w:left w:val="single" w:sz="6" w:space="0" w:color="CCCCCC"/>
-              <w:bottom w:val="single" w:sz="6" w:space="0" w:color="CCCCCC"/>
-              <w:right w:val="single" w:sz="6" w:space="0" w:color="CCCCCC"/>
-            </w:tcBorders>
-            <w:shd w:val="clear" w:color="auto" w:fill="F9F9F9"/>
-            <w:tcMar>
-              <w:top w:w="90" w:type="dxa"/>
-              <w:left w:w="130" w:type="dxa"/>
-              <w:bottom w:w="90" w:type="dxa"/>
-              <w:right w:w="130" w:type="dxa"/>
-            </w:tcMar>
-          </w:tcPr>
-          <w:p>
-            <w:pPr>
-              <w:spacing w:before="40" w:after="40"/>
-              <w:jc w:val="both"/>
-            </w:pPr>
-            <w:proofErr w:type="spellStart"/>
-            <w:r>
-              <w:rPr>
-                <w:color w:val="000000"/>
-                <w:sz w:val="16"/>
-                <w:szCs w:val="16"/>
-              </w:rPr>
-              <w:t>Panduan</w:t>
-            </w:r>
-            <w:proofErr w:type="spellEnd"/>
-            <w:r>
-              <w:rPr>
-                <w:color w:val="000000"/>
-                <w:sz w:val="16"/>
-                <w:szCs w:val="16"/>
-              </w:rPr>
-              <w:t xml:space="preserve"> KKN</w:t>
+              <w:t>Panduan KKN</w:t>
             </w:r>
           </w:p>
         </w:tc>
@@ -7361,285 +4250,173 @@
               <w:spacing w:before="40" w:after="40"/>
               <w:jc w:val="both"/>
             </w:pPr>
-            <w:proofErr w:type="spellStart"/>
             <w:r>
               <w:rPr>
                 <w:color w:val="000000"/>
                 <w:sz w:val="16"/>
                 <w:szCs w:val="16"/>
               </w:rPr>
-              <w:t>Melakukan</w:t>
-            </w:r>
-            <w:proofErr w:type="spellEnd"/>
+              <w:t>Melakukan identifikasi kebutuhan &amp; potensi komunitas</w:t>
+            </w:r>
+          </w:p>
+        </w:tc>
+        <w:tc>
+          <w:tcPr>
+            <w:tcW w:w="1500" w:type="dxa"/>
+            <w:tcBorders>
+              <w:top w:val="single" w:sz="6" w:space="0" w:color="CCCCCC"/>
+              <w:left w:val="single" w:sz="6" w:space="0" w:color="CCCCCC"/>
+              <w:bottom w:val="single" w:sz="6" w:space="0" w:color="CCCCCC"/>
+              <w:right w:val="single" w:sz="6" w:space="0" w:color="CCCCCC"/>
+            </w:tcBorders>
+            <w:shd w:val="clear" w:color="auto" w:fill="FFFFFF"/>
+            <w:tcMar>
+              <w:top w:w="90" w:type="dxa"/>
+              <w:left w:w="130" w:type="dxa"/>
+              <w:bottom w:w="90" w:type="dxa"/>
+              <w:right w:w="130" w:type="dxa"/>
+            </w:tcMar>
+          </w:tcPr>
+          <w:p>
+            <w:pPr>
+              <w:spacing w:before="40" w:after="40"/>
+              <w:jc w:val="both"/>
+            </w:pPr>
             <w:r>
               <w:rPr>
                 <w:color w:val="000000"/>
                 <w:sz w:val="16"/>
                 <w:szCs w:val="16"/>
               </w:rPr>
-              <w:t xml:space="preserve"> </w:t>
-            </w:r>
-            <w:proofErr w:type="spellStart"/>
+              <w:t>Field observation</w:t>
+            </w:r>
+          </w:p>
+        </w:tc>
+        <w:tc>
+          <w:tcPr>
+            <w:tcW w:w="1050" w:type="dxa"/>
+            <w:tcBorders>
+              <w:top w:val="single" w:sz="6" w:space="0" w:color="CCCCCC"/>
+              <w:left w:val="single" w:sz="6" w:space="0" w:color="CCCCCC"/>
+              <w:bottom w:val="single" w:sz="6" w:space="0" w:color="CCCCCC"/>
+              <w:right w:val="single" w:sz="6" w:space="0" w:color="CCCCCC"/>
+            </w:tcBorders>
+            <w:shd w:val="clear" w:color="auto" w:fill="FFFFFF"/>
+            <w:tcMar>
+              <w:top w:w="90" w:type="dxa"/>
+              <w:left w:w="130" w:type="dxa"/>
+              <w:bottom w:w="90" w:type="dxa"/>
+              <w:right w:w="130" w:type="dxa"/>
+            </w:tcMar>
+          </w:tcPr>
+          <w:p>
+            <w:pPr>
+              <w:spacing w:before="40" w:after="40"/>
+              <w:jc w:val="both"/>
+            </w:pPr>
             <w:r>
               <w:rPr>
                 <w:color w:val="000000"/>
                 <w:sz w:val="16"/>
                 <w:szCs w:val="16"/>
               </w:rPr>
-              <w:t>identifikasi</w:t>
-            </w:r>
-            <w:proofErr w:type="spellEnd"/>
+              <w:t>FGD &amp; wawancara</w:t>
+            </w:r>
+          </w:p>
+        </w:tc>
+        <w:tc>
+          <w:tcPr>
+            <w:tcW w:w="900" w:type="dxa"/>
+            <w:tcBorders>
+              <w:top w:val="single" w:sz="6" w:space="0" w:color="CCCCCC"/>
+              <w:left w:val="single" w:sz="6" w:space="0" w:color="CCCCCC"/>
+              <w:bottom w:val="single" w:sz="6" w:space="0" w:color="CCCCCC"/>
+              <w:right w:val="single" w:sz="6" w:space="0" w:color="CCCCCC"/>
+            </w:tcBorders>
+            <w:shd w:val="clear" w:color="auto" w:fill="FFFFFF"/>
+            <w:tcMar>
+              <w:top w:w="90" w:type="dxa"/>
+              <w:left w:w="130" w:type="dxa"/>
+              <w:bottom w:w="90" w:type="dxa"/>
+              <w:right w:w="130" w:type="dxa"/>
+            </w:tcMar>
+          </w:tcPr>
+          <w:p>
+            <w:pPr>
+              <w:spacing w:before="40" w:after="40"/>
+              <w:jc w:val="both"/>
+            </w:pPr>
             <w:r>
               <w:rPr>
                 <w:color w:val="000000"/>
                 <w:sz w:val="16"/>
                 <w:szCs w:val="16"/>
               </w:rPr>
-              <w:t xml:space="preserve"> </w:t>
-            </w:r>
-            <w:proofErr w:type="spellStart"/>
+              <w:t>-</w:t>
+            </w:r>
+          </w:p>
+        </w:tc>
+        <w:tc>
+          <w:tcPr>
+            <w:tcW w:w="1250" w:type="dxa"/>
+            <w:tcBorders>
+              <w:top w:val="single" w:sz="6" w:space="0" w:color="CCCCCC"/>
+              <w:left w:val="single" w:sz="6" w:space="0" w:color="CCCCCC"/>
+              <w:bottom w:val="single" w:sz="6" w:space="0" w:color="CCCCCC"/>
+              <w:right w:val="single" w:sz="6" w:space="0" w:color="CCCCCC"/>
+            </w:tcBorders>
+            <w:shd w:val="clear" w:color="auto" w:fill="FFFFFF"/>
+            <w:tcMar>
+              <w:top w:w="90" w:type="dxa"/>
+              <w:left w:w="130" w:type="dxa"/>
+              <w:bottom w:w="90" w:type="dxa"/>
+              <w:right w:w="130" w:type="dxa"/>
+            </w:tcMar>
+          </w:tcPr>
+          <w:p>
+            <w:pPr>
+              <w:spacing w:before="40" w:after="40"/>
+              <w:jc w:val="both"/>
+            </w:pPr>
             <w:r>
               <w:rPr>
                 <w:color w:val="000000"/>
                 <w:sz w:val="16"/>
                 <w:szCs w:val="16"/>
               </w:rPr>
-              <w:t>kebutuhan</w:t>
-            </w:r>
-            <w:proofErr w:type="spellEnd"/>
+              <w:t>Community profile report</w:t>
+            </w:r>
+          </w:p>
+        </w:tc>
+        <w:tc>
+          <w:tcPr>
+            <w:tcW w:w="1000" w:type="dxa"/>
+            <w:tcBorders>
+              <w:top w:val="single" w:sz="6" w:space="0" w:color="CCCCCC"/>
+              <w:left w:val="single" w:sz="6" w:space="0" w:color="CCCCCC"/>
+              <w:bottom w:val="single" w:sz="6" w:space="0" w:color="CCCCCC"/>
+              <w:right w:val="single" w:sz="6" w:space="0" w:color="CCCCCC"/>
+            </w:tcBorders>
+            <w:shd w:val="clear" w:color="auto" w:fill="FFFFFF"/>
+            <w:tcMar>
+              <w:top w:w="90" w:type="dxa"/>
+              <w:left w:w="130" w:type="dxa"/>
+              <w:bottom w:w="90" w:type="dxa"/>
+              <w:right w:w="130" w:type="dxa"/>
+            </w:tcMar>
+          </w:tcPr>
+          <w:p>
+            <w:pPr>
+              <w:spacing w:before="40" w:after="40"/>
+              <w:jc w:val="both"/>
+            </w:pPr>
             <w:r>
               <w:rPr>
                 <w:color w:val="000000"/>
                 <w:sz w:val="16"/>
                 <w:szCs w:val="16"/>
               </w:rPr>
-              <w:t xml:space="preserve"> &amp; </w:t>
-            </w:r>
-            <w:proofErr w:type="spellStart"/>
-            <w:r>
-              <w:rPr>
-                <w:color w:val="000000"/>
-                <w:sz w:val="16"/>
-                <w:szCs w:val="16"/>
-              </w:rPr>
-              <w:t>potensi</w:t>
-            </w:r>
-            <w:proofErr w:type="spellEnd"/>
-            <w:r>
-              <w:rPr>
-                <w:color w:val="000000"/>
-                <w:sz w:val="16"/>
-                <w:szCs w:val="16"/>
-              </w:rPr>
-              <w:t xml:space="preserve"> </w:t>
-            </w:r>
-            <w:proofErr w:type="spellStart"/>
-            <w:r>
-              <w:rPr>
-                <w:color w:val="000000"/>
-                <w:sz w:val="16"/>
-                <w:szCs w:val="16"/>
-              </w:rPr>
-              <w:t>komunitas</w:t>
-            </w:r>
-            <w:proofErr w:type="spellEnd"/>
-          </w:p>
-        </w:tc>
-        <w:tc>
-          <w:tcPr>
-            <w:tcW w:w="1500" w:type="dxa"/>
-            <w:tcBorders>
-              <w:top w:val="single" w:sz="6" w:space="0" w:color="CCCCCC"/>
-              <w:left w:val="single" w:sz="6" w:space="0" w:color="CCCCCC"/>
-              <w:bottom w:val="single" w:sz="6" w:space="0" w:color="CCCCCC"/>
-              <w:right w:val="single" w:sz="6" w:space="0" w:color="CCCCCC"/>
-            </w:tcBorders>
-            <w:shd w:val="clear" w:color="auto" w:fill="FFFFFF"/>
-            <w:tcMar>
-              <w:top w:w="90" w:type="dxa"/>
-              <w:left w:w="130" w:type="dxa"/>
-              <w:bottom w:w="90" w:type="dxa"/>
-              <w:right w:w="130" w:type="dxa"/>
-            </w:tcMar>
-          </w:tcPr>
-          <w:p>
-            <w:pPr>
-              <w:spacing w:before="40" w:after="40"/>
-              <w:jc w:val="both"/>
-            </w:pPr>
-            <w:r>
-              <w:rPr>
-                <w:color w:val="000000"/>
-                <w:sz w:val="16"/>
-                <w:szCs w:val="16"/>
-              </w:rPr>
-              <w:t>Field observation</w:t>
-            </w:r>
-          </w:p>
-        </w:tc>
-        <w:tc>
-          <w:tcPr>
-            <w:tcW w:w="1050" w:type="dxa"/>
-            <w:tcBorders>
-              <w:top w:val="single" w:sz="6" w:space="0" w:color="CCCCCC"/>
-              <w:left w:val="single" w:sz="6" w:space="0" w:color="CCCCCC"/>
-              <w:bottom w:val="single" w:sz="6" w:space="0" w:color="CCCCCC"/>
-              <w:right w:val="single" w:sz="6" w:space="0" w:color="CCCCCC"/>
-            </w:tcBorders>
-            <w:shd w:val="clear" w:color="auto" w:fill="FFFFFF"/>
-            <w:tcMar>
-              <w:top w:w="90" w:type="dxa"/>
-              <w:left w:w="130" w:type="dxa"/>
-              <w:bottom w:w="90" w:type="dxa"/>
-              <w:right w:w="130" w:type="dxa"/>
-            </w:tcMar>
-          </w:tcPr>
-          <w:p>
-            <w:pPr>
-              <w:spacing w:before="40" w:after="40"/>
-              <w:jc w:val="both"/>
-            </w:pPr>
-            <w:r>
-              <w:rPr>
-                <w:color w:val="000000"/>
-                <w:sz w:val="16"/>
-                <w:szCs w:val="16"/>
-              </w:rPr>
-              <w:t xml:space="preserve">FGD &amp; </w:t>
-            </w:r>
-            <w:proofErr w:type="spellStart"/>
-            <w:r>
-              <w:rPr>
-                <w:color w:val="000000"/>
-                <w:sz w:val="16"/>
-                <w:szCs w:val="16"/>
-              </w:rPr>
-              <w:t>wawancara</w:t>
-            </w:r>
-            <w:proofErr w:type="spellEnd"/>
-          </w:p>
-        </w:tc>
-        <w:tc>
-          <w:tcPr>
-            <w:tcW w:w="900" w:type="dxa"/>
-            <w:tcBorders>
-              <w:top w:val="single" w:sz="6" w:space="0" w:color="CCCCCC"/>
-              <w:left w:val="single" w:sz="6" w:space="0" w:color="CCCCCC"/>
-              <w:bottom w:val="single" w:sz="6" w:space="0" w:color="CCCCCC"/>
-              <w:right w:val="single" w:sz="6" w:space="0" w:color="CCCCCC"/>
-            </w:tcBorders>
-            <w:shd w:val="clear" w:color="auto" w:fill="FFFFFF"/>
-            <w:tcMar>
-              <w:top w:w="90" w:type="dxa"/>
-              <w:left w:w="130" w:type="dxa"/>
-              <w:bottom w:w="90" w:type="dxa"/>
-              <w:right w:w="130" w:type="dxa"/>
-            </w:tcMar>
-          </w:tcPr>
-          <w:p>
-            <w:pPr>
-              <w:spacing w:before="40" w:after="40"/>
-              <w:jc w:val="both"/>
-            </w:pPr>
-            <w:r>
-              <w:rPr>
-                <w:color w:val="000000"/>
-                <w:sz w:val="16"/>
-                <w:szCs w:val="16"/>
-              </w:rPr>
-              <w:t>-</w:t>
-            </w:r>
-          </w:p>
-        </w:tc>
-        <w:tc>
-          <w:tcPr>
-            <w:tcW w:w="1250" w:type="dxa"/>
-            <w:tcBorders>
-              <w:top w:val="single" w:sz="6" w:space="0" w:color="CCCCCC"/>
-              <w:left w:val="single" w:sz="6" w:space="0" w:color="CCCCCC"/>
-              <w:bottom w:val="single" w:sz="6" w:space="0" w:color="CCCCCC"/>
-              <w:right w:val="single" w:sz="6" w:space="0" w:color="CCCCCC"/>
-            </w:tcBorders>
-            <w:shd w:val="clear" w:color="auto" w:fill="FFFFFF"/>
-            <w:tcMar>
-              <w:top w:w="90" w:type="dxa"/>
-              <w:left w:w="130" w:type="dxa"/>
-              <w:bottom w:w="90" w:type="dxa"/>
-              <w:right w:w="130" w:type="dxa"/>
-            </w:tcMar>
-          </w:tcPr>
-          <w:p>
-            <w:pPr>
-              <w:spacing w:before="40" w:after="40"/>
-              <w:jc w:val="both"/>
-            </w:pPr>
-            <w:r>
-              <w:rPr>
-                <w:color w:val="000000"/>
-                <w:sz w:val="16"/>
-                <w:szCs w:val="16"/>
-              </w:rPr>
-              <w:t>Community profile report</w:t>
-            </w:r>
-          </w:p>
-        </w:tc>
-        <w:tc>
-          <w:tcPr>
-            <w:tcW w:w="1000" w:type="dxa"/>
-            <w:tcBorders>
-              <w:top w:val="single" w:sz="6" w:space="0" w:color="CCCCCC"/>
-              <w:left w:val="single" w:sz="6" w:space="0" w:color="CCCCCC"/>
-              <w:bottom w:val="single" w:sz="6" w:space="0" w:color="CCCCCC"/>
-              <w:right w:val="single" w:sz="6" w:space="0" w:color="CCCCCC"/>
-            </w:tcBorders>
-            <w:shd w:val="clear" w:color="auto" w:fill="FFFFFF"/>
-            <w:tcMar>
-              <w:top w:w="90" w:type="dxa"/>
-              <w:left w:w="130" w:type="dxa"/>
-              <w:bottom w:w="90" w:type="dxa"/>
-              <w:right w:w="130" w:type="dxa"/>
-            </w:tcMar>
-          </w:tcPr>
-          <w:p>
-            <w:pPr>
-              <w:spacing w:before="40" w:after="40"/>
-              <w:jc w:val="both"/>
-            </w:pPr>
-            <w:proofErr w:type="spellStart"/>
-            <w:r>
-              <w:rPr>
-                <w:color w:val="000000"/>
-                <w:sz w:val="16"/>
-                <w:szCs w:val="16"/>
-              </w:rPr>
-              <w:t>Profil</w:t>
-            </w:r>
-            <w:proofErr w:type="spellEnd"/>
-            <w:r>
-              <w:rPr>
-                <w:color w:val="000000"/>
-                <w:sz w:val="16"/>
-                <w:szCs w:val="16"/>
-              </w:rPr>
-              <w:t xml:space="preserve"> </w:t>
-            </w:r>
-            <w:proofErr w:type="spellStart"/>
-            <w:r>
-              <w:rPr>
-                <w:color w:val="000000"/>
-                <w:sz w:val="16"/>
-                <w:szCs w:val="16"/>
-              </w:rPr>
-              <w:t>desa</w:t>
-            </w:r>
-            <w:proofErr w:type="spellEnd"/>
-            <w:r>
-              <w:rPr>
-                <w:color w:val="000000"/>
-                <w:sz w:val="16"/>
-                <w:szCs w:val="16"/>
-              </w:rPr>
-              <w:t xml:space="preserve"> baseline</w:t>
+              <w:t>Profil desa baseline</w:t>
             </w:r>
           </w:p>
         </w:tc>
@@ -7763,148 +4540,46 @@
               <w:spacing w:before="40" w:after="40"/>
               <w:jc w:val="both"/>
             </w:pPr>
-            <w:proofErr w:type="spellStart"/>
             <w:r>
               <w:rPr>
                 <w:color w:val="000000"/>
                 <w:sz w:val="16"/>
                 <w:szCs w:val="16"/>
               </w:rPr>
-              <w:t>Menganalisis</w:t>
-            </w:r>
-            <w:proofErr w:type="spellEnd"/>
+              <w:t>Menganalisis masalah dan merancang solusi</w:t>
+            </w:r>
+          </w:p>
+        </w:tc>
+        <w:tc>
+          <w:tcPr>
+            <w:tcW w:w="1500" w:type="dxa"/>
+            <w:tcBorders>
+              <w:top w:val="single" w:sz="6" w:space="0" w:color="CCCCCC"/>
+              <w:left w:val="single" w:sz="6" w:space="0" w:color="CCCCCC"/>
+              <w:bottom w:val="single" w:sz="6" w:space="0" w:color="CCCCCC"/>
+              <w:right w:val="single" w:sz="6" w:space="0" w:color="CCCCCC"/>
+            </w:tcBorders>
+            <w:shd w:val="clear" w:color="auto" w:fill="F9F9F9"/>
+            <w:tcMar>
+              <w:top w:w="90" w:type="dxa"/>
+              <w:left w:w="130" w:type="dxa"/>
+              <w:bottom w:w="90" w:type="dxa"/>
+              <w:right w:w="130" w:type="dxa"/>
+            </w:tcMar>
+          </w:tcPr>
+          <w:p>
+            <w:pPr>
+              <w:spacing w:before="40" w:after="40"/>
+              <w:jc w:val="both"/>
+            </w:pPr>
             <w:r>
               <w:rPr>
                 <w:color w:val="000000"/>
                 <w:sz w:val="16"/>
                 <w:szCs w:val="16"/>
               </w:rPr>
-              <w:t xml:space="preserve"> </w:t>
-            </w:r>
-            <w:proofErr w:type="spellStart"/>
-            <w:r>
-              <w:rPr>
-                <w:color w:val="000000"/>
-                <w:sz w:val="16"/>
-                <w:szCs w:val="16"/>
-              </w:rPr>
-              <w:t>masalah</w:t>
-            </w:r>
-            <w:proofErr w:type="spellEnd"/>
-            <w:r>
-              <w:rPr>
-                <w:color w:val="000000"/>
-                <w:sz w:val="16"/>
-                <w:szCs w:val="16"/>
-              </w:rPr>
-              <w:t xml:space="preserve"> </w:t>
-            </w:r>
-            <w:proofErr w:type="spellStart"/>
-            <w:r>
-              <w:rPr>
-                <w:color w:val="000000"/>
-                <w:sz w:val="16"/>
-                <w:szCs w:val="16"/>
-              </w:rPr>
-              <w:t>dan</w:t>
-            </w:r>
-            <w:proofErr w:type="spellEnd"/>
-            <w:r>
-              <w:rPr>
-                <w:color w:val="000000"/>
-                <w:sz w:val="16"/>
-                <w:szCs w:val="16"/>
-              </w:rPr>
-              <w:t xml:space="preserve"> </w:t>
-            </w:r>
-            <w:proofErr w:type="spellStart"/>
-            <w:r>
-              <w:rPr>
-                <w:color w:val="000000"/>
-                <w:sz w:val="16"/>
-                <w:szCs w:val="16"/>
-              </w:rPr>
-              <w:t>merancang</w:t>
-            </w:r>
-            <w:proofErr w:type="spellEnd"/>
-            <w:r>
-              <w:rPr>
-                <w:color w:val="000000"/>
-                <w:sz w:val="16"/>
-                <w:szCs w:val="16"/>
-              </w:rPr>
-              <w:t xml:space="preserve"> </w:t>
-            </w:r>
-            <w:proofErr w:type="spellStart"/>
-            <w:r>
-              <w:rPr>
-                <w:color w:val="000000"/>
-                <w:sz w:val="16"/>
-                <w:szCs w:val="16"/>
-              </w:rPr>
-              <w:t>solusi</w:t>
-            </w:r>
-            <w:proofErr w:type="spellEnd"/>
-          </w:p>
-        </w:tc>
-        <w:tc>
-          <w:tcPr>
-            <w:tcW w:w="1500" w:type="dxa"/>
-            <w:tcBorders>
-              <w:top w:val="single" w:sz="6" w:space="0" w:color="CCCCCC"/>
-              <w:left w:val="single" w:sz="6" w:space="0" w:color="CCCCCC"/>
-              <w:bottom w:val="single" w:sz="6" w:space="0" w:color="CCCCCC"/>
-              <w:right w:val="single" w:sz="6" w:space="0" w:color="CCCCCC"/>
-            </w:tcBorders>
-            <w:shd w:val="clear" w:color="auto" w:fill="F9F9F9"/>
-            <w:tcMar>
-              <w:top w:w="90" w:type="dxa"/>
-              <w:left w:w="130" w:type="dxa"/>
-              <w:bottom w:w="90" w:type="dxa"/>
-              <w:right w:w="130" w:type="dxa"/>
-            </w:tcMar>
-          </w:tcPr>
-          <w:p>
-            <w:pPr>
-              <w:spacing w:before="40" w:after="40"/>
-              <w:jc w:val="both"/>
-            </w:pPr>
-            <w:r>
-              <w:rPr>
-                <w:color w:val="000000"/>
-                <w:sz w:val="16"/>
-                <w:szCs w:val="16"/>
-              </w:rPr>
-              <w:t xml:space="preserve">Workshop </w:t>
-            </w:r>
-            <w:proofErr w:type="spellStart"/>
-            <w:r>
-              <w:rPr>
-                <w:color w:val="000000"/>
-                <w:sz w:val="16"/>
-                <w:szCs w:val="16"/>
-              </w:rPr>
-              <w:t>bersama</w:t>
-            </w:r>
-            <w:proofErr w:type="spellEnd"/>
-            <w:r>
-              <w:rPr>
-                <w:color w:val="000000"/>
-                <w:sz w:val="16"/>
-                <w:szCs w:val="16"/>
-              </w:rPr>
-              <w:t xml:space="preserve"> </w:t>
-            </w:r>
-            <w:proofErr w:type="spellStart"/>
-            <w:r>
-              <w:rPr>
-                <w:color w:val="000000"/>
-                <w:sz w:val="16"/>
-                <w:szCs w:val="16"/>
-              </w:rPr>
-              <w:t>komunitas</w:t>
-            </w:r>
-            <w:proofErr w:type="spellEnd"/>
+              <w:t>Workshop bersama komunitas</w:t>
+            </w:r>
           </w:p>
         </w:tc>
         <w:tc>
@@ -8123,23 +4798,22 @@
               <w:spacing w:before="40" w:after="40"/>
               <w:jc w:val="both"/>
             </w:pPr>
-            <w:proofErr w:type="spellStart"/>
             <w:r>
               <w:rPr>
                 <w:color w:val="000000"/>
                 <w:sz w:val="17"/>
                 <w:szCs w:val="17"/>
               </w:rPr>
-              <w:t>Implementasi</w:t>
-            </w:r>
-            <w:proofErr w:type="spellEnd"/>
+              <w:t xml:space="preserve">Implementasi program &amp; </w:t>
+            </w:r>
             <w:r>
               <w:rPr>
                 <w:color w:val="000000"/>
                 <w:sz w:val="17"/>
                 <w:szCs w:val="17"/>
               </w:rPr>
-              <w:t xml:space="preserve"> program &amp; capacity building</w:t>
+              <w:lastRenderedPageBreak/>
+              <w:t>capacity building</w:t>
             </w:r>
           </w:p>
         </w:tc>
@@ -8165,122 +4839,57 @@
               <w:spacing w:before="40" w:after="40"/>
               <w:jc w:val="both"/>
             </w:pPr>
-            <w:proofErr w:type="spellStart"/>
             <w:r>
               <w:rPr>
                 <w:color w:val="000000"/>
                 <w:sz w:val="16"/>
                 <w:szCs w:val="16"/>
               </w:rPr>
-              <w:t>Melaksanakan</w:t>
-            </w:r>
-            <w:proofErr w:type="spellEnd"/>
+              <w:lastRenderedPageBreak/>
+              <w:t xml:space="preserve">Melaksanakan kegiatan </w:t>
+            </w:r>
             <w:r>
               <w:rPr>
                 <w:color w:val="000000"/>
                 <w:sz w:val="16"/>
                 <w:szCs w:val="16"/>
               </w:rPr>
-              <w:t xml:space="preserve"> </w:t>
-            </w:r>
-            <w:proofErr w:type="spellStart"/>
+              <w:lastRenderedPageBreak/>
+              <w:t>pemberdayaan ekonomi</w:t>
+            </w:r>
+          </w:p>
+        </w:tc>
+        <w:tc>
+          <w:tcPr>
+            <w:tcW w:w="1500" w:type="dxa"/>
+            <w:tcBorders>
+              <w:top w:val="single" w:sz="6" w:space="0" w:color="CCCCCC"/>
+              <w:left w:val="single" w:sz="6" w:space="0" w:color="CCCCCC"/>
+              <w:bottom w:val="single" w:sz="6" w:space="0" w:color="CCCCCC"/>
+              <w:right w:val="single" w:sz="6" w:space="0" w:color="CCCCCC"/>
+            </w:tcBorders>
+            <w:shd w:val="clear" w:color="auto" w:fill="FFFFFF"/>
+            <w:tcMar>
+              <w:top w:w="90" w:type="dxa"/>
+              <w:left w:w="130" w:type="dxa"/>
+              <w:bottom w:w="90" w:type="dxa"/>
+              <w:right w:w="130" w:type="dxa"/>
+            </w:tcMar>
+          </w:tcPr>
+          <w:p>
+            <w:pPr>
+              <w:spacing w:before="40" w:after="40"/>
+              <w:jc w:val="both"/>
+            </w:pPr>
             <w:r>
               <w:rPr>
                 <w:color w:val="000000"/>
                 <w:sz w:val="16"/>
                 <w:szCs w:val="16"/>
               </w:rPr>
-              <w:t>kegiatan</w:t>
-            </w:r>
-            <w:proofErr w:type="spellEnd"/>
-            <w:r>
-              <w:rPr>
-                <w:color w:val="000000"/>
-                <w:sz w:val="16"/>
-                <w:szCs w:val="16"/>
-              </w:rPr>
-              <w:t xml:space="preserve"> </w:t>
-            </w:r>
-            <w:proofErr w:type="spellStart"/>
-            <w:r>
-              <w:rPr>
-                <w:color w:val="000000"/>
-                <w:sz w:val="16"/>
-                <w:szCs w:val="16"/>
-              </w:rPr>
-              <w:t>pemberdayaan</w:t>
-            </w:r>
-            <w:proofErr w:type="spellEnd"/>
-            <w:r>
-              <w:rPr>
-                <w:color w:val="000000"/>
-                <w:sz w:val="16"/>
-                <w:szCs w:val="16"/>
-              </w:rPr>
-              <w:t xml:space="preserve"> </w:t>
-            </w:r>
-            <w:proofErr w:type="spellStart"/>
-            <w:r>
-              <w:rPr>
-                <w:color w:val="000000"/>
-                <w:sz w:val="16"/>
-                <w:szCs w:val="16"/>
-              </w:rPr>
-              <w:t>ekonomi</w:t>
-            </w:r>
-            <w:proofErr w:type="spellEnd"/>
-          </w:p>
-        </w:tc>
-        <w:tc>
-          <w:tcPr>
-            <w:tcW w:w="1500" w:type="dxa"/>
-            <w:tcBorders>
-              <w:top w:val="single" w:sz="6" w:space="0" w:color="CCCCCC"/>
-              <w:left w:val="single" w:sz="6" w:space="0" w:color="CCCCCC"/>
-              <w:bottom w:val="single" w:sz="6" w:space="0" w:color="CCCCCC"/>
-              <w:right w:val="single" w:sz="6" w:space="0" w:color="CCCCCC"/>
-            </w:tcBorders>
-            <w:shd w:val="clear" w:color="auto" w:fill="FFFFFF"/>
-            <w:tcMar>
-              <w:top w:w="90" w:type="dxa"/>
-              <w:left w:w="130" w:type="dxa"/>
-              <w:bottom w:w="90" w:type="dxa"/>
-              <w:right w:w="130" w:type="dxa"/>
-            </w:tcMar>
-          </w:tcPr>
-          <w:p>
-            <w:pPr>
-              <w:spacing w:before="40" w:after="40"/>
-              <w:jc w:val="both"/>
-            </w:pPr>
-            <w:proofErr w:type="spellStart"/>
-            <w:r>
-              <w:rPr>
-                <w:color w:val="000000"/>
-                <w:sz w:val="16"/>
-                <w:szCs w:val="16"/>
-              </w:rPr>
-              <w:t>Praktik</w:t>
-            </w:r>
-            <w:proofErr w:type="spellEnd"/>
-            <w:r>
-              <w:rPr>
-                <w:color w:val="000000"/>
-                <w:sz w:val="16"/>
-                <w:szCs w:val="16"/>
-              </w:rPr>
-              <w:t xml:space="preserve"> </w:t>
-            </w:r>
-            <w:proofErr w:type="spellStart"/>
-            <w:r>
-              <w:rPr>
-                <w:color w:val="000000"/>
-                <w:sz w:val="16"/>
-                <w:szCs w:val="16"/>
-              </w:rPr>
-              <w:t>lapangan</w:t>
-            </w:r>
-            <w:proofErr w:type="spellEnd"/>
+              <w:lastRenderedPageBreak/>
+              <w:t>Praktik lapangan</w:t>
+            </w:r>
           </w:p>
         </w:tc>
         <w:tc>
@@ -8531,70 +5140,14 @@
               <w:spacing w:before="40" w:after="40"/>
               <w:jc w:val="both"/>
             </w:pPr>
-            <w:proofErr w:type="spellStart"/>
             <w:r>
               <w:rPr>
                 <w:color w:val="000000"/>
                 <w:sz w:val="16"/>
                 <w:szCs w:val="16"/>
               </w:rPr>
-              <w:t>Melakukan</w:t>
-            </w:r>
-            <w:proofErr w:type="spellEnd"/>
-            <w:r>
-              <w:rPr>
-                <w:color w:val="000000"/>
-                <w:sz w:val="16"/>
-                <w:szCs w:val="16"/>
-              </w:rPr>
-              <w:t xml:space="preserve"> monitoring </w:t>
-            </w:r>
-            <w:proofErr w:type="spellStart"/>
-            <w:r>
-              <w:rPr>
-                <w:color w:val="000000"/>
-                <w:sz w:val="16"/>
-                <w:szCs w:val="16"/>
-              </w:rPr>
-              <w:t>dan</w:t>
-            </w:r>
-            <w:proofErr w:type="spellEnd"/>
-            <w:r>
-              <w:rPr>
-                <w:color w:val="000000"/>
-                <w:sz w:val="16"/>
-                <w:szCs w:val="16"/>
-              </w:rPr>
-              <w:t xml:space="preserve"> </w:t>
-            </w:r>
-            <w:proofErr w:type="spellStart"/>
-            <w:r>
-              <w:rPr>
-                <w:color w:val="000000"/>
-                <w:sz w:val="16"/>
-                <w:szCs w:val="16"/>
-              </w:rPr>
-              <w:t>menyesuaikan</w:t>
-            </w:r>
-            <w:proofErr w:type="spellEnd"/>
-            <w:r>
-              <w:rPr>
-                <w:color w:val="000000"/>
-                <w:sz w:val="16"/>
-                <w:szCs w:val="16"/>
-              </w:rPr>
-              <w:t xml:space="preserve"> </w:t>
-            </w:r>
-            <w:proofErr w:type="spellStart"/>
-            <w:r>
-              <w:rPr>
-                <w:color w:val="000000"/>
-                <w:sz w:val="16"/>
-                <w:szCs w:val="16"/>
-              </w:rPr>
-              <w:t>strategi</w:t>
-            </w:r>
-            <w:proofErr w:type="spellEnd"/>
+              <w:t>Melakukan monitoring dan menyesuaikan strategi</w:t>
+            </w:r>
           </w:p>
         </w:tc>
         <w:tc>
@@ -8845,23 +5398,13 @@
               <w:spacing w:before="40" w:after="40"/>
               <w:jc w:val="both"/>
             </w:pPr>
-            <w:proofErr w:type="spellStart"/>
             <w:r>
               <w:rPr>
                 <w:color w:val="000000"/>
                 <w:sz w:val="17"/>
                 <w:szCs w:val="17"/>
               </w:rPr>
-              <w:t>Evaluasi</w:t>
-            </w:r>
-            <w:proofErr w:type="spellEnd"/>
-            <w:r>
-              <w:rPr>
-                <w:color w:val="000000"/>
-                <w:sz w:val="17"/>
-                <w:szCs w:val="17"/>
-              </w:rPr>
-              <w:t xml:space="preserve"> &amp; sustainability planning</w:t>
+              <w:t>Evaluasi &amp; sustainability planning</w:t>
             </w:r>
           </w:p>
         </w:tc>
@@ -8887,129 +5430,45 @@
               <w:spacing w:before="40" w:after="40"/>
               <w:jc w:val="both"/>
             </w:pPr>
-            <w:proofErr w:type="spellStart"/>
             <w:r>
               <w:rPr>
                 <w:color w:val="000000"/>
                 <w:sz w:val="16"/>
                 <w:szCs w:val="16"/>
               </w:rPr>
-              <w:t>Mengevaluasi</w:t>
-            </w:r>
-            <w:proofErr w:type="spellEnd"/>
+              <w:t>Mengevaluasi dampak dan merencanakan keberlanjutan</w:t>
+            </w:r>
+          </w:p>
+        </w:tc>
+        <w:tc>
+          <w:tcPr>
+            <w:tcW w:w="1500" w:type="dxa"/>
+            <w:tcBorders>
+              <w:top w:val="single" w:sz="6" w:space="0" w:color="CCCCCC"/>
+              <w:left w:val="single" w:sz="6" w:space="0" w:color="CCCCCC"/>
+              <w:bottom w:val="single" w:sz="6" w:space="0" w:color="CCCCCC"/>
+              <w:right w:val="single" w:sz="6" w:space="0" w:color="CCCCCC"/>
+            </w:tcBorders>
+            <w:shd w:val="clear" w:color="auto" w:fill="FFFFFF"/>
+            <w:tcMar>
+              <w:top w:w="90" w:type="dxa"/>
+              <w:left w:w="130" w:type="dxa"/>
+              <w:bottom w:w="90" w:type="dxa"/>
+              <w:right w:w="130" w:type="dxa"/>
+            </w:tcMar>
+          </w:tcPr>
+          <w:p>
+            <w:pPr>
+              <w:spacing w:before="40" w:after="40"/>
+              <w:jc w:val="both"/>
+            </w:pPr>
             <w:r>
               <w:rPr>
                 <w:color w:val="000000"/>
                 <w:sz w:val="16"/>
                 <w:szCs w:val="16"/>
               </w:rPr>
-              <w:t xml:space="preserve"> </w:t>
-            </w:r>
-            <w:proofErr w:type="spellStart"/>
-            <w:r>
-              <w:rPr>
-                <w:color w:val="000000"/>
-                <w:sz w:val="16"/>
-                <w:szCs w:val="16"/>
-              </w:rPr>
-              <w:t>dampak</w:t>
-            </w:r>
-            <w:proofErr w:type="spellEnd"/>
-            <w:r>
-              <w:rPr>
-                <w:color w:val="000000"/>
-                <w:sz w:val="16"/>
-                <w:szCs w:val="16"/>
-              </w:rPr>
-              <w:t xml:space="preserve"> </w:t>
-            </w:r>
-            <w:proofErr w:type="spellStart"/>
-            <w:r>
-              <w:rPr>
-                <w:color w:val="000000"/>
-                <w:sz w:val="16"/>
-                <w:szCs w:val="16"/>
-              </w:rPr>
-              <w:t>dan</w:t>
-            </w:r>
-            <w:proofErr w:type="spellEnd"/>
-            <w:r>
-              <w:rPr>
-                <w:color w:val="000000"/>
-                <w:sz w:val="16"/>
-                <w:szCs w:val="16"/>
-              </w:rPr>
-              <w:t xml:space="preserve"> </w:t>
-            </w:r>
-            <w:proofErr w:type="spellStart"/>
-            <w:r>
-              <w:rPr>
-                <w:color w:val="000000"/>
-                <w:sz w:val="16"/>
-                <w:szCs w:val="16"/>
-              </w:rPr>
-              <w:t>merencanakan</w:t>
-            </w:r>
-            <w:proofErr w:type="spellEnd"/>
-            <w:r>
-              <w:rPr>
-                <w:color w:val="000000"/>
-                <w:sz w:val="16"/>
-                <w:szCs w:val="16"/>
-              </w:rPr>
-              <w:t xml:space="preserve"> </w:t>
-            </w:r>
-            <w:proofErr w:type="spellStart"/>
-            <w:r>
-              <w:rPr>
-                <w:color w:val="000000"/>
-                <w:sz w:val="16"/>
-                <w:szCs w:val="16"/>
-              </w:rPr>
-              <w:t>keberlanjutan</w:t>
-            </w:r>
-            <w:proofErr w:type="spellEnd"/>
-          </w:p>
-        </w:tc>
-        <w:tc>
-          <w:tcPr>
-            <w:tcW w:w="1500" w:type="dxa"/>
-            <w:tcBorders>
-              <w:top w:val="single" w:sz="6" w:space="0" w:color="CCCCCC"/>
-              <w:left w:val="single" w:sz="6" w:space="0" w:color="CCCCCC"/>
-              <w:bottom w:val="single" w:sz="6" w:space="0" w:color="CCCCCC"/>
-              <w:right w:val="single" w:sz="6" w:space="0" w:color="CCCCCC"/>
-            </w:tcBorders>
-            <w:shd w:val="clear" w:color="auto" w:fill="FFFFFF"/>
-            <w:tcMar>
-              <w:top w:w="90" w:type="dxa"/>
-              <w:left w:w="130" w:type="dxa"/>
-              <w:bottom w:w="90" w:type="dxa"/>
-              <w:right w:w="130" w:type="dxa"/>
-            </w:tcMar>
-          </w:tcPr>
-          <w:p>
-            <w:pPr>
-              <w:spacing w:before="40" w:after="40"/>
-              <w:jc w:val="both"/>
-            </w:pPr>
-            <w:proofErr w:type="spellStart"/>
-            <w:r>
-              <w:rPr>
-                <w:color w:val="000000"/>
-                <w:sz w:val="16"/>
-                <w:szCs w:val="16"/>
-              </w:rPr>
-              <w:t>Endline</w:t>
-            </w:r>
-            <w:proofErr w:type="spellEnd"/>
-            <w:r>
-              <w:rPr>
-                <w:color w:val="000000"/>
-                <w:sz w:val="16"/>
-                <w:szCs w:val="16"/>
-              </w:rPr>
-              <w:t xml:space="preserve"> survey</w:t>
+              <w:t>Endline survey</w:t>
             </w:r>
           </w:p>
         </w:tc>
@@ -9258,7 +5717,6 @@
               <w:spacing w:before="40" w:after="40"/>
               <w:jc w:val="center"/>
             </w:pPr>
-            <w:proofErr w:type="spellStart"/>
             <w:r>
               <w:rPr>
                 <w:b/>
@@ -9269,7 +5727,6 @@
               </w:rPr>
               <w:t>Komponen</w:t>
             </w:r>
-            <w:proofErr w:type="spellEnd"/>
           </w:p>
         </w:tc>
         <w:tc>
@@ -9295,7 +5752,6 @@
               <w:spacing w:before="40" w:after="40"/>
               <w:jc w:val="center"/>
             </w:pPr>
-            <w:proofErr w:type="spellStart"/>
             <w:r>
               <w:rPr>
                 <w:b/>
@@ -9306,7 +5762,6 @@
               </w:rPr>
               <w:t>Deskripsi</w:t>
             </w:r>
-            <w:proofErr w:type="spellEnd"/>
           </w:p>
         </w:tc>
         <w:tc>
@@ -9367,7 +5822,6 @@
               <w:spacing w:before="40" w:after="40"/>
               <w:jc w:val="center"/>
             </w:pPr>
-            <w:proofErr w:type="spellStart"/>
             <w:r>
               <w:rPr>
                 <w:b/>
@@ -9378,7 +5832,6 @@
               </w:rPr>
               <w:t>Bobot</w:t>
             </w:r>
-            <w:proofErr w:type="spellEnd"/>
           </w:p>
         </w:tc>
       </w:tr>
@@ -9411,23 +5864,13 @@
             <w:pPr>
               <w:spacing w:before="40" w:after="40"/>
             </w:pPr>
-            <w:proofErr w:type="spellStart"/>
-            <w:r>
-              <w:rPr>
-                <w:color w:val="000000"/>
-                <w:sz w:val="20"/>
-                <w:szCs w:val="20"/>
-              </w:rPr>
-              <w:t>Partisipasi</w:t>
-            </w:r>
-            <w:proofErr w:type="spellEnd"/>
-            <w:r>
-              <w:rPr>
-                <w:color w:val="000000"/>
-                <w:sz w:val="20"/>
-                <w:szCs w:val="20"/>
-              </w:rPr>
-              <w:t xml:space="preserve"> &amp; Engagement</w:t>
+            <w:r>
+              <w:rPr>
+                <w:color w:val="000000"/>
+                <w:sz w:val="20"/>
+                <w:szCs w:val="20"/>
+              </w:rPr>
+              <w:t>Partisipasi &amp; Engagement</w:t>
             </w:r>
           </w:p>
         </w:tc>
@@ -9453,113 +5896,13 @@
             <w:pPr>
               <w:spacing w:before="40" w:after="40"/>
             </w:pPr>
-            <w:proofErr w:type="spellStart"/>
-            <w:r>
-              <w:rPr>
-                <w:color w:val="000000"/>
-                <w:sz w:val="20"/>
-                <w:szCs w:val="20"/>
-              </w:rPr>
-              <w:t>Kehadiran</w:t>
-            </w:r>
-            <w:proofErr w:type="spellEnd"/>
-            <w:r>
-              <w:rPr>
-                <w:color w:val="000000"/>
-                <w:sz w:val="20"/>
-                <w:szCs w:val="20"/>
-              </w:rPr>
-              <w:t xml:space="preserve">, </w:t>
-            </w:r>
-            <w:proofErr w:type="spellStart"/>
-            <w:r>
-              <w:rPr>
-                <w:color w:val="000000"/>
-                <w:sz w:val="20"/>
-                <w:szCs w:val="20"/>
-              </w:rPr>
-              <w:t>komitmen</w:t>
-            </w:r>
-            <w:proofErr w:type="spellEnd"/>
-            <w:r>
-              <w:rPr>
-                <w:color w:val="000000"/>
-                <w:sz w:val="20"/>
-                <w:szCs w:val="20"/>
-              </w:rPr>
-              <w:t xml:space="preserve">, </w:t>
-            </w:r>
-            <w:proofErr w:type="spellStart"/>
-            <w:r>
-              <w:rPr>
-                <w:color w:val="000000"/>
-                <w:sz w:val="20"/>
-                <w:szCs w:val="20"/>
-              </w:rPr>
-              <w:t>dan</w:t>
-            </w:r>
-            <w:proofErr w:type="spellEnd"/>
-            <w:r>
-              <w:rPr>
-                <w:color w:val="000000"/>
-                <w:sz w:val="20"/>
-                <w:szCs w:val="20"/>
-              </w:rPr>
-              <w:t xml:space="preserve"> </w:t>
-            </w:r>
-            <w:proofErr w:type="spellStart"/>
-            <w:r>
-              <w:rPr>
-                <w:color w:val="000000"/>
-                <w:sz w:val="20"/>
-                <w:szCs w:val="20"/>
-              </w:rPr>
-              <w:t>kontribusi</w:t>
-            </w:r>
-            <w:proofErr w:type="spellEnd"/>
-            <w:r>
-              <w:rPr>
-                <w:color w:val="000000"/>
-                <w:sz w:val="20"/>
-                <w:szCs w:val="20"/>
-              </w:rPr>
-              <w:t xml:space="preserve"> </w:t>
-            </w:r>
-            <w:proofErr w:type="spellStart"/>
-            <w:r>
-              <w:rPr>
-                <w:color w:val="000000"/>
-                <w:sz w:val="20"/>
-                <w:szCs w:val="20"/>
-              </w:rPr>
-              <w:t>aktif</w:t>
-            </w:r>
-            <w:proofErr w:type="spellEnd"/>
-            <w:r>
-              <w:rPr>
-                <w:color w:val="000000"/>
-                <w:sz w:val="20"/>
-                <w:szCs w:val="20"/>
-              </w:rPr>
-              <w:t xml:space="preserve"> </w:t>
-            </w:r>
-            <w:proofErr w:type="spellStart"/>
-            <w:r>
-              <w:rPr>
-                <w:color w:val="000000"/>
-                <w:sz w:val="20"/>
-                <w:szCs w:val="20"/>
-              </w:rPr>
-              <w:t>selama</w:t>
-            </w:r>
-            <w:proofErr w:type="spellEnd"/>
-            <w:r>
-              <w:rPr>
-                <w:color w:val="000000"/>
-                <w:sz w:val="20"/>
-                <w:szCs w:val="20"/>
-              </w:rPr>
-              <w:t xml:space="preserve"> KKN</w:t>
+            <w:r>
+              <w:rPr>
+                <w:color w:val="000000"/>
+                <w:sz w:val="20"/>
+                <w:szCs w:val="20"/>
+              </w:rPr>
+              <w:t>Kehadiran, komitmen, dan kontribusi aktif selama KKN</w:t>
             </w:r>
           </w:p>
         </w:tc>
@@ -9659,23 +6002,13 @@
             <w:pPr>
               <w:spacing w:before="40" w:after="40"/>
             </w:pPr>
-            <w:proofErr w:type="spellStart"/>
-            <w:r>
-              <w:rPr>
-                <w:color w:val="000000"/>
-                <w:sz w:val="20"/>
-                <w:szCs w:val="20"/>
-              </w:rPr>
-              <w:t>Kinerja</w:t>
-            </w:r>
-            <w:proofErr w:type="spellEnd"/>
-            <w:r>
-              <w:rPr>
-                <w:color w:val="000000"/>
-                <w:sz w:val="20"/>
-                <w:szCs w:val="20"/>
-              </w:rPr>
-              <w:t xml:space="preserve"> Program</w:t>
+            <w:r>
+              <w:rPr>
+                <w:color w:val="000000"/>
+                <w:sz w:val="20"/>
+                <w:szCs w:val="20"/>
+              </w:rPr>
+              <w:t>Kinerja Program</w:t>
             </w:r>
           </w:p>
         </w:tc>
@@ -9707,90 +6040,8 @@
                 <w:sz w:val="20"/>
                 <w:szCs w:val="20"/>
               </w:rPr>
-              <w:t>Output program (</w:t>
-            </w:r>
-            <w:proofErr w:type="spellStart"/>
-            <w:r>
-              <w:rPr>
-                <w:color w:val="000000"/>
-                <w:sz w:val="20"/>
-                <w:szCs w:val="20"/>
-              </w:rPr>
-              <w:t>pelatihan</w:t>
-            </w:r>
-            <w:proofErr w:type="spellEnd"/>
-            <w:r>
-              <w:rPr>
-                <w:color w:val="000000"/>
-                <w:sz w:val="20"/>
-                <w:szCs w:val="20"/>
-              </w:rPr>
-              <w:t xml:space="preserve">, </w:t>
-            </w:r>
-            <w:proofErr w:type="spellStart"/>
-            <w:r>
-              <w:rPr>
-                <w:color w:val="000000"/>
-                <w:sz w:val="20"/>
-                <w:szCs w:val="20"/>
-              </w:rPr>
-              <w:t>aset</w:t>
-            </w:r>
-            <w:proofErr w:type="spellEnd"/>
-            <w:r>
-              <w:rPr>
-                <w:color w:val="000000"/>
-                <w:sz w:val="20"/>
-                <w:szCs w:val="20"/>
-              </w:rPr>
-              <w:t xml:space="preserve">, </w:t>
-            </w:r>
-            <w:proofErr w:type="spellStart"/>
-            <w:r>
-              <w:rPr>
-                <w:color w:val="000000"/>
-                <w:sz w:val="20"/>
-                <w:szCs w:val="20"/>
-              </w:rPr>
-              <w:t>dokumen</w:t>
-            </w:r>
-            <w:proofErr w:type="spellEnd"/>
-            <w:r>
-              <w:rPr>
-                <w:color w:val="000000"/>
-                <w:sz w:val="20"/>
-                <w:szCs w:val="20"/>
-              </w:rPr>
-              <w:t xml:space="preserve">), </w:t>
-            </w:r>
-            <w:proofErr w:type="spellStart"/>
-            <w:r>
-              <w:rPr>
-                <w:color w:val="000000"/>
-                <w:sz w:val="20"/>
-                <w:szCs w:val="20"/>
-              </w:rPr>
-              <w:t>kontribusi</w:t>
-            </w:r>
-            <w:proofErr w:type="spellEnd"/>
-            <w:r>
-              <w:rPr>
-                <w:color w:val="000000"/>
-                <w:sz w:val="20"/>
-                <w:szCs w:val="20"/>
-              </w:rPr>
-              <w:t xml:space="preserve"> </w:t>
-            </w:r>
-            <w:proofErr w:type="spellStart"/>
-            <w:r>
-              <w:rPr>
-                <w:color w:val="000000"/>
-                <w:sz w:val="20"/>
-                <w:szCs w:val="20"/>
-              </w:rPr>
-              <w:t>mahasiswa</w:t>
-            </w:r>
-            <w:proofErr w:type="spellEnd"/>
+              <w:t>Output program (pelatihan, aset, dokumen), kontribusi mahasiswa</w:t>
+            </w:r>
           </w:p>
         </w:tc>
         <w:tc>
@@ -9889,34 +6140,14 @@
             <w:pPr>
               <w:spacing w:before="40" w:after="40"/>
             </w:pPr>
-            <w:proofErr w:type="spellStart"/>
-            <w:r>
-              <w:rPr>
-                <w:color w:val="000000"/>
-                <w:sz w:val="20"/>
-                <w:szCs w:val="20"/>
-              </w:rPr>
-              <w:t>Dokumentasi</w:t>
-            </w:r>
-            <w:proofErr w:type="spellEnd"/>
-            <w:r>
-              <w:rPr>
-                <w:color w:val="000000"/>
-                <w:sz w:val="20"/>
-                <w:szCs w:val="20"/>
-              </w:rPr>
-              <w:t xml:space="preserve"> &amp; </w:t>
-            </w:r>
-            <w:proofErr w:type="spellStart"/>
-            <w:r>
-              <w:rPr>
-                <w:color w:val="000000"/>
-                <w:sz w:val="20"/>
-                <w:szCs w:val="20"/>
-              </w:rPr>
-              <w:t>Laporan</w:t>
-            </w:r>
-            <w:proofErr w:type="spellEnd"/>
+            <w:r>
+              <w:rPr>
+                <w:color w:val="000000"/>
+                <w:sz w:val="20"/>
+                <w:szCs w:val="20"/>
+              </w:rPr>
+              <w:t>Dokumentasi &amp; Laporan</w:t>
+            </w:r>
           </w:p>
         </w:tc>
         <w:tc>
@@ -9941,95 +6172,13 @@
             <w:pPr>
               <w:spacing w:before="40" w:after="40"/>
             </w:pPr>
-            <w:proofErr w:type="spellStart"/>
-            <w:r>
-              <w:rPr>
-                <w:color w:val="000000"/>
-                <w:sz w:val="20"/>
-                <w:szCs w:val="20"/>
-              </w:rPr>
-              <w:t>Kelengkapan</w:t>
-            </w:r>
-            <w:proofErr w:type="spellEnd"/>
-            <w:r>
-              <w:rPr>
-                <w:color w:val="000000"/>
-                <w:sz w:val="20"/>
-                <w:szCs w:val="20"/>
-              </w:rPr>
-              <w:t xml:space="preserve"> </w:t>
-            </w:r>
-            <w:proofErr w:type="spellStart"/>
-            <w:r>
-              <w:rPr>
-                <w:color w:val="000000"/>
-                <w:sz w:val="20"/>
-                <w:szCs w:val="20"/>
-              </w:rPr>
-              <w:t>dan</w:t>
-            </w:r>
-            <w:proofErr w:type="spellEnd"/>
-            <w:r>
-              <w:rPr>
-                <w:color w:val="000000"/>
-                <w:sz w:val="20"/>
-                <w:szCs w:val="20"/>
-              </w:rPr>
-              <w:t xml:space="preserve"> </w:t>
-            </w:r>
-            <w:proofErr w:type="spellStart"/>
-            <w:r>
-              <w:rPr>
-                <w:color w:val="000000"/>
-                <w:sz w:val="20"/>
-                <w:szCs w:val="20"/>
-              </w:rPr>
-              <w:t>kualitas</w:t>
-            </w:r>
-            <w:proofErr w:type="spellEnd"/>
-            <w:r>
-              <w:rPr>
-                <w:color w:val="000000"/>
-                <w:sz w:val="20"/>
-                <w:szCs w:val="20"/>
-              </w:rPr>
-              <w:t xml:space="preserve"> </w:t>
-            </w:r>
-            <w:proofErr w:type="spellStart"/>
-            <w:r>
-              <w:rPr>
-                <w:color w:val="000000"/>
-                <w:sz w:val="20"/>
-                <w:szCs w:val="20"/>
-              </w:rPr>
-              <w:t>laporan</w:t>
-            </w:r>
-            <w:proofErr w:type="spellEnd"/>
-            <w:r>
-              <w:rPr>
-                <w:color w:val="000000"/>
-                <w:sz w:val="20"/>
-                <w:szCs w:val="20"/>
-              </w:rPr>
-              <w:t xml:space="preserve">, </w:t>
-            </w:r>
-            <w:proofErr w:type="spellStart"/>
-            <w:r>
-              <w:rPr>
-                <w:color w:val="000000"/>
-                <w:sz w:val="20"/>
-                <w:szCs w:val="20"/>
-              </w:rPr>
-              <w:t>foto</w:t>
-            </w:r>
-            <w:proofErr w:type="spellEnd"/>
-            <w:r>
-              <w:rPr>
-                <w:color w:val="000000"/>
-                <w:sz w:val="20"/>
-                <w:szCs w:val="20"/>
-              </w:rPr>
-              <w:t>, video, data</w:t>
+            <w:r>
+              <w:rPr>
+                <w:color w:val="000000"/>
+                <w:sz w:val="20"/>
+                <w:szCs w:val="20"/>
+              </w:rPr>
+              <w:t>Kelengkapan dan kualitas laporan, foto, video, data</w:t>
             </w:r>
           </w:p>
         </w:tc>
@@ -10129,23 +6278,13 @@
             <w:pPr>
               <w:spacing w:before="40" w:after="40"/>
             </w:pPr>
-            <w:proofErr w:type="spellStart"/>
-            <w:r>
-              <w:rPr>
-                <w:color w:val="000000"/>
-                <w:sz w:val="20"/>
-                <w:szCs w:val="20"/>
-              </w:rPr>
-              <w:t>Refleksi</w:t>
-            </w:r>
-            <w:proofErr w:type="spellEnd"/>
-            <w:r>
-              <w:rPr>
-                <w:color w:val="000000"/>
-                <w:sz w:val="20"/>
-                <w:szCs w:val="20"/>
-              </w:rPr>
-              <w:t xml:space="preserve"> &amp; Learning</w:t>
+            <w:r>
+              <w:rPr>
+                <w:color w:val="000000"/>
+                <w:sz w:val="20"/>
+                <w:szCs w:val="20"/>
+              </w:rPr>
+              <w:t>Refleksi &amp; Learning</w:t>
             </w:r>
           </w:p>
         </w:tc>
@@ -10171,131 +6310,13 @@
             <w:pPr>
               <w:spacing w:before="40" w:after="40"/>
             </w:pPr>
-            <w:proofErr w:type="spellStart"/>
-            <w:r>
-              <w:rPr>
-                <w:color w:val="000000"/>
-                <w:sz w:val="20"/>
-                <w:szCs w:val="20"/>
-              </w:rPr>
-              <w:t>Kualitas</w:t>
-            </w:r>
-            <w:proofErr w:type="spellEnd"/>
-            <w:r>
-              <w:rPr>
-                <w:color w:val="000000"/>
-                <w:sz w:val="20"/>
-                <w:szCs w:val="20"/>
-              </w:rPr>
-              <w:t xml:space="preserve"> </w:t>
-            </w:r>
-            <w:proofErr w:type="spellStart"/>
-            <w:r>
-              <w:rPr>
-                <w:color w:val="000000"/>
-                <w:sz w:val="20"/>
-                <w:szCs w:val="20"/>
-              </w:rPr>
-              <w:t>refleksi</w:t>
-            </w:r>
-            <w:proofErr w:type="spellEnd"/>
-            <w:r>
-              <w:rPr>
-                <w:color w:val="000000"/>
-                <w:sz w:val="20"/>
-                <w:szCs w:val="20"/>
-              </w:rPr>
-              <w:t xml:space="preserve"> </w:t>
-            </w:r>
-            <w:proofErr w:type="spellStart"/>
-            <w:r>
-              <w:rPr>
-                <w:color w:val="000000"/>
-                <w:sz w:val="20"/>
-                <w:szCs w:val="20"/>
-              </w:rPr>
-              <w:t>pembelajaran</w:t>
-            </w:r>
-            <w:proofErr w:type="spellEnd"/>
-            <w:r>
-              <w:rPr>
-                <w:color w:val="000000"/>
-                <w:sz w:val="20"/>
-                <w:szCs w:val="20"/>
-              </w:rPr>
-              <w:t xml:space="preserve"> </w:t>
-            </w:r>
-            <w:proofErr w:type="spellStart"/>
-            <w:r>
-              <w:rPr>
-                <w:color w:val="000000"/>
-                <w:sz w:val="20"/>
-                <w:szCs w:val="20"/>
-              </w:rPr>
-              <w:t>dan</w:t>
-            </w:r>
-            <w:proofErr w:type="spellEnd"/>
-            <w:r>
-              <w:rPr>
-                <w:color w:val="000000"/>
-                <w:sz w:val="20"/>
-                <w:szCs w:val="20"/>
-              </w:rPr>
-              <w:t xml:space="preserve"> </w:t>
-            </w:r>
-            <w:proofErr w:type="spellStart"/>
-            <w:r>
-              <w:rPr>
-                <w:color w:val="000000"/>
-                <w:sz w:val="20"/>
-                <w:szCs w:val="20"/>
-              </w:rPr>
-              <w:t>kontribusi</w:t>
-            </w:r>
-            <w:proofErr w:type="spellEnd"/>
-            <w:r>
-              <w:rPr>
-                <w:color w:val="000000"/>
-                <w:sz w:val="20"/>
-                <w:szCs w:val="20"/>
-              </w:rPr>
-              <w:t xml:space="preserve"> </w:t>
-            </w:r>
-            <w:proofErr w:type="spellStart"/>
-            <w:r>
-              <w:rPr>
-                <w:color w:val="000000"/>
-                <w:sz w:val="20"/>
-                <w:szCs w:val="20"/>
-              </w:rPr>
-              <w:t>terhadap</w:t>
-            </w:r>
-            <w:proofErr w:type="spellEnd"/>
-            <w:r>
-              <w:rPr>
-                <w:color w:val="000000"/>
-                <w:sz w:val="20"/>
-                <w:szCs w:val="20"/>
-              </w:rPr>
-              <w:t xml:space="preserve"> </w:t>
-            </w:r>
-            <w:proofErr w:type="spellStart"/>
-            <w:r>
-              <w:rPr>
-                <w:color w:val="000000"/>
-                <w:sz w:val="20"/>
-                <w:szCs w:val="20"/>
-              </w:rPr>
-              <w:t>perencanaan</w:t>
-            </w:r>
-            <w:proofErr w:type="spellEnd"/>
-            <w:r>
-              <w:rPr>
-                <w:color w:val="000000"/>
-                <w:sz w:val="20"/>
-                <w:szCs w:val="20"/>
-              </w:rPr>
-              <w:t xml:space="preserve"> sustainability</w:t>
+            <w:r>
+              <w:rPr>
+                <w:color w:val="000000"/>
+                <w:sz w:val="20"/>
+                <w:szCs w:val="20"/>
+              </w:rPr>
+              <w:t>Kualitas refleksi pembelajaran dan kontribusi terhadap perencanaan sustainability</w:t>
             </w:r>
           </w:p>
         </w:tc>
@@ -10395,34 +6416,14 @@
             <w:pPr>
               <w:spacing w:before="40" w:after="40"/>
             </w:pPr>
-            <w:proofErr w:type="spellStart"/>
-            <w:r>
-              <w:rPr>
-                <w:color w:val="000000"/>
-                <w:sz w:val="20"/>
-                <w:szCs w:val="20"/>
-              </w:rPr>
-              <w:t>Sikap</w:t>
-            </w:r>
-            <w:proofErr w:type="spellEnd"/>
-            <w:r>
-              <w:rPr>
-                <w:color w:val="000000"/>
-                <w:sz w:val="20"/>
-                <w:szCs w:val="20"/>
-              </w:rPr>
-              <w:t xml:space="preserve"> &amp; </w:t>
-            </w:r>
-            <w:proofErr w:type="spellStart"/>
-            <w:r>
-              <w:rPr>
-                <w:color w:val="000000"/>
-                <w:sz w:val="20"/>
-                <w:szCs w:val="20"/>
-              </w:rPr>
-              <w:t>Karakter</w:t>
-            </w:r>
-            <w:proofErr w:type="spellEnd"/>
+            <w:r>
+              <w:rPr>
+                <w:color w:val="000000"/>
+                <w:sz w:val="20"/>
+                <w:szCs w:val="20"/>
+              </w:rPr>
+              <w:t>Sikap &amp; Karakter</w:t>
+            </w:r>
           </w:p>
         </w:tc>
         <w:tc>
@@ -10447,59 +6448,13 @@
             <w:pPr>
               <w:spacing w:before="40" w:after="40"/>
             </w:pPr>
-            <w:proofErr w:type="spellStart"/>
-            <w:r>
-              <w:rPr>
-                <w:color w:val="000000"/>
-                <w:sz w:val="20"/>
-                <w:szCs w:val="20"/>
-              </w:rPr>
-              <w:t>Semangat</w:t>
-            </w:r>
-            <w:proofErr w:type="spellEnd"/>
-            <w:r>
-              <w:rPr>
-                <w:color w:val="000000"/>
-                <w:sz w:val="20"/>
-                <w:szCs w:val="20"/>
-              </w:rPr>
-              <w:t xml:space="preserve"> entrepreneurship, </w:t>
-            </w:r>
-            <w:proofErr w:type="spellStart"/>
-            <w:r>
-              <w:rPr>
-                <w:color w:val="000000"/>
-                <w:sz w:val="20"/>
-                <w:szCs w:val="20"/>
-              </w:rPr>
-              <w:t>integritas</w:t>
-            </w:r>
-            <w:proofErr w:type="spellEnd"/>
-            <w:r>
-              <w:rPr>
-                <w:color w:val="000000"/>
-                <w:sz w:val="20"/>
-                <w:szCs w:val="20"/>
-              </w:rPr>
-              <w:t xml:space="preserve">, </w:t>
-            </w:r>
-            <w:proofErr w:type="spellStart"/>
-            <w:r>
-              <w:rPr>
-                <w:color w:val="000000"/>
-                <w:sz w:val="20"/>
-                <w:szCs w:val="20"/>
-              </w:rPr>
-              <w:t>kepedulian</w:t>
-            </w:r>
-            <w:proofErr w:type="spellEnd"/>
-            <w:r>
-              <w:rPr>
-                <w:color w:val="000000"/>
-                <w:sz w:val="20"/>
-                <w:szCs w:val="20"/>
-              </w:rPr>
-              <w:t>, teamwork</w:t>
+            <w:r>
+              <w:rPr>
+                <w:color w:val="000000"/>
+                <w:sz w:val="20"/>
+                <w:szCs w:val="20"/>
+              </w:rPr>
+              <w:t>Semangat entrepreneurship, integritas, kepedulian, teamwork</w:t>
             </w:r>
           </w:p>
         </w:tc>
@@ -10589,102 +6544,74 @@
           <w:sz w:val="24"/>
           <w:szCs w:val="24"/>
         </w:rPr>
-        <w:t xml:space="preserve">  </w:t>
+        <w:t xml:space="preserve">  Ketentuan Penilaian</w:t>
       </w:r>
-      <w:proofErr w:type="spellStart"/>
-      <w:r>
-        <w:rPr>
-          <w:b/>
-          <w:bCs/>
-          <w:color w:val="1B5E20"/>
-          <w:sz w:val="24"/>
-          <w:szCs w:val="24"/>
-        </w:rPr>
-        <w:t>Ketentuan</w:t>
-      </w:r>
-      <w:proofErr w:type="spellEnd"/>
-      <w:r>
-        <w:rPr>
-          <w:b/>
-          <w:bCs/>
-          <w:color w:val="1B5E20"/>
-          <w:sz w:val="24"/>
-          <w:szCs w:val="24"/>
-        </w:rPr>
-        <w:t xml:space="preserve"> </w:t>
-      </w:r>
-      <w:proofErr w:type="spellStart"/>
-      <w:r>
-        <w:rPr>
-          <w:b/>
-          <w:bCs/>
-          <w:color w:val="1B5E20"/>
-          <w:sz w:val="24"/>
-          <w:szCs w:val="24"/>
-        </w:rPr>
-        <w:t>Penilaian</w:t>
-      </w:r>
-      <w:proofErr w:type="spellEnd"/>
     </w:p>
     <w:p>
       <w:pPr>
-        <w:pStyle w:val="ListParagraph"/>
-        <w:numPr>
-          <w:ilvl w:val="0"/>
-          <w:numId w:val="2"/>
-        </w:numPr>
-        <w:spacing w:before="40" w:after="40"/>
+        <w:spacing w:after="60"/>
       </w:pPr>
+      <w:r>
+        <w:rPr>
+          <w:sz w:val="20"/>
+        </w:rPr>
+        <w:t>1. Kehadiran minimal 75% dari total pertemuan menjadi syarat mengikuti Ujian Akhir Semester (UAS).</w:t>
+      </w:r>
     </w:p>
     <w:p>
       <w:pPr>
-        <w:pStyle w:val="ListParagraph"/>
-        <w:numPr>
-          <w:ilvl w:val="0"/>
-          <w:numId w:val="2"/>
-        </w:numPr>
-        <w:spacing w:before="40" w:after="40"/>
+        <w:spacing w:after="60"/>
       </w:pPr>
+      <w:r>
+        <w:rPr>
+          <w:sz w:val="20"/>
+        </w:rPr>
+        <w:t>2. Skala nilai akhir: A (80–100), B (70–79,99), C (60–69,99), D (50–59,99), E (&lt;50). Nilai kelulusan minimal C.</w:t>
+      </w:r>
     </w:p>
     <w:p>
       <w:pPr>
-        <w:pStyle w:val="ListParagraph"/>
-        <w:numPr>
-          <w:ilvl w:val="0"/>
-          <w:numId w:val="2"/>
-        </w:numPr>
-        <w:spacing w:before="40" w:after="40"/>
+        <w:spacing w:after="60"/>
       </w:pPr>
+      <w:r>
+        <w:rPr>
+          <w:sz w:val="20"/>
+        </w:rPr>
+        <w:t>3. Keterlambatan pengumpulan tugas dikenai pengurangan nilai 10% per hari (maksimal 3 hari); melewati batas tersebut tugas dinilai 0.</w:t>
+      </w:r>
     </w:p>
     <w:p>
       <w:pPr>
-        <w:pStyle w:val="ListParagraph"/>
-        <w:numPr>
-          <w:ilvl w:val="0"/>
-          <w:numId w:val="2"/>
-        </w:numPr>
-        <w:spacing w:before="40" w:after="40"/>
+        <w:spacing w:after="60"/>
       </w:pPr>
+      <w:r>
+        <w:rPr>
+          <w:sz w:val="20"/>
+        </w:rPr>
+        <w:t>4. Plagiarisme dan segala bentuk kecurangan akademik berakibat nilai 0 pada komponen terkait dan diproses sesuai kode etik STEI Fitrah Insani.</w:t>
+      </w:r>
     </w:p>
     <w:p>
       <w:pPr>
-        <w:pStyle w:val="ListParagraph"/>
-        <w:numPr>
-          <w:ilvl w:val="0"/>
-          <w:numId w:val="2"/>
-        </w:numPr>
-        <w:spacing w:before="40" w:after="40"/>
+        <w:spacing w:after="60"/>
       </w:pPr>
+      <w:r>
+        <w:rPr>
+          <w:sz w:val="20"/>
+        </w:rPr>
+        <w:t>5. Mahasiswa dengan nilai akhir D atau E dapat mengikuti program remedial sesuai kalender akademik.</w:t>
+      </w:r>
     </w:p>
     <w:p>
       <w:pPr>
-        <w:pStyle w:val="ListParagraph"/>
-        <w:numPr>
-          <w:ilvl w:val="0"/>
-          <w:numId w:val="2"/>
-        </w:numPr>
-        <w:spacing w:before="40" w:after="40"/>
+        <w:spacing w:after="60"/>
       </w:pPr>
+      <w:r>
+        <w:rPr>
+          <w:sz w:val="20"/>
+        </w:rPr>
+        <w:t>6. Rekapitulasi nilai mengikuti tabel evaluasi pembelajaran; keputusan akhir dosen pengampu bersifat final setelah verifikasi Ketua Program Studi.</w:t>
+      </w:r>
     </w:p>
     <w:p>
       <w:pPr>
@@ -10766,7 +6693,6 @@
               <w:spacing w:before="40" w:after="40"/>
               <w:jc w:val="center"/>
             </w:pPr>
-            <w:proofErr w:type="spellStart"/>
             <w:r>
               <w:rPr>
                 <w:b/>
@@ -10777,7 +6703,6 @@
               </w:rPr>
               <w:t>Jenis</w:t>
             </w:r>
-            <w:proofErr w:type="spellEnd"/>
           </w:p>
         </w:tc>
         <w:tc>
@@ -10803,7 +6728,6 @@
               <w:spacing w:before="40" w:after="40"/>
               <w:jc w:val="center"/>
             </w:pPr>
-            <w:proofErr w:type="spellStart"/>
             <w:r>
               <w:rPr>
                 <w:b/>
@@ -10812,18 +6736,7 @@
                 <w:sz w:val="20"/>
                 <w:szCs w:val="20"/>
               </w:rPr>
-              <w:t>Referensi</w:t>
-            </w:r>
-            <w:proofErr w:type="spellEnd"/>
-            <w:r>
-              <w:rPr>
-                <w:b/>
-                <w:bCs/>
-                <w:color w:val="FFFFFF"/>
-                <w:sz w:val="20"/>
-                <w:szCs w:val="20"/>
-              </w:rPr>
-              <w:t xml:space="preserve"> (APA 7th Edition)</w:t>
+              <w:t>Referensi (APA 7th Edition)</w:t>
             </w:r>
           </w:p>
         </w:tc>
@@ -10838,70 +6751,28 @@
         <w:tc>
           <w:tcPr>
             <w:tcW w:w="1500" w:type="dxa"/>
-            <w:tcBorders>
-              <w:top w:val="single" w:sz="6" w:space="0" w:color="CCCCCC"/>
-              <w:left w:val="single" w:sz="6" w:space="0" w:color="CCCCCC"/>
-              <w:bottom w:val="single" w:sz="6" w:space="0" w:color="CCCCCC"/>
-              <w:right w:val="single" w:sz="6" w:space="0" w:color="CCCCCC"/>
-            </w:tcBorders>
-            <w:shd w:val="clear" w:color="auto" w:fill="FFFFFF"/>
-            <w:tcMar>
-              <w:top w:w="90" w:type="dxa"/>
-              <w:left w:w="130" w:type="dxa"/>
-              <w:bottom w:w="90" w:type="dxa"/>
-              <w:right w:w="130" w:type="dxa"/>
-            </w:tcMar>
-            <w:vAlign w:val="center"/>
-          </w:tcPr>
-          <w:p>
-            <w:pPr>
-              <w:spacing w:before="40" w:after="40"/>
-              <w:jc w:val="center"/>
-            </w:pPr>
+          </w:tcPr>
+          <w:p>
             <w:r>
               <w:rPr>
                 <w:b/>
-                <w:bCs/>
-                <w:color w:val="000000"/>
-                <w:sz w:val="20"/>
-                <w:szCs w:val="20"/>
-              </w:rPr>
-              <w:t>D</w:t>
+                <w:sz w:val="18"/>
+              </w:rPr>
+              <w:t>Wajib</w:t>
             </w:r>
           </w:p>
         </w:tc>
         <w:tc>
           <w:tcPr>
             <w:tcW w:w="7700" w:type="dxa"/>
-            <w:tcBorders>
-              <w:top w:val="single" w:sz="6" w:space="0" w:color="CCCCCC"/>
-              <w:left w:val="single" w:sz="6" w:space="0" w:color="CCCCCC"/>
-              <w:bottom w:val="single" w:sz="6" w:space="0" w:color="CCCCCC"/>
-              <w:right w:val="single" w:sz="6" w:space="0" w:color="CCCCCC"/>
-            </w:tcBorders>
-            <w:shd w:val="clear" w:color="auto" w:fill="FFFFFF"/>
-            <w:tcMar>
-              <w:top w:w="90" w:type="dxa"/>
-              <w:left w:w="130" w:type="dxa"/>
-              <w:bottom w:w="90" w:type="dxa"/>
-              <w:right w:w="130" w:type="dxa"/>
-            </w:tcMar>
-            <w:vAlign w:val="center"/>
-          </w:tcPr>
-          <w:p>
-            <w:pPr>
-              <w:spacing w:before="40" w:after="40"/>
-            </w:pPr>
-            <w:proofErr w:type="spellStart"/>
-            <w:r>
-              <w:rPr>
-                <w:color w:val="000000"/>
-                <w:sz w:val="20"/>
-                <w:szCs w:val="20"/>
-              </w:rPr>
-              <w:t>i</w:t>
-            </w:r>
-            <w:proofErr w:type="spellEnd"/>
+          </w:tcPr>
+          <w:p>
+            <w:r>
+              <w:rPr>
+                <w:sz w:val="18"/>
+              </w:rPr>
+              <w:t>Direktorat Jenderal Pendidikan Tinggi. (2020). Buku panduan merdeka belajar – kampus merdeka. Kemendikbud.</w:t>
+            </w:r>
           </w:p>
         </w:tc>
       </w:tr>
@@ -10915,67 +6786,27 @@
         <w:tc>
           <w:tcPr>
             <w:tcW w:w="1500" w:type="dxa"/>
-            <w:tcBorders>
-              <w:top w:val="single" w:sz="6" w:space="0" w:color="CCCCCC"/>
-              <w:left w:val="single" w:sz="6" w:space="0" w:color="CCCCCC"/>
-              <w:bottom w:val="single" w:sz="6" w:space="0" w:color="CCCCCC"/>
-              <w:right w:val="single" w:sz="6" w:space="0" w:color="CCCCCC"/>
-            </w:tcBorders>
-            <w:shd w:val="clear" w:color="auto" w:fill="F9F9F9"/>
-            <w:tcMar>
-              <w:top w:w="90" w:type="dxa"/>
-              <w:left w:w="130" w:type="dxa"/>
-              <w:bottom w:w="90" w:type="dxa"/>
-              <w:right w:w="130" w:type="dxa"/>
-            </w:tcMar>
-            <w:vAlign w:val="center"/>
-          </w:tcPr>
-          <w:p>
-            <w:pPr>
-              <w:spacing w:before="40" w:after="40"/>
-              <w:jc w:val="center"/>
-            </w:pPr>
+          </w:tcPr>
+          <w:p>
             <w:r>
               <w:rPr>
                 <w:b/>
-                <w:bCs/>
-                <w:color w:val="000000"/>
-                <w:sz w:val="20"/>
-                <w:szCs w:val="20"/>
-              </w:rPr>
-              <w:t>S</w:t>
+                <w:sz w:val="18"/>
+              </w:rPr>
+              <w:t>Wajib</w:t>
             </w:r>
           </w:p>
         </w:tc>
         <w:tc>
           <w:tcPr>
             <w:tcW w:w="7700" w:type="dxa"/>
-            <w:tcBorders>
-              <w:top w:val="single" w:sz="6" w:space="0" w:color="CCCCCC"/>
-              <w:left w:val="single" w:sz="6" w:space="0" w:color="CCCCCC"/>
-              <w:bottom w:val="single" w:sz="6" w:space="0" w:color="CCCCCC"/>
-              <w:right w:val="single" w:sz="6" w:space="0" w:color="CCCCCC"/>
-            </w:tcBorders>
-            <w:shd w:val="clear" w:color="auto" w:fill="F9F9F9"/>
-            <w:tcMar>
-              <w:top w:w="90" w:type="dxa"/>
-              <w:left w:w="130" w:type="dxa"/>
-              <w:bottom w:w="90" w:type="dxa"/>
-              <w:right w:w="130" w:type="dxa"/>
-            </w:tcMar>
-            <w:vAlign w:val="center"/>
-          </w:tcPr>
-          <w:p>
-            <w:pPr>
-              <w:spacing w:before="40" w:after="40"/>
-            </w:pPr>
-            <w:r>
-              <w:rPr>
-                <w:color w:val="000000"/>
-                <w:sz w:val="20"/>
-                <w:szCs w:val="20"/>
-              </w:rPr>
-              <w:t>T</w:t>
+          </w:tcPr>
+          <w:p>
+            <w:r>
+              <w:rPr>
+                <w:sz w:val="18"/>
+              </w:rPr>
+              <w:t>STEI Fitrah Insani. (2026). Pedoman pelaksanaan Kuliah Kerja Nyata (KKN). LP2M STEI FI.</w:t>
             </w:r>
           </w:p>
         </w:tc>
@@ -10990,67 +6821,27 @@
         <w:tc>
           <w:tcPr>
             <w:tcW w:w="1500" w:type="dxa"/>
-            <w:tcBorders>
-              <w:top w:val="single" w:sz="6" w:space="0" w:color="CCCCCC"/>
-              <w:left w:val="single" w:sz="6" w:space="0" w:color="CCCCCC"/>
-              <w:bottom w:val="single" w:sz="6" w:space="0" w:color="CCCCCC"/>
-              <w:right w:val="single" w:sz="6" w:space="0" w:color="CCCCCC"/>
-            </w:tcBorders>
-            <w:shd w:val="clear" w:color="auto" w:fill="FFFFFF"/>
-            <w:tcMar>
-              <w:top w:w="90" w:type="dxa"/>
-              <w:left w:w="130" w:type="dxa"/>
-              <w:bottom w:w="90" w:type="dxa"/>
-              <w:right w:w="130" w:type="dxa"/>
-            </w:tcMar>
-            <w:vAlign w:val="center"/>
-          </w:tcPr>
-          <w:p>
-            <w:pPr>
-              <w:spacing w:before="40" w:after="40"/>
-              <w:jc w:val="center"/>
-            </w:pPr>
+          </w:tcPr>
+          <w:p>
             <w:r>
               <w:rPr>
                 <w:b/>
-                <w:bCs/>
-                <w:color w:val="000000"/>
-                <w:sz w:val="20"/>
-                <w:szCs w:val="20"/>
-              </w:rPr>
-              <w:t>C</w:t>
+                <w:sz w:val="18"/>
+              </w:rPr>
+              <w:t>Wajib</w:t>
             </w:r>
           </w:p>
         </w:tc>
         <w:tc>
           <w:tcPr>
             <w:tcW w:w="7700" w:type="dxa"/>
-            <w:tcBorders>
-              <w:top w:val="single" w:sz="6" w:space="0" w:color="CCCCCC"/>
-              <w:left w:val="single" w:sz="6" w:space="0" w:color="CCCCCC"/>
-              <w:bottom w:val="single" w:sz="6" w:space="0" w:color="CCCCCC"/>
-              <w:right w:val="single" w:sz="6" w:space="0" w:color="CCCCCC"/>
-            </w:tcBorders>
-            <w:shd w:val="clear" w:color="auto" w:fill="FFFFFF"/>
-            <w:tcMar>
-              <w:top w:w="90" w:type="dxa"/>
-              <w:left w:w="130" w:type="dxa"/>
-              <w:bottom w:w="90" w:type="dxa"/>
-              <w:right w:w="130" w:type="dxa"/>
-            </w:tcMar>
-            <w:vAlign w:val="center"/>
-          </w:tcPr>
-          <w:p>
-            <w:pPr>
-              <w:spacing w:before="40" w:after="40"/>
-            </w:pPr>
-            <w:r>
-              <w:rPr>
-                <w:color w:val="000000"/>
-                <w:sz w:val="20"/>
-                <w:szCs w:val="20"/>
-              </w:rPr>
-              <w:t>h</w:t>
+          </w:tcPr>
+          <w:p>
+            <w:r>
+              <w:rPr>
+                <w:sz w:val="18"/>
+              </w:rPr>
+              <w:t>Soetomo. (2013). Pemberdayaan masyarakat. Pustaka Pelajar.</w:t>
             </w:r>
           </w:p>
         </w:tc>
@@ -11065,67 +6856,62 @@
         <w:tc>
           <w:tcPr>
             <w:tcW w:w="1500" w:type="dxa"/>
-            <w:tcBorders>
-              <w:top w:val="single" w:sz="6" w:space="0" w:color="CCCCCC"/>
-              <w:left w:val="single" w:sz="6" w:space="0" w:color="CCCCCC"/>
-              <w:bottom w:val="single" w:sz="6" w:space="0" w:color="CCCCCC"/>
-              <w:right w:val="single" w:sz="6" w:space="0" w:color="CCCCCC"/>
-            </w:tcBorders>
-            <w:shd w:val="clear" w:color="auto" w:fill="F9F9F9"/>
-            <w:tcMar>
-              <w:top w:w="90" w:type="dxa"/>
-              <w:left w:w="130" w:type="dxa"/>
-              <w:bottom w:w="90" w:type="dxa"/>
-              <w:right w:w="130" w:type="dxa"/>
-            </w:tcMar>
-            <w:vAlign w:val="center"/>
-          </w:tcPr>
-          <w:p>
-            <w:pPr>
-              <w:spacing w:before="40" w:after="40"/>
-              <w:jc w:val="center"/>
-            </w:pPr>
+          </w:tcPr>
+          <w:p>
             <w:r>
               <w:rPr>
                 <w:b/>
-                <w:bCs/>
-                <w:color w:val="000000"/>
-                <w:sz w:val="20"/>
-                <w:szCs w:val="20"/>
-              </w:rPr>
-              <w:t>M</w:t>
+                <w:sz w:val="18"/>
+              </w:rPr>
+              <w:t>Pendukung</w:t>
             </w:r>
           </w:p>
         </w:tc>
         <w:tc>
           <w:tcPr>
             <w:tcW w:w="7700" w:type="dxa"/>
-            <w:tcBorders>
-              <w:top w:val="single" w:sz="6" w:space="0" w:color="CCCCCC"/>
-              <w:left w:val="single" w:sz="6" w:space="0" w:color="CCCCCC"/>
-              <w:bottom w:val="single" w:sz="6" w:space="0" w:color="CCCCCC"/>
-              <w:right w:val="single" w:sz="6" w:space="0" w:color="CCCCCC"/>
-            </w:tcBorders>
-            <w:shd w:val="clear" w:color="auto" w:fill="F9F9F9"/>
-            <w:tcMar>
-              <w:top w:w="90" w:type="dxa"/>
-              <w:left w:w="130" w:type="dxa"/>
-              <w:bottom w:w="90" w:type="dxa"/>
-              <w:right w:w="130" w:type="dxa"/>
-            </w:tcMar>
-            <w:vAlign w:val="center"/>
-          </w:tcPr>
-          <w:p>
-            <w:pPr>
-              <w:spacing w:before="40" w:after="40"/>
-            </w:pPr>
-            <w:r>
-              <w:rPr>
-                <w:color w:val="000000"/>
-                <w:sz w:val="20"/>
-                <w:szCs w:val="20"/>
-              </w:rPr>
-              <w:t>e</w:t>
+          </w:tcPr>
+          <w:p>
+            <w:r>
+              <w:rPr>
+                <w:sz w:val="18"/>
+              </w:rPr>
+              <w:t>Ife, J., &amp; Tesoriero, F. (2008). Community development: Alternatif pengembangan masyarakat di era globalisasi. Pustaka Pelajar.</w:t>
+            </w:r>
+          </w:p>
+        </w:tc>
+      </w:tr>
+      <w:tr>
+        <w:tblPrEx>
+          <w:tblCellMar>
+            <w:top w:w="0" w:type="dxa"/>
+            <w:bottom w:w="0" w:type="dxa"/>
+          </w:tblCellMar>
+        </w:tblPrEx>
+        <w:tc>
+          <w:tcPr>
+            <w:tcW w:w="1500" w:type="dxa"/>
+          </w:tcPr>
+          <w:p>
+            <w:r>
+              <w:rPr>
+                <w:b/>
+                <w:sz w:val="18"/>
+              </w:rPr>
+              <w:t>Pendukung</w:t>
+            </w:r>
+          </w:p>
+        </w:tc>
+        <w:tc>
+          <w:tcPr>
+            <w:tcW w:w="7700" w:type="dxa"/>
+          </w:tcPr>
+          <w:p>
+            <w:r>
+              <w:rPr>
+                <w:sz w:val="18"/>
+              </w:rPr>
+              <w:t>Mardikanto, T., &amp; Soebiato, P. (2017). Pemberdayaan masyarakat dalam perspektif kebijakan publik. Alfabeta.</w:t>
             </w:r>
           </w:p>
         </w:tc>
@@ -11166,111 +6952,7 @@
         <w:jc w:val="both"/>
       </w:pPr>
       <w:r>
-        <w:t xml:space="preserve">RPS </w:t>
-      </w:r>
-      <w:proofErr w:type="spellStart"/>
-      <w:r>
-        <w:t>ini</w:t>
-      </w:r>
-      <w:proofErr w:type="spellEnd"/>
-      <w:r>
-        <w:t xml:space="preserve"> </w:t>
-      </w:r>
-      <w:proofErr w:type="spellStart"/>
-      <w:r>
-        <w:t>disahkan</w:t>
-      </w:r>
-      <w:proofErr w:type="spellEnd"/>
-      <w:r>
-        <w:t xml:space="preserve"> </w:t>
-      </w:r>
-      <w:proofErr w:type="spellStart"/>
-      <w:r>
-        <w:t>untuk</w:t>
-      </w:r>
-      <w:proofErr w:type="spellEnd"/>
-      <w:r>
-        <w:t xml:space="preserve"> </w:t>
-      </w:r>
-      <w:proofErr w:type="spellStart"/>
-      <w:r>
-        <w:t>diberlakukan</w:t>
-      </w:r>
-      <w:proofErr w:type="spellEnd"/>
-      <w:r>
-        <w:t xml:space="preserve"> </w:t>
-      </w:r>
-      <w:proofErr w:type="spellStart"/>
-      <w:r>
-        <w:t>pada</w:t>
-      </w:r>
-      <w:proofErr w:type="spellEnd"/>
-      <w:r>
-        <w:t xml:space="preserve"> Semester VII (</w:t>
-      </w:r>
-      <w:proofErr w:type="spellStart"/>
-      <w:r>
-        <w:t>Ganjil</w:t>
-      </w:r>
-      <w:proofErr w:type="spellEnd"/>
-      <w:r>
-        <w:t xml:space="preserve">) </w:t>
-      </w:r>
-      <w:proofErr w:type="spellStart"/>
-      <w:r>
-        <w:t>Tahun</w:t>
-      </w:r>
-      <w:proofErr w:type="spellEnd"/>
-      <w:r>
-        <w:t xml:space="preserve"> </w:t>
-      </w:r>
-      <w:proofErr w:type="spellStart"/>
-      <w:r>
-        <w:t>Akademik</w:t>
-      </w:r>
-      <w:proofErr w:type="spellEnd"/>
-      <w:r>
-        <w:t xml:space="preserve"> 2026/2027 di STEI </w:t>
-      </w:r>
-      <w:proofErr w:type="spellStart"/>
-      <w:r>
-        <w:t>Fitrah</w:t>
-      </w:r>
-      <w:proofErr w:type="spellEnd"/>
-      <w:r>
-        <w:t xml:space="preserve"> </w:t>
-      </w:r>
-      <w:proofErr w:type="spellStart"/>
-      <w:r>
-        <w:t>Insani</w:t>
-      </w:r>
-      <w:proofErr w:type="spellEnd"/>
-      <w:r>
-        <w:t xml:space="preserve"> </w:t>
-      </w:r>
-      <w:proofErr w:type="spellStart"/>
-      <w:r>
-        <w:t>berdasarkan</w:t>
-      </w:r>
-      <w:proofErr w:type="spellEnd"/>
-      <w:r>
-        <w:t xml:space="preserve"> </w:t>
-      </w:r>
-      <w:proofErr w:type="spellStart"/>
-      <w:r>
-        <w:t>kurikulum</w:t>
-      </w:r>
-      <w:proofErr w:type="spellEnd"/>
-      <w:r>
-        <w:t xml:space="preserve"> </w:t>
-      </w:r>
-      <w:proofErr w:type="spellStart"/>
-      <w:r>
-        <w:t>revisi</w:t>
-      </w:r>
-      <w:proofErr w:type="spellEnd"/>
-      <w:r>
-        <w:t xml:space="preserve"> 2026.</w:t>
+        <w:t>RPS ini disahkan untuk diberlakukan pada Semester VII (Ganjil) Tahun Akademik 2026/2027 di STEI Fitrah Insani berdasarkan kurikulum revisi 2026.</w:t>
       </w:r>
     </w:p>
     <w:p>
@@ -11339,7 +7021,6 @@
               <w:spacing w:before="40" w:after="40"/>
               <w:jc w:val="center"/>
             </w:pPr>
-            <w:proofErr w:type="spellStart"/>
             <w:r>
               <w:rPr>
                 <w:b/>
@@ -11348,10 +7029,33 @@
                 <w:sz w:val="20"/>
                 <w:szCs w:val="20"/>
               </w:rPr>
-              <w:lastRenderedPageBreak/>
-              <w:t>Dosen</w:t>
-            </w:r>
-            <w:proofErr w:type="spellEnd"/>
+              <w:t>Dosen Pengembang RPS / Pengampu MK</w:t>
+            </w:r>
+          </w:p>
+        </w:tc>
+        <w:tc>
+          <w:tcPr>
+            <w:tcW w:w="3067" w:type="dxa"/>
+            <w:tcBorders>
+              <w:top w:val="single" w:sz="6" w:space="0" w:color="CCCCCC"/>
+              <w:left w:val="single" w:sz="6" w:space="0" w:color="CCCCCC"/>
+              <w:bottom w:val="single" w:sz="6" w:space="0" w:color="CCCCCC"/>
+              <w:right w:val="single" w:sz="6" w:space="0" w:color="CCCCCC"/>
+            </w:tcBorders>
+            <w:shd w:val="clear" w:color="auto" w:fill="1B5E20"/>
+            <w:tcMar>
+              <w:top w:w="90" w:type="dxa"/>
+              <w:left w:w="130" w:type="dxa"/>
+              <w:bottom w:w="90" w:type="dxa"/>
+              <w:right w:w="130" w:type="dxa"/>
+            </w:tcMar>
+            <w:vAlign w:val="center"/>
+          </w:tcPr>
+          <w:p>
+            <w:pPr>
+              <w:spacing w:before="40" w:after="40"/>
+              <w:jc w:val="center"/>
+            </w:pPr>
             <w:r>
               <w:rPr>
                 <w:b/>
@@ -11360,9 +7064,33 @@
                 <w:sz w:val="20"/>
                 <w:szCs w:val="20"/>
               </w:rPr>
-              <w:t xml:space="preserve"> </w:t>
-            </w:r>
-            <w:proofErr w:type="spellStart"/>
+              <w:t>Penanggung Jawab Keilmuan</w:t>
+            </w:r>
+          </w:p>
+        </w:tc>
+        <w:tc>
+          <w:tcPr>
+            <w:tcW w:w="3067" w:type="dxa"/>
+            <w:tcBorders>
+              <w:top w:val="single" w:sz="6" w:space="0" w:color="CCCCCC"/>
+              <w:left w:val="single" w:sz="6" w:space="0" w:color="CCCCCC"/>
+              <w:bottom w:val="single" w:sz="6" w:space="0" w:color="CCCCCC"/>
+              <w:right w:val="single" w:sz="6" w:space="0" w:color="CCCCCC"/>
+            </w:tcBorders>
+            <w:shd w:val="clear" w:color="auto" w:fill="1B5E20"/>
+            <w:tcMar>
+              <w:top w:w="90" w:type="dxa"/>
+              <w:left w:w="130" w:type="dxa"/>
+              <w:bottom w:w="90" w:type="dxa"/>
+              <w:right w:w="130" w:type="dxa"/>
+            </w:tcMar>
+            <w:vAlign w:val="center"/>
+          </w:tcPr>
+          <w:p>
+            <w:pPr>
+              <w:spacing w:before="40" w:after="40"/>
+              <w:jc w:val="center"/>
+            </w:pPr>
             <w:r>
               <w:rPr>
                 <w:b/>
@@ -11371,181 +7099,8 @@
                 <w:sz w:val="20"/>
                 <w:szCs w:val="20"/>
               </w:rPr>
-              <w:t>Pengembang</w:t>
-            </w:r>
-            <w:proofErr w:type="spellEnd"/>
-            <w:r>
-              <w:rPr>
-                <w:b/>
-                <w:bCs/>
-                <w:color w:val="FFFFFF"/>
-                <w:sz w:val="20"/>
-                <w:szCs w:val="20"/>
-              </w:rPr>
-              <w:t xml:space="preserve"> RPS / </w:t>
-            </w:r>
-            <w:proofErr w:type="spellStart"/>
-            <w:r>
-              <w:rPr>
-                <w:b/>
-                <w:bCs/>
-                <w:color w:val="FFFFFF"/>
-                <w:sz w:val="20"/>
-                <w:szCs w:val="20"/>
-              </w:rPr>
-              <w:t>Pengampu</w:t>
-            </w:r>
-            <w:proofErr w:type="spellEnd"/>
-            <w:r>
-              <w:rPr>
-                <w:b/>
-                <w:bCs/>
-                <w:color w:val="FFFFFF"/>
-                <w:sz w:val="20"/>
-                <w:szCs w:val="20"/>
-              </w:rPr>
-              <w:t xml:space="preserve"> MK</w:t>
-            </w:r>
-          </w:p>
-        </w:tc>
-        <w:tc>
-          <w:tcPr>
-            <w:tcW w:w="3067" w:type="dxa"/>
-            <w:tcBorders>
-              <w:top w:val="single" w:sz="6" w:space="0" w:color="CCCCCC"/>
-              <w:left w:val="single" w:sz="6" w:space="0" w:color="CCCCCC"/>
-              <w:bottom w:val="single" w:sz="6" w:space="0" w:color="CCCCCC"/>
-              <w:right w:val="single" w:sz="6" w:space="0" w:color="CCCCCC"/>
-            </w:tcBorders>
-            <w:shd w:val="clear" w:color="auto" w:fill="1B5E20"/>
-            <w:tcMar>
-              <w:top w:w="90" w:type="dxa"/>
-              <w:left w:w="130" w:type="dxa"/>
-              <w:bottom w:w="90" w:type="dxa"/>
-              <w:right w:w="130" w:type="dxa"/>
-            </w:tcMar>
-            <w:vAlign w:val="center"/>
-          </w:tcPr>
-          <w:p>
-            <w:pPr>
-              <w:spacing w:before="40" w:after="40"/>
-              <w:jc w:val="center"/>
-            </w:pPr>
-            <w:proofErr w:type="spellStart"/>
-            <w:r>
-              <w:rPr>
-                <w:b/>
-                <w:bCs/>
-                <w:color w:val="FFFFFF"/>
-                <w:sz w:val="20"/>
-                <w:szCs w:val="20"/>
-              </w:rPr>
-              <w:t>Penanggung</w:t>
-            </w:r>
-            <w:proofErr w:type="spellEnd"/>
-            <w:r>
-              <w:rPr>
-                <w:b/>
-                <w:bCs/>
-                <w:color w:val="FFFFFF"/>
-                <w:sz w:val="20"/>
-                <w:szCs w:val="20"/>
-              </w:rPr>
-              <w:t xml:space="preserve"> </w:t>
-            </w:r>
-            <w:proofErr w:type="spellStart"/>
-            <w:r>
-              <w:rPr>
-                <w:b/>
-                <w:bCs/>
-                <w:color w:val="FFFFFF"/>
-                <w:sz w:val="20"/>
-                <w:szCs w:val="20"/>
-              </w:rPr>
-              <w:t>Jawab</w:t>
-            </w:r>
-            <w:proofErr w:type="spellEnd"/>
-            <w:r>
-              <w:rPr>
-                <w:b/>
-                <w:bCs/>
-                <w:color w:val="FFFFFF"/>
-                <w:sz w:val="20"/>
-                <w:szCs w:val="20"/>
-              </w:rPr>
-              <w:t xml:space="preserve"> </w:t>
-            </w:r>
-            <w:proofErr w:type="spellStart"/>
-            <w:r>
-              <w:rPr>
-                <w:b/>
-                <w:bCs/>
-                <w:color w:val="FFFFFF"/>
-                <w:sz w:val="20"/>
-                <w:szCs w:val="20"/>
-              </w:rPr>
-              <w:t>Keilmuan</w:t>
-            </w:r>
-            <w:proofErr w:type="spellEnd"/>
-          </w:p>
-        </w:tc>
-        <w:tc>
-          <w:tcPr>
-            <w:tcW w:w="3067" w:type="dxa"/>
-            <w:tcBorders>
-              <w:top w:val="single" w:sz="6" w:space="0" w:color="CCCCCC"/>
-              <w:left w:val="single" w:sz="6" w:space="0" w:color="CCCCCC"/>
-              <w:bottom w:val="single" w:sz="6" w:space="0" w:color="CCCCCC"/>
-              <w:right w:val="single" w:sz="6" w:space="0" w:color="CCCCCC"/>
-            </w:tcBorders>
-            <w:shd w:val="clear" w:color="auto" w:fill="1B5E20"/>
-            <w:tcMar>
-              <w:top w:w="90" w:type="dxa"/>
-              <w:left w:w="130" w:type="dxa"/>
-              <w:bottom w:w="90" w:type="dxa"/>
-              <w:right w:w="130" w:type="dxa"/>
-            </w:tcMar>
-            <w:vAlign w:val="center"/>
-          </w:tcPr>
-          <w:p>
-            <w:pPr>
-              <w:spacing w:before="40" w:after="40"/>
-              <w:jc w:val="center"/>
-            </w:pPr>
-            <w:proofErr w:type="spellStart"/>
-            <w:r>
-              <w:rPr>
-                <w:b/>
-                <w:bCs/>
-                <w:color w:val="FFFFFF"/>
-                <w:sz w:val="20"/>
-                <w:szCs w:val="20"/>
-              </w:rPr>
-              <w:t>Koordinator</w:t>
-            </w:r>
-            <w:proofErr w:type="spellEnd"/>
-            <w:r>
-              <w:rPr>
-                <w:b/>
-                <w:bCs/>
-                <w:color w:val="FFFFFF"/>
-                <w:sz w:val="20"/>
-                <w:szCs w:val="20"/>
-              </w:rPr>
-              <w:t xml:space="preserve"> Program </w:t>
-            </w:r>
-            <w:proofErr w:type="spellStart"/>
-            <w:r>
-              <w:rPr>
-                <w:b/>
-                <w:bCs/>
-                <w:color w:val="FFFFFF"/>
-                <w:sz w:val="20"/>
-                <w:szCs w:val="20"/>
-              </w:rPr>
-              <w:t>Studi</w:t>
-            </w:r>
-            <w:proofErr w:type="spellEnd"/>
+              <w:t>Koordinator Program Studi</w:t>
+            </w:r>
           </w:p>
         </w:tc>
       </w:tr>
@@ -11578,34 +7133,14 @@
               <w:spacing w:before="20" w:after="20"/>
               <w:jc w:val="center"/>
             </w:pPr>
-            <w:proofErr w:type="spellStart"/>
             <w:r>
               <w:rPr>
                 <w:color w:val="444444"/>
                 <w:sz w:val="19"/>
                 <w:szCs w:val="19"/>
               </w:rPr>
-              <w:t>Dosen</w:t>
-            </w:r>
-            <w:proofErr w:type="spellEnd"/>
-            <w:r>
-              <w:rPr>
-                <w:color w:val="444444"/>
-                <w:sz w:val="19"/>
-                <w:szCs w:val="19"/>
-              </w:rPr>
-              <w:t xml:space="preserve"> </w:t>
-            </w:r>
-            <w:proofErr w:type="spellStart"/>
-            <w:r>
-              <w:rPr>
-                <w:color w:val="444444"/>
-                <w:sz w:val="19"/>
-                <w:szCs w:val="19"/>
-              </w:rPr>
-              <w:t>Pengampu</w:t>
-            </w:r>
-            <w:proofErr w:type="spellEnd"/>
+              <w:t>Dosen Pengampu</w:t>
+            </w:r>
           </w:p>
           <w:p>
             <w:pPr>
@@ -11618,7 +7153,6 @@
               <w:spacing w:after="20"/>
               <w:jc w:val="center"/>
             </w:pPr>
-            <w:proofErr w:type="spellStart"/>
             <w:r>
               <w:rPr>
                 <w:b/>
@@ -11627,40 +7161,7 @@
                 <w:sz w:val="20"/>
                 <w:szCs w:val="20"/>
               </w:rPr>
-              <w:t>Koordinator</w:t>
-            </w:r>
-            <w:proofErr w:type="spellEnd"/>
-            <w:r>
-              <w:rPr>
-                <w:b/>
-                <w:bCs/>
-                <w:color w:val="1B5E20"/>
-                <w:sz w:val="20"/>
-                <w:szCs w:val="20"/>
-              </w:rPr>
-              <w:t xml:space="preserve"> KKN STEI FI (Wakil </w:t>
-            </w:r>
-            <w:proofErr w:type="spellStart"/>
-            <w:r>
-              <w:rPr>
-                <w:b/>
-                <w:bCs/>
-                <w:color w:val="1B5E20"/>
-                <w:sz w:val="20"/>
-                <w:szCs w:val="20"/>
-              </w:rPr>
-              <w:t>Ketua</w:t>
-            </w:r>
-            <w:proofErr w:type="spellEnd"/>
-            <w:r>
-              <w:rPr>
-                <w:b/>
-                <w:bCs/>
-                <w:color w:val="1B5E20"/>
-                <w:sz w:val="20"/>
-                <w:szCs w:val="20"/>
-              </w:rPr>
-              <w:t xml:space="preserve"> I)</w:t>
+              <w:t>Wida Lisnawati, S.E., M.M. STEI FI (Wakil Ketua I)</w:t>
             </w:r>
           </w:p>
           <w:p>
@@ -11699,34 +7200,14 @@
               <w:spacing w:before="20" w:after="20"/>
               <w:jc w:val="center"/>
             </w:pPr>
-            <w:proofErr w:type="spellStart"/>
             <w:r>
               <w:rPr>
                 <w:color w:val="444444"/>
                 <w:sz w:val="19"/>
                 <w:szCs w:val="19"/>
               </w:rPr>
-              <w:t>Dosen</w:t>
-            </w:r>
-            <w:proofErr w:type="spellEnd"/>
-            <w:r>
-              <w:rPr>
-                <w:color w:val="444444"/>
-                <w:sz w:val="19"/>
-                <w:szCs w:val="19"/>
-              </w:rPr>
-              <w:t xml:space="preserve"> </w:t>
-            </w:r>
-            <w:proofErr w:type="spellStart"/>
-            <w:r>
-              <w:rPr>
-                <w:color w:val="444444"/>
-                <w:sz w:val="19"/>
-                <w:szCs w:val="19"/>
-              </w:rPr>
-              <w:t>Pengampu</w:t>
-            </w:r>
-            <w:proofErr w:type="spellEnd"/>
+              <w:t>Dosen Pengampu</w:t>
+            </w:r>
           </w:p>
           <w:p>
             <w:pPr>
@@ -11739,7 +7220,6 @@
               <w:spacing w:after="20"/>
               <w:jc w:val="center"/>
             </w:pPr>
-            <w:proofErr w:type="spellStart"/>
             <w:r>
               <w:rPr>
                 <w:b/>
@@ -11748,40 +7228,7 @@
                 <w:sz w:val="20"/>
                 <w:szCs w:val="20"/>
               </w:rPr>
-              <w:t>Koordinator</w:t>
-            </w:r>
-            <w:proofErr w:type="spellEnd"/>
-            <w:r>
-              <w:rPr>
-                <w:b/>
-                <w:bCs/>
-                <w:color w:val="1B5E20"/>
-                <w:sz w:val="20"/>
-                <w:szCs w:val="20"/>
-              </w:rPr>
-              <w:t xml:space="preserve"> KKN STEI FI (Wakil </w:t>
-            </w:r>
-            <w:proofErr w:type="spellStart"/>
-            <w:r>
-              <w:rPr>
-                <w:b/>
-                <w:bCs/>
-                <w:color w:val="1B5E20"/>
-                <w:sz w:val="20"/>
-                <w:szCs w:val="20"/>
-              </w:rPr>
-              <w:t>Ketua</w:t>
-            </w:r>
-            <w:proofErr w:type="spellEnd"/>
-            <w:r>
-              <w:rPr>
-                <w:b/>
-                <w:bCs/>
-                <w:color w:val="1B5E20"/>
-                <w:sz w:val="20"/>
-                <w:szCs w:val="20"/>
-              </w:rPr>
-              <w:t xml:space="preserve"> I)</w:t>
+              <w:t>Wida Lisnawati, S.E., M.M. STEI FI (Wakil Ketua I)</w:t>
             </w:r>
           </w:p>
           <w:p>
@@ -11820,34 +7267,14 @@
               <w:spacing w:before="20" w:after="20"/>
               <w:jc w:val="center"/>
             </w:pPr>
-            <w:proofErr w:type="spellStart"/>
             <w:r>
               <w:rPr>
                 <w:color w:val="444444"/>
                 <w:sz w:val="19"/>
                 <w:szCs w:val="19"/>
               </w:rPr>
-              <w:t>Ketua</w:t>
-            </w:r>
-            <w:proofErr w:type="spellEnd"/>
-            <w:r>
-              <w:rPr>
-                <w:color w:val="444444"/>
-                <w:sz w:val="19"/>
-                <w:szCs w:val="19"/>
-              </w:rPr>
-              <w:t xml:space="preserve"> Program </w:t>
-            </w:r>
-            <w:proofErr w:type="spellStart"/>
-            <w:r>
-              <w:rPr>
-                <w:color w:val="444444"/>
-                <w:sz w:val="19"/>
-                <w:szCs w:val="19"/>
-              </w:rPr>
-              <w:t>Studi</w:t>
-            </w:r>
-            <w:proofErr w:type="spellEnd"/>
+              <w:t>Ketua Program Studi</w:t>
+            </w:r>
           </w:p>
           <w:p>
             <w:pPr>
@@ -11886,7 +7313,7 @@
       <w:headerReference w:type="default" r:id="rId8"/>
       <w:footerReference w:type="default" r:id="rId9"/>
       <w:pgSz w:w="11906" w:h="16838"/>
-      <w:pgMar w:top="1260" w:right="1080" w:bottom="1260" w:left="1440" w:header="708" w:footer="708" w:gutter="0"/>
+      <w:pgMar w:top="1260" w:right="1080" w:bottom="1260" w:left="1440" w:header="504" w:footer="708" w:gutter="0"/>
       <w:cols w:space="720"/>
       <w:docGrid w:linePitch="360"/>
     </w:sectPr>
@@ -11895,7 +7322,7 @@
 </file>
 
 <file path=word/endnotes.xml><?xml version="1.0" encoding="utf-8"?>
-<w:endnotes xmlns:wpc="http://schemas.microsoft.com/office/word/2010/wordprocessingCanvas" xmlns:cx="http://schemas.microsoft.com/office/drawing/2014/chartex" xmlns:cx1="http://schemas.microsoft.com/office/drawing/2015/9/8/chartex" xmlns:cx2="http://schemas.microsoft.com/office/drawing/2015/10/21/chartex" xmlns:cx3="http://schemas.microsoft.com/office/drawing/2016/5/9/chartex" xmlns:cx4="http://schemas.microsoft.com/office/drawing/2016/5/10/chartex" xmlns:cx5="http://schemas.microsoft.com/office/drawing/2016/5/11/chartex" xmlns:cx6="http://schemas.microsoft.com/office/drawing/2016/5/12/chartex" xmlns:cx7="http://schemas.microsoft.com/office/drawing/2016/5/13/chartex" xmlns:cx8="http://schemas.microsoft.com/office/drawing/2016/5/14/chartex" xmlns:mc="http://schemas.openxmlformats.org/markup-compatibility/2006" xmlns:aink="http://schemas.microsoft.com/office/drawing/2016/ink" xmlns:am3d="http://schemas.microsoft.com/office/drawing/2017/model3d" xmlns:o="urn:schemas-microsoft-com:office:office" xmlns:oel="http://schemas.microsoft.com/office/2019/extlst" xmlns:r="http://schemas.openxmlformats.org/officeDocument/2006/relationships" xmlns:m="http://schemas.openxmlformats.org/officeDocument/2006/math" xmlns:v="urn:schemas-microsoft-com:vml" xmlns:wp14="http://schemas.microsoft.com/office/word/2010/wordprocessingDrawing" xmlns:wp="http://schemas.openxmlformats.org/drawingml/2006/wordprocessingDrawing" xmlns:w10="urn:schemas-microsoft-com:office:word" xmlns:w="http://schemas.openxmlformats.org/wordprocessingml/2006/main" xmlns:w14="http://schemas.microsoft.com/office/word/2010/wordml" xmlns:w15="http://schemas.microsoft.com/office/word/2012/wordml" xmlns:w16cei="http://schemas.microsoft.com/office/word/2026/wordml/cei" xmlns:w16cex="http://schemas.microsoft.com/office/word/2018/wordml/cex" xmlns:w16cid="http://schemas.microsoft.com/office/word/2016/wordml/cid" xmlns:w16="http://schemas.microsoft.com/office/word/2018/wordml" xmlns:w16du="http://schemas.microsoft.com/office/word/2023/wordml/word16du" xmlns:w16sdtdh="http://schemas.microsoft.com/office/word/2020/wordml/sdtdatahash" xmlns:w16sdtfl="http://schemas.microsoft.com/office/word/2024/wordml/sdtformatlock" xmlns:w16se="http://schemas.microsoft.com/office/word/2015/wordml/symex" xmlns:wpg="http://schemas.microsoft.com/office/word/2010/wordprocessingGroup" xmlns:wpi="http://schemas.microsoft.com/office/word/2010/wordprocessingInk" xmlns:wne="http://schemas.microsoft.com/office/word/2006/wordml" xmlns:wps="http://schemas.microsoft.com/office/word/2010/wordprocessingShape" mc:Ignorable="w14 w15 w16se w16cid w16 w16cex w16sdtdh w16sdtfl w16du wp14">
+<w:endnotes xmlns:wpc="http://schemas.microsoft.com/office/word/2010/wordprocessingCanvas" xmlns:cx="http://schemas.microsoft.com/office/drawing/2014/chartex" xmlns:cx1="http://schemas.microsoft.com/office/drawing/2015/9/8/chartex" xmlns:cx2="http://schemas.microsoft.com/office/drawing/2015/10/21/chartex" xmlns:cx3="http://schemas.microsoft.com/office/drawing/2016/5/9/chartex" xmlns:cx4="http://schemas.microsoft.com/office/drawing/2016/5/10/chartex" xmlns:cx5="http://schemas.microsoft.com/office/drawing/2016/5/11/chartex" xmlns:cx6="http://schemas.microsoft.com/office/drawing/2016/5/12/chartex" xmlns:cx7="http://schemas.microsoft.com/office/drawing/2016/5/13/chartex" xmlns:cx8="http://schemas.microsoft.com/office/drawing/2016/5/14/chartex" xmlns:mc="http://schemas.openxmlformats.org/markup-compatibility/2006" xmlns:aink="http://schemas.microsoft.com/office/drawing/2016/ink" xmlns:am3d="http://schemas.microsoft.com/office/drawing/2017/model3d" xmlns:o="urn:schemas-microsoft-com:office:office" xmlns:oel="http://schemas.microsoft.com/office/2019/extlst" xmlns:r="http://schemas.openxmlformats.org/officeDocument/2006/relationships" xmlns:m="http://schemas.openxmlformats.org/officeDocument/2006/math" xmlns:v="urn:schemas-microsoft-com:vml" xmlns:wp14="http://schemas.microsoft.com/office/word/2010/wordprocessingDrawing" xmlns:wp="http://schemas.openxmlformats.org/drawingml/2006/wordprocessingDrawing" xmlns:w10="urn:schemas-microsoft-com:office:word" xmlns:w="http://schemas.openxmlformats.org/wordprocessingml/2006/main" xmlns:w14="http://schemas.microsoft.com/office/word/2010/wordml" xmlns:w15="http://schemas.microsoft.com/office/word/2012/wordml" xmlns:w16cex="http://schemas.microsoft.com/office/word/2018/wordml/cex" xmlns:w16cid="http://schemas.microsoft.com/office/word/2016/wordml/cid" xmlns:w16="http://schemas.microsoft.com/office/word/2018/wordml" xmlns:w16du="http://schemas.microsoft.com/office/word/2023/wordml/word16du" xmlns:w16sdtdh="http://schemas.microsoft.com/office/word/2020/wordml/sdtdatahash" xmlns:w16sdtfl="http://schemas.microsoft.com/office/word/2024/wordml/sdtformatlock" xmlns:w16se="http://schemas.microsoft.com/office/word/2015/wordml/symex" xmlns:wpg="http://schemas.microsoft.com/office/word/2010/wordprocessingGroup" xmlns:wpi="http://schemas.microsoft.com/office/word/2010/wordprocessingInk" xmlns:wne="http://schemas.microsoft.com/office/word/2006/wordml" xmlns:wps="http://schemas.microsoft.com/office/word/2010/wordprocessingShape" mc:Ignorable="w14 w15 w16se w16cid w16 w16cex w16sdtdh w16sdtfl w16du wp14">
   <w:endnote w:type="separator" w:id="-1">
     <w:p>
       <w:r>
@@ -11914,7 +7341,7 @@
 </file>
 
 <file path=word/footer1.xml><?xml version="1.0" encoding="utf-8"?>
-<w:ftr xmlns:wpc="http://schemas.microsoft.com/office/word/2010/wordprocessingCanvas" xmlns:cx="http://schemas.microsoft.com/office/drawing/2014/chartex" xmlns:cx1="http://schemas.microsoft.com/office/drawing/2015/9/8/chartex" xmlns:cx2="http://schemas.microsoft.com/office/drawing/2015/10/21/chartex" xmlns:cx3="http://schemas.microsoft.com/office/drawing/2016/5/9/chartex" xmlns:cx4="http://schemas.microsoft.com/office/drawing/2016/5/10/chartex" xmlns:cx5="http://schemas.microsoft.com/office/drawing/2016/5/11/chartex" xmlns:cx6="http://schemas.microsoft.com/office/drawing/2016/5/12/chartex" xmlns:cx7="http://schemas.microsoft.com/office/drawing/2016/5/13/chartex" xmlns:cx8="http://schemas.microsoft.com/office/drawing/2016/5/14/chartex" xmlns:mc="http://schemas.openxmlformats.org/markup-compatibility/2006" xmlns:aink="http://schemas.microsoft.com/office/drawing/2016/ink" xmlns:am3d="http://schemas.microsoft.com/office/drawing/2017/model3d" xmlns:o="urn:schemas-microsoft-com:office:office" xmlns:oel="http://schemas.microsoft.com/office/2019/extlst" xmlns:r="http://schemas.openxmlformats.org/officeDocument/2006/relationships" xmlns:m="http://schemas.openxmlformats.org/officeDocument/2006/math" xmlns:v="urn:schemas-microsoft-com:vml" xmlns:wp14="http://schemas.microsoft.com/office/word/2010/wordprocessingDrawing" xmlns:wp="http://schemas.openxmlformats.org/drawingml/2006/wordprocessingDrawing" xmlns:w10="urn:schemas-microsoft-com:office:word" xmlns:w="http://schemas.openxmlformats.org/wordprocessingml/2006/main" xmlns:w14="http://schemas.microsoft.com/office/word/2010/wordml" xmlns:w15="http://schemas.microsoft.com/office/word/2012/wordml" xmlns:w16cei="http://schemas.microsoft.com/office/word/2026/wordml/cei" xmlns:w16cex="http://schemas.microsoft.com/office/word/2018/wordml/cex" xmlns:w16cid="http://schemas.microsoft.com/office/word/2016/wordml/cid" xmlns:w16="http://schemas.microsoft.com/office/word/2018/wordml" xmlns:w16du="http://schemas.microsoft.com/office/word/2023/wordml/word16du" xmlns:w16sdtdh="http://schemas.microsoft.com/office/word/2020/wordml/sdtdatahash" xmlns:w16sdtfl="http://schemas.microsoft.com/office/word/2024/wordml/sdtformatlock" xmlns:w16se="http://schemas.microsoft.com/office/word/2015/wordml/symex" xmlns:wpg="http://schemas.microsoft.com/office/word/2010/wordprocessingGroup" xmlns:wpi="http://schemas.microsoft.com/office/word/2010/wordprocessingInk" xmlns:wne="http://schemas.microsoft.com/office/word/2006/wordml" xmlns:wps="http://schemas.microsoft.com/office/word/2010/wordprocessingShape" mc:Ignorable="w14 w15 w16se w16cid w16 w16cex w16sdtdh w16sdtfl w16du wp14">
+<w:ftr xmlns:wpc="http://schemas.microsoft.com/office/word/2010/wordprocessingCanvas" xmlns:cx="http://schemas.microsoft.com/office/drawing/2014/chartex" xmlns:cx1="http://schemas.microsoft.com/office/drawing/2015/9/8/chartex" xmlns:cx2="http://schemas.microsoft.com/office/drawing/2015/10/21/chartex" xmlns:cx3="http://schemas.microsoft.com/office/drawing/2016/5/9/chartex" xmlns:cx4="http://schemas.microsoft.com/office/drawing/2016/5/10/chartex" xmlns:cx5="http://schemas.microsoft.com/office/drawing/2016/5/11/chartex" xmlns:cx6="http://schemas.microsoft.com/office/drawing/2016/5/12/chartex" xmlns:cx7="http://schemas.microsoft.com/office/drawing/2016/5/13/chartex" xmlns:cx8="http://schemas.microsoft.com/office/drawing/2016/5/14/chartex" xmlns:mc="http://schemas.openxmlformats.org/markup-compatibility/2006" xmlns:aink="http://schemas.microsoft.com/office/drawing/2016/ink" xmlns:am3d="http://schemas.microsoft.com/office/drawing/2017/model3d" xmlns:o="urn:schemas-microsoft-com:office:office" xmlns:oel="http://schemas.microsoft.com/office/2019/extlst" xmlns:r="http://schemas.openxmlformats.org/officeDocument/2006/relationships" xmlns:m="http://schemas.openxmlformats.org/officeDocument/2006/math" xmlns:v="urn:schemas-microsoft-com:vml" xmlns:wp14="http://schemas.microsoft.com/office/word/2010/wordprocessingDrawing" xmlns:wp="http://schemas.openxmlformats.org/drawingml/2006/wordprocessingDrawing" xmlns:w10="urn:schemas-microsoft-com:office:word" xmlns:w="http://schemas.openxmlformats.org/wordprocessingml/2006/main" xmlns:w14="http://schemas.microsoft.com/office/word/2010/wordml" xmlns:w15="http://schemas.microsoft.com/office/word/2012/wordml" xmlns:w16cex="http://schemas.microsoft.com/office/word/2018/wordml/cex" xmlns:w16cid="http://schemas.microsoft.com/office/word/2016/wordml/cid" xmlns:w16="http://schemas.microsoft.com/office/word/2018/wordml" xmlns:w16du="http://schemas.microsoft.com/office/word/2023/wordml/word16du" xmlns:w16sdtdh="http://schemas.microsoft.com/office/word/2020/wordml/sdtdatahash" xmlns:w16sdtfl="http://schemas.microsoft.com/office/word/2024/wordml/sdtformatlock" xmlns:w16se="http://schemas.microsoft.com/office/word/2015/wordml/symex" xmlns:wpg="http://schemas.microsoft.com/office/word/2010/wordprocessingGroup" xmlns:wpi="http://schemas.microsoft.com/office/word/2010/wordprocessingInk" xmlns:wne="http://schemas.microsoft.com/office/word/2006/wordml" xmlns:wps="http://schemas.microsoft.com/office/word/2010/wordprocessingShape" mc:Ignorable="w14 w15 w16se w16cid w16 w16cex w16sdtdh w16sdtfl w16du wp14">
   <w:p>
     <w:pPr>
       <w:pBdr>
@@ -11923,23 +7350,13 @@
       <w:spacing w:before="60"/>
       <w:jc w:val="center"/>
     </w:pPr>
-    <w:proofErr w:type="spellStart"/>
     <w:r>
       <w:rPr>
         <w:color w:val="555555"/>
         <w:sz w:val="17"/>
         <w:szCs w:val="17"/>
       </w:rPr>
-      <w:t>Halaman</w:t>
-    </w:r>
-    <w:proofErr w:type="spellEnd"/>
-    <w:r>
-      <w:rPr>
-        <w:color w:val="555555"/>
-        <w:sz w:val="17"/>
-        <w:szCs w:val="17"/>
-      </w:rPr>
-      <w:t xml:space="preserve"> </w:t>
+      <w:t xml:space="preserve">Halaman </w:t>
     </w:r>
     <w:r>
       <w:rPr>
@@ -11988,25 +7405,7 @@
         <w:sz w:val="17"/>
         <w:szCs w:val="17"/>
       </w:rPr>
-      <w:t xml:space="preserve"> </w:t>
-    </w:r>
-    <w:proofErr w:type="spellStart"/>
-    <w:r>
-      <w:rPr>
-        <w:color w:val="555555"/>
-        <w:sz w:val="17"/>
-        <w:szCs w:val="17"/>
-      </w:rPr>
-      <w:t>dari</w:t>
-    </w:r>
-    <w:proofErr w:type="spellEnd"/>
-    <w:r>
-      <w:rPr>
-        <w:color w:val="555555"/>
-        <w:sz w:val="17"/>
-        <w:szCs w:val="17"/>
-      </w:rPr>
-      <w:t xml:space="preserve"> </w:t>
+      <w:t xml:space="preserve"> dari </w:t>
     </w:r>
     <w:r>
       <w:rPr>
@@ -12055,78 +7454,14 @@
         <w:sz w:val="15"/>
         <w:szCs w:val="15"/>
       </w:rPr>
-      <w:t xml:space="preserve">   |   </w:t>
+      <w:t xml:space="preserve">   |   Dokumen Terkontrol — STEI Fitrah Insani</w:t>
     </w:r>
-    <w:proofErr w:type="spellStart"/>
-    <w:r>
-      <w:rPr>
-        <w:color w:val="999999"/>
-        <w:sz w:val="15"/>
-        <w:szCs w:val="15"/>
-      </w:rPr>
-      <w:t>Dokumen</w:t>
-    </w:r>
-    <w:proofErr w:type="spellEnd"/>
-    <w:r>
-      <w:rPr>
-        <w:color w:val="999999"/>
-        <w:sz w:val="15"/>
-        <w:szCs w:val="15"/>
-      </w:rPr>
-      <w:t xml:space="preserve"> </w:t>
-    </w:r>
-    <w:proofErr w:type="spellStart"/>
-    <w:r>
-      <w:rPr>
-        <w:color w:val="999999"/>
-        <w:sz w:val="15"/>
-        <w:szCs w:val="15"/>
-      </w:rPr>
-      <w:t>Terkontrol</w:t>
-    </w:r>
-    <w:proofErr w:type="spellEnd"/>
-    <w:r>
-      <w:rPr>
-        <w:color w:val="999999"/>
-        <w:sz w:val="15"/>
-        <w:szCs w:val="15"/>
-      </w:rPr>
-      <w:t xml:space="preserve"> — STEI </w:t>
-    </w:r>
-    <w:proofErr w:type="spellStart"/>
-    <w:r>
-      <w:rPr>
-        <w:color w:val="999999"/>
-        <w:sz w:val="15"/>
-        <w:szCs w:val="15"/>
-      </w:rPr>
-      <w:t>Fitrah</w:t>
-    </w:r>
-    <w:proofErr w:type="spellEnd"/>
-    <w:r>
-      <w:rPr>
-        <w:color w:val="999999"/>
-        <w:sz w:val="15"/>
-        <w:szCs w:val="15"/>
-      </w:rPr>
-      <w:t xml:space="preserve"> </w:t>
-    </w:r>
-    <w:proofErr w:type="spellStart"/>
-    <w:r>
-      <w:rPr>
-        <w:color w:val="999999"/>
-        <w:sz w:val="15"/>
-        <w:szCs w:val="15"/>
-      </w:rPr>
-      <w:t>Insani</w:t>
-    </w:r>
-    <w:proofErr w:type="spellEnd"/>
   </w:p>
 </w:ftr>
 </file>
 
 <file path=word/footnotes.xml><?xml version="1.0" encoding="utf-8"?>
-<w:footnotes xmlns:wpc="http://schemas.microsoft.com/office/word/2010/wordprocessingCanvas" xmlns:cx="http://schemas.microsoft.com/office/drawing/2014/chartex" xmlns:cx1="http://schemas.microsoft.com/office/drawing/2015/9/8/chartex" xmlns:cx2="http://schemas.microsoft.com/office/drawing/2015/10/21/chartex" xmlns:cx3="http://schemas.microsoft.com/office/drawing/2016/5/9/chartex" xmlns:cx4="http://schemas.microsoft.com/office/drawing/2016/5/10/chartex" xmlns:cx5="http://schemas.microsoft.com/office/drawing/2016/5/11/chartex" xmlns:cx6="http://schemas.microsoft.com/office/drawing/2016/5/12/chartex" xmlns:cx7="http://schemas.microsoft.com/office/drawing/2016/5/13/chartex" xmlns:cx8="http://schemas.microsoft.com/office/drawing/2016/5/14/chartex" xmlns:mc="http://schemas.openxmlformats.org/markup-compatibility/2006" xmlns:aink="http://schemas.microsoft.com/office/drawing/2016/ink" xmlns:am3d="http://schemas.microsoft.com/office/drawing/2017/model3d" xmlns:o="urn:schemas-microsoft-com:office:office" xmlns:oel="http://schemas.microsoft.com/office/2019/extlst" xmlns:r="http://schemas.openxmlformats.org/officeDocument/2006/relationships" xmlns:m="http://schemas.openxmlformats.org/officeDocument/2006/math" xmlns:v="urn:schemas-microsoft-com:vml" xmlns:wp14="http://schemas.microsoft.com/office/word/2010/wordprocessingDrawing" xmlns:wp="http://schemas.openxmlformats.org/drawingml/2006/wordprocessingDrawing" xmlns:w10="urn:schemas-microsoft-com:office:word" xmlns:w="http://schemas.openxmlformats.org/wordprocessingml/2006/main" xmlns:w14="http://schemas.microsoft.com/office/word/2010/wordml" xmlns:w15="http://schemas.microsoft.com/office/word/2012/wordml" xmlns:w16cei="http://schemas.microsoft.com/office/word/2026/wordml/cei" xmlns:w16cex="http://schemas.microsoft.com/office/word/2018/wordml/cex" xmlns:w16cid="http://schemas.microsoft.com/office/word/2016/wordml/cid" xmlns:w16="http://schemas.microsoft.com/office/word/2018/wordml" xmlns:w16du="http://schemas.microsoft.com/office/word/2023/wordml/word16du" xmlns:w16sdtdh="http://schemas.microsoft.com/office/word/2020/wordml/sdtdatahash" xmlns:w16sdtfl="http://schemas.microsoft.com/office/word/2024/wordml/sdtformatlock" xmlns:w16se="http://schemas.microsoft.com/office/word/2015/wordml/symex" xmlns:wpg="http://schemas.microsoft.com/office/word/2010/wordprocessingGroup" xmlns:wpi="http://schemas.microsoft.com/office/word/2010/wordprocessingInk" xmlns:wne="http://schemas.microsoft.com/office/word/2006/wordml" xmlns:wps="http://schemas.microsoft.com/office/word/2010/wordprocessingShape" mc:Ignorable="w14 w15 w16se w16cid w16 w16cex w16sdtdh w16sdtfl w16du wp14">
+<w:footnotes xmlns:wpc="http://schemas.microsoft.com/office/word/2010/wordprocessingCanvas" xmlns:cx="http://schemas.microsoft.com/office/drawing/2014/chartex" xmlns:cx1="http://schemas.microsoft.com/office/drawing/2015/9/8/chartex" xmlns:cx2="http://schemas.microsoft.com/office/drawing/2015/10/21/chartex" xmlns:cx3="http://schemas.microsoft.com/office/drawing/2016/5/9/chartex" xmlns:cx4="http://schemas.microsoft.com/office/drawing/2016/5/10/chartex" xmlns:cx5="http://schemas.microsoft.com/office/drawing/2016/5/11/chartex" xmlns:cx6="http://schemas.microsoft.com/office/drawing/2016/5/12/chartex" xmlns:cx7="http://schemas.microsoft.com/office/drawing/2016/5/13/chartex" xmlns:cx8="http://schemas.microsoft.com/office/drawing/2016/5/14/chartex" xmlns:mc="http://schemas.openxmlformats.org/markup-compatibility/2006" xmlns:aink="http://schemas.microsoft.com/office/drawing/2016/ink" xmlns:am3d="http://schemas.microsoft.com/office/drawing/2017/model3d" xmlns:o="urn:schemas-microsoft-com:office:office" xmlns:oel="http://schemas.microsoft.com/office/2019/extlst" xmlns:r="http://schemas.openxmlformats.org/officeDocument/2006/relationships" xmlns:m="http://schemas.openxmlformats.org/officeDocument/2006/math" xmlns:v="urn:schemas-microsoft-com:vml" xmlns:wp14="http://schemas.microsoft.com/office/word/2010/wordprocessingDrawing" xmlns:wp="http://schemas.openxmlformats.org/drawingml/2006/wordprocessingDrawing" xmlns:w10="urn:schemas-microsoft-com:office:word" xmlns:w="http://schemas.openxmlformats.org/wordprocessingml/2006/main" xmlns:w14="http://schemas.microsoft.com/office/word/2010/wordml" xmlns:w15="http://schemas.microsoft.com/office/word/2012/wordml" xmlns:w16cex="http://schemas.microsoft.com/office/word/2018/wordml/cex" xmlns:w16cid="http://schemas.microsoft.com/office/word/2016/wordml/cid" xmlns:w16="http://schemas.microsoft.com/office/word/2018/wordml" xmlns:w16du="http://schemas.microsoft.com/office/word/2023/wordml/word16du" xmlns:w16sdtdh="http://schemas.microsoft.com/office/word/2020/wordml/sdtdatahash" xmlns:w16sdtfl="http://schemas.microsoft.com/office/word/2024/wordml/sdtformatlock" xmlns:w16se="http://schemas.microsoft.com/office/word/2015/wordml/symex" xmlns:wpg="http://schemas.microsoft.com/office/word/2010/wordprocessingGroup" xmlns:wpi="http://schemas.microsoft.com/office/word/2010/wordprocessingInk" xmlns:wne="http://schemas.microsoft.com/office/word/2006/wordml" xmlns:wps="http://schemas.microsoft.com/office/word/2010/wordprocessingShape" mc:Ignorable="w14 w15 w16se w16cid w16 w16cex w16sdtdh w16sdtfl w16du wp14">
   <w:footnote w:type="separator" w:id="-1">
     <w:p>
       <w:r>
@@ -12145,88 +7480,120 @@
 </file>
 
 <file path=word/header1.xml><?xml version="1.0" encoding="utf-8"?>
-<w:hdr xmlns:wpc="http://schemas.microsoft.com/office/word/2010/wordprocessingCanvas" xmlns:cx="http://schemas.microsoft.com/office/drawing/2014/chartex" xmlns:cx1="http://schemas.microsoft.com/office/drawing/2015/9/8/chartex" xmlns:cx2="http://schemas.microsoft.com/office/drawing/2015/10/21/chartex" xmlns:cx3="http://schemas.microsoft.com/office/drawing/2016/5/9/chartex" xmlns:cx4="http://schemas.microsoft.com/office/drawing/2016/5/10/chartex" xmlns:cx5="http://schemas.microsoft.com/office/drawing/2016/5/11/chartex" xmlns:cx6="http://schemas.microsoft.com/office/drawing/2016/5/12/chartex" xmlns:cx7="http://schemas.microsoft.com/office/drawing/2016/5/13/chartex" xmlns:cx8="http://schemas.microsoft.com/office/drawing/2016/5/14/chartex" xmlns:mc="http://schemas.openxmlformats.org/markup-compatibility/2006" xmlns:aink="http://schemas.microsoft.com/office/drawing/2016/ink" xmlns:am3d="http://schemas.microsoft.com/office/drawing/2017/model3d" xmlns:o="urn:schemas-microsoft-com:office:office" xmlns:oel="http://schemas.microsoft.com/office/2019/extlst" xmlns:r="http://schemas.openxmlformats.org/officeDocument/2006/relationships" xmlns:m="http://schemas.openxmlformats.org/officeDocument/2006/math" xmlns:v="urn:schemas-microsoft-com:vml" xmlns:wp14="http://schemas.microsoft.com/office/word/2010/wordprocessingDrawing" xmlns:wp="http://schemas.openxmlformats.org/drawingml/2006/wordprocessingDrawing" xmlns:w10="urn:schemas-microsoft-com:office:word" xmlns:w="http://schemas.openxmlformats.org/wordprocessingml/2006/main" xmlns:w14="http://schemas.microsoft.com/office/word/2010/wordml" xmlns:w15="http://schemas.microsoft.com/office/word/2012/wordml" xmlns:w16cei="http://schemas.microsoft.com/office/word/2026/wordml/cei" xmlns:w16cex="http://schemas.microsoft.com/office/word/2018/wordml/cex" xmlns:w16cid="http://schemas.microsoft.com/office/word/2016/wordml/cid" xmlns:w16="http://schemas.microsoft.com/office/word/2018/wordml" xmlns:w16du="http://schemas.microsoft.com/office/word/2023/wordml/word16du" xmlns:w16sdtdh="http://schemas.microsoft.com/office/word/2020/wordml/sdtdatahash" xmlns:w16sdtfl="http://schemas.microsoft.com/office/word/2024/wordml/sdtformatlock" xmlns:w16se="http://schemas.microsoft.com/office/word/2015/wordml/symex" xmlns:wpg="http://schemas.microsoft.com/office/word/2010/wordprocessingGroup" xmlns:wpi="http://schemas.microsoft.com/office/word/2010/wordprocessingInk" xmlns:wne="http://schemas.microsoft.com/office/word/2006/wordml" xmlns:wps="http://schemas.microsoft.com/office/word/2010/wordprocessingShape" mc:Ignorable="w14 w15 w16se w16cid w16 w16cex w16sdtdh w16sdtfl w16du wp14">
+<w:hdr xmlns:wpc="http://schemas.microsoft.com/office/word/2010/wordprocessingCanvas" xmlns:cx="http://schemas.microsoft.com/office/drawing/2014/chartex" xmlns:cx1="http://schemas.microsoft.com/office/drawing/2015/9/8/chartex" xmlns:cx2="http://schemas.microsoft.com/office/drawing/2015/10/21/chartex" xmlns:cx3="http://schemas.microsoft.com/office/drawing/2016/5/9/chartex" xmlns:cx4="http://schemas.microsoft.com/office/drawing/2016/5/10/chartex" xmlns:cx5="http://schemas.microsoft.com/office/drawing/2016/5/11/chartex" xmlns:cx6="http://schemas.microsoft.com/office/drawing/2016/5/12/chartex" xmlns:cx7="http://schemas.microsoft.com/office/drawing/2016/5/13/chartex" xmlns:cx8="http://schemas.microsoft.com/office/drawing/2016/5/14/chartex" xmlns:mc="http://schemas.openxmlformats.org/markup-compatibility/2006" xmlns:aink="http://schemas.microsoft.com/office/drawing/2016/ink" xmlns:am3d="http://schemas.microsoft.com/office/drawing/2017/model3d" xmlns:o="urn:schemas-microsoft-com:office:office" xmlns:oel="http://schemas.microsoft.com/office/2019/extlst" xmlns:r="http://schemas.openxmlformats.org/officeDocument/2006/relationships" xmlns:m="http://schemas.openxmlformats.org/officeDocument/2006/math" xmlns:v="urn:schemas-microsoft-com:vml" xmlns:wp14="http://schemas.microsoft.com/office/word/2010/wordprocessingDrawing" xmlns:wp="http://schemas.openxmlformats.org/drawingml/2006/wordprocessingDrawing" xmlns:w10="urn:schemas-microsoft-com:office:word" xmlns:w="http://schemas.openxmlformats.org/wordprocessingml/2006/main" xmlns:w14="http://schemas.microsoft.com/office/word/2010/wordml" xmlns:w15="http://schemas.microsoft.com/office/word/2012/wordml" xmlns:w16cex="http://schemas.microsoft.com/office/word/2018/wordml/cex" xmlns:w16cid="http://schemas.microsoft.com/office/word/2016/wordml/cid" xmlns:w16="http://schemas.microsoft.com/office/word/2018/wordml" xmlns:w16du="http://schemas.microsoft.com/office/word/2023/wordml/word16du" xmlns:w16sdtdh="http://schemas.microsoft.com/office/word/2020/wordml/sdtdatahash" xmlns:w16sdtfl="http://schemas.microsoft.com/office/word/2024/wordml/sdtformatlock" xmlns:w16se="http://schemas.microsoft.com/office/word/2015/wordml/symex" xmlns:wpg="http://schemas.microsoft.com/office/word/2010/wordprocessingGroup" xmlns:wpi="http://schemas.microsoft.com/office/word/2010/wordprocessingInk" xmlns:wne="http://schemas.microsoft.com/office/word/2006/wordml" xmlns:wps="http://schemas.microsoft.com/office/word/2010/wordprocessingShape" mc:Ignorable="w14 w15 w16se w16cid w16 w16cex w16sdtdh w16sdtfl w16du wp14">
   <w:p>
     <w:pPr>
       <w:pBdr>
         <w:bottom w:val="single" w:sz="6" w:space="4" w:color="1B5E20"/>
       </w:pBdr>
-      <w:spacing w:after="60"/>
-      <w:jc w:val="right"/>
+      <w:spacing w:after="80"/>
+      <w:jc w:val="center"/>
     </w:pPr>
     <w:r>
       <w:rPr>
-        <w:color w:val="2E7D32"/>
-        <w:sz w:val="17"/>
-        <w:szCs w:val="17"/>
+        <w:noProof/>
       </w:rPr>
-      <w:t xml:space="preserve">RPS | </w:t>
-    </w:r>
-    <w:proofErr w:type="spellStart"/>
-    <w:r>
-      <w:rPr>
-        <w:color w:val="2E7D32"/>
-        <w:sz w:val="17"/>
-        <w:szCs w:val="17"/>
-      </w:rPr>
-      <w:t>Kuliah</w:t>
-    </w:r>
-    <w:proofErr w:type="spellEnd"/>
-    <w:r>
-      <w:rPr>
-        <w:color w:val="2E7D32"/>
-        <w:sz w:val="17"/>
-        <w:szCs w:val="17"/>
-      </w:rPr>
-      <w:t xml:space="preserve"> </w:t>
-    </w:r>
-    <w:proofErr w:type="spellStart"/>
-    <w:r>
-      <w:rPr>
-        <w:color w:val="2E7D32"/>
-        <w:sz w:val="17"/>
-        <w:szCs w:val="17"/>
-      </w:rPr>
-      <w:t>Kerja</w:t>
-    </w:r>
-    <w:proofErr w:type="spellEnd"/>
-    <w:r>
-      <w:rPr>
-        <w:color w:val="2E7D32"/>
-        <w:sz w:val="17"/>
-        <w:szCs w:val="17"/>
-      </w:rPr>
-      <w:t xml:space="preserve"> </w:t>
-    </w:r>
-    <w:proofErr w:type="spellStart"/>
-    <w:r>
-      <w:rPr>
-        <w:color w:val="2E7D32"/>
-        <w:sz w:val="17"/>
-        <w:szCs w:val="17"/>
-      </w:rPr>
-      <w:t>Nyata</w:t>
-    </w:r>
-    <w:proofErr w:type="spellEnd"/>
-    <w:r>
-      <w:rPr>
-        <w:color w:val="2E7D32"/>
-        <w:sz w:val="17"/>
-        <w:szCs w:val="17"/>
-      </w:rPr>
-      <w:t xml:space="preserve"> (KKN) | PA11401 (ES) / PA12401 (PS) | STEI FI | TA 2026/2027</w:t>
+      <w:drawing>
+        <wp:inline distT="0" distB="0" distL="0" distR="0" wp14:anchorId="285BA8DF" wp14:editId="5F6A3D7D">
+          <wp:extent cx="5760720" cy="1089866"/>
+          <wp:effectExtent l="0" t="0" r="0" b="0"/>
+          <wp:docPr id="88911073" name="Picture 88911073"/>
+          <wp:cNvGraphicFramePr>
+            <a:graphicFrameLocks xmlns:a="http://schemas.openxmlformats.org/drawingml/2006/main" noChangeAspect="1"/>
+          </wp:cNvGraphicFramePr>
+          <a:graphic xmlns:a="http://schemas.openxmlformats.org/drawingml/2006/main">
+            <a:graphicData uri="http://schemas.openxmlformats.org/drawingml/2006/picture">
+              <pic:pic xmlns:pic="http://schemas.openxmlformats.org/drawingml/2006/picture">
+                <pic:nvPicPr>
+                  <pic:cNvPr id="0" name="KOP_STEI_FI.png"/>
+                  <pic:cNvPicPr/>
+                </pic:nvPicPr>
+                <pic:blipFill>
+                  <a:blip r:embed="rId1"/>
+                  <a:stretch>
+                    <a:fillRect/>
+                  </a:stretch>
+                </pic:blipFill>
+                <pic:spPr>
+                  <a:xfrm>
+                    <a:off x="0" y="0"/>
+                    <a:ext cx="5760720" cy="1089866"/>
+                  </a:xfrm>
+                  <a:prstGeom prst="rect">
+                    <a:avLst/>
+                  </a:prstGeom>
+                </pic:spPr>
+              </pic:pic>
+            </a:graphicData>
+          </a:graphic>
+        </wp:inline>
+      </w:drawing>
     </w:r>
   </w:p>
 </w:hdr>
 </file>
 
 <file path=word/numbering.xml><?xml version="1.0" encoding="utf-8"?>
-<w:numbering xmlns:wpc="http://schemas.microsoft.com/office/word/2010/wordprocessingCanvas" xmlns:cx="http://schemas.microsoft.com/office/drawing/2014/chartex" xmlns:cx1="http://schemas.microsoft.com/office/drawing/2015/9/8/chartex" xmlns:cx2="http://schemas.microsoft.com/office/drawing/2015/10/21/chartex" xmlns:cx3="http://schemas.microsoft.com/office/drawing/2016/5/9/chartex" xmlns:cx4="http://schemas.microsoft.com/office/drawing/2016/5/10/chartex" xmlns:cx5="http://schemas.microsoft.com/office/drawing/2016/5/11/chartex" xmlns:cx6="http://schemas.microsoft.com/office/drawing/2016/5/12/chartex" xmlns:cx7="http://schemas.microsoft.com/office/drawing/2016/5/13/chartex" xmlns:cx8="http://schemas.microsoft.com/office/drawing/2016/5/14/chartex" xmlns:mc="http://schemas.openxmlformats.org/markup-compatibility/2006" xmlns:aink="http://schemas.microsoft.com/office/drawing/2016/ink" xmlns:am3d="http://schemas.microsoft.com/office/drawing/2017/model3d" xmlns:o="urn:schemas-microsoft-com:office:office" xmlns:oel="http://schemas.microsoft.com/office/2019/extlst" xmlns:r="http://schemas.openxmlformats.org/officeDocument/2006/relationships" xmlns:m="http://schemas.openxmlformats.org/officeDocument/2006/math" xmlns:v="urn:schemas-microsoft-com:vml" xmlns:wp14="http://schemas.microsoft.com/office/word/2010/wordprocessingDrawing" xmlns:wp="http://schemas.openxmlformats.org/drawingml/2006/wordprocessingDrawing" xmlns:w10="urn:schemas-microsoft-com:office:word" xmlns:w="http://schemas.openxmlformats.org/wordprocessingml/2006/main" xmlns:w14="http://schemas.microsoft.com/office/word/2010/wordml" xmlns:w15="http://schemas.microsoft.com/office/word/2012/wordml" xmlns:w16cei="http://schemas.microsoft.com/office/word/2026/wordml/cei" xmlns:w16cex="http://schemas.microsoft.com/office/word/2018/wordml/cex" xmlns:w16cid="http://schemas.microsoft.com/office/word/2016/wordml/cid" xmlns:w16="http://schemas.microsoft.com/office/word/2018/wordml" xmlns:w16du="http://schemas.microsoft.com/office/word/2023/wordml/word16du" xmlns:w16sdtdh="http://schemas.microsoft.com/office/word/2020/wordml/sdtdatahash" xmlns:w16sdtfl="http://schemas.microsoft.com/office/word/2024/wordml/sdtformatlock" xmlns:w16se="http://schemas.microsoft.com/office/word/2015/wordml/symex" xmlns:wpg="http://schemas.microsoft.com/office/word/2010/wordprocessingGroup" xmlns:wpi="http://schemas.microsoft.com/office/word/2010/wordprocessingInk" xmlns:wne="http://schemas.microsoft.com/office/word/2006/wordml" xmlns:wps="http://schemas.microsoft.com/office/word/2010/wordprocessingShape" mc:Ignorable="w14 w15 w16se w16cid w16 w16cex w16sdtdh w16sdtfl w16du wp14">
+<w:numbering xmlns:wpc="http://schemas.microsoft.com/office/word/2010/wordprocessingCanvas" xmlns:cx="http://schemas.microsoft.com/office/drawing/2014/chartex" xmlns:cx1="http://schemas.microsoft.com/office/drawing/2015/9/8/chartex" xmlns:cx2="http://schemas.microsoft.com/office/drawing/2015/10/21/chartex" xmlns:cx3="http://schemas.microsoft.com/office/drawing/2016/5/9/chartex" xmlns:cx4="http://schemas.microsoft.com/office/drawing/2016/5/10/chartex" xmlns:cx5="http://schemas.microsoft.com/office/drawing/2016/5/11/chartex" xmlns:cx6="http://schemas.microsoft.com/office/drawing/2016/5/12/chartex" xmlns:cx7="http://schemas.microsoft.com/office/drawing/2016/5/13/chartex" xmlns:cx8="http://schemas.microsoft.com/office/drawing/2016/5/14/chartex" xmlns:mc="http://schemas.openxmlformats.org/markup-compatibility/2006" xmlns:aink="http://schemas.microsoft.com/office/drawing/2016/ink" xmlns:am3d="http://schemas.microsoft.com/office/drawing/2017/model3d" xmlns:o="urn:schemas-microsoft-com:office:office" xmlns:oel="http://schemas.microsoft.com/office/2019/extlst" xmlns:r="http://schemas.openxmlformats.org/officeDocument/2006/relationships" xmlns:m="http://schemas.openxmlformats.org/officeDocument/2006/math" xmlns:v="urn:schemas-microsoft-com:vml" xmlns:wp14="http://schemas.microsoft.com/office/word/2010/wordprocessingDrawing" xmlns:wp="http://schemas.openxmlformats.org/drawingml/2006/wordprocessingDrawing" xmlns:w10="urn:schemas-microsoft-com:office:word" xmlns:w="http://schemas.openxmlformats.org/wordprocessingml/2006/main" xmlns:w14="http://schemas.microsoft.com/office/word/2010/wordml" xmlns:w15="http://schemas.microsoft.com/office/word/2012/wordml" xmlns:w16cex="http://schemas.microsoft.com/office/word/2018/wordml/cex" xmlns:w16cid="http://schemas.microsoft.com/office/word/2016/wordml/cid" xmlns:w16="http://schemas.microsoft.com/office/word/2018/wordml" xmlns:w16du="http://schemas.microsoft.com/office/word/2023/wordml/word16du" xmlns:w16sdtdh="http://schemas.microsoft.com/office/word/2020/wordml/sdtdatahash" xmlns:w16sdtfl="http://schemas.microsoft.com/office/word/2024/wordml/sdtformatlock" xmlns:w16se="http://schemas.microsoft.com/office/word/2015/wordml/symex" xmlns:wpg="http://schemas.microsoft.com/office/word/2010/wordprocessingGroup" xmlns:wpi="http://schemas.microsoft.com/office/word/2010/wordprocessingInk" xmlns:wne="http://schemas.microsoft.com/office/word/2006/wordml" xmlns:wps="http://schemas.microsoft.com/office/word/2010/wordprocessingShape" mc:Ignorable="w14 w15 w16se w16cid w16 w16cex w16sdtdh w16sdtfl w16du wp14">
   <w:abstractNum w:abstractNumId="0" w15:restartNumberingAfterBreak="0">
-    <w:nsid w:val="162E056C"/>
+    <w:nsid w:val="246F7CA8"/>
     <w:multiLevelType w:val="hybridMultilevel"/>
     <w:tmpl w:val="FFFFFFFF"/>
-    <w:lvl w:ilvl="0" w:tplc="5BA666C2">
+    <w:lvl w:ilvl="0" w:tplc="330EE650">
+      <w:start w:val="1"/>
+      <w:numFmt w:val="decimal"/>
+      <w:lvlText w:val="%1."/>
+      <w:lvlJc w:val="left"/>
+      <w:pPr>
+        <w:ind w:left="720" w:hanging="360"/>
+      </w:pPr>
+    </w:lvl>
+    <w:lvl w:ilvl="1" w:tplc="516AA554">
+      <w:numFmt w:val="decimal"/>
+      <w:lvlText w:val=""/>
+      <w:lvlJc w:val="left"/>
+    </w:lvl>
+    <w:lvl w:ilvl="2" w:tplc="1D44FCDA">
+      <w:numFmt w:val="decimal"/>
+      <w:lvlText w:val=""/>
+      <w:lvlJc w:val="left"/>
+    </w:lvl>
+    <w:lvl w:ilvl="3" w:tplc="F9F6D7F8">
+      <w:numFmt w:val="decimal"/>
+      <w:lvlText w:val=""/>
+      <w:lvlJc w:val="left"/>
+    </w:lvl>
+    <w:lvl w:ilvl="4" w:tplc="C0865D44">
+      <w:numFmt w:val="decimal"/>
+      <w:lvlText w:val=""/>
+      <w:lvlJc w:val="left"/>
+    </w:lvl>
+    <w:lvl w:ilvl="5" w:tplc="5818E558">
+      <w:numFmt w:val="decimal"/>
+      <w:lvlText w:val=""/>
+      <w:lvlJc w:val="left"/>
+    </w:lvl>
+    <w:lvl w:ilvl="6" w:tplc="FE1E611C">
+      <w:numFmt w:val="decimal"/>
+      <w:lvlText w:val=""/>
+      <w:lvlJc w:val="left"/>
+    </w:lvl>
+    <w:lvl w:ilvl="7" w:tplc="D06E9904">
+      <w:numFmt w:val="decimal"/>
+      <w:lvlText w:val=""/>
+      <w:lvlJc w:val="left"/>
+    </w:lvl>
+    <w:lvl w:ilvl="8" w:tplc="B1EE7416">
+      <w:numFmt w:val="decimal"/>
+      <w:lvlText w:val=""/>
+      <w:lvlJc w:val="left"/>
+    </w:lvl>
+  </w:abstractNum>
+  <w:abstractNum w:abstractNumId="1" w15:restartNumberingAfterBreak="0">
+    <w:nsid w:val="2E6C17AD"/>
+    <w:multiLevelType w:val="hybridMultilevel"/>
+    <w:tmpl w:val="FFFFFFFF"/>
+    <w:lvl w:ilvl="0" w:tplc="1DB028B0">
       <w:start w:val="1"/>
       <w:numFmt w:val="bullet"/>
       <w:lvlText w:val="●"/>
@@ -12235,7 +7602,7 @@
         <w:ind w:left="720" w:hanging="360"/>
       </w:pPr>
     </w:lvl>
-    <w:lvl w:ilvl="1" w:tplc="9EFCD542">
+    <w:lvl w:ilvl="1" w:tplc="36DAC834">
       <w:start w:val="1"/>
       <w:numFmt w:val="bullet"/>
       <w:lvlText w:val="○"/>
@@ -12244,7 +7611,7 @@
         <w:ind w:left="1440" w:hanging="360"/>
       </w:pPr>
     </w:lvl>
-    <w:lvl w:ilvl="2" w:tplc="F3546230">
+    <w:lvl w:ilvl="2" w:tplc="0F883612">
       <w:start w:val="1"/>
       <w:numFmt w:val="bullet"/>
       <w:lvlText w:val="■"/>
@@ -12253,7 +7620,7 @@
         <w:ind w:left="2160" w:hanging="360"/>
       </w:pPr>
     </w:lvl>
-    <w:lvl w:ilvl="3" w:tplc="5DA055CC">
+    <w:lvl w:ilvl="3" w:tplc="C57EF958">
       <w:start w:val="1"/>
       <w:numFmt w:val="bullet"/>
       <w:lvlText w:val="●"/>
@@ -12262,7 +7629,7 @@
         <w:ind w:left="2880" w:hanging="360"/>
       </w:pPr>
     </w:lvl>
-    <w:lvl w:ilvl="4" w:tplc="E0B882C0">
+    <w:lvl w:ilvl="4" w:tplc="64CC438E">
       <w:start w:val="1"/>
       <w:numFmt w:val="bullet"/>
       <w:lvlText w:val="○"/>
@@ -12271,7 +7638,7 @@
         <w:ind w:left="3600" w:hanging="360"/>
       </w:pPr>
     </w:lvl>
-    <w:lvl w:ilvl="5" w:tplc="67663B40">
+    <w:lvl w:ilvl="5" w:tplc="FD7287A2">
       <w:start w:val="1"/>
       <w:numFmt w:val="bullet"/>
       <w:lvlText w:val="■"/>
@@ -12280,7 +7647,7 @@
         <w:ind w:left="4320" w:hanging="360"/>
       </w:pPr>
     </w:lvl>
-    <w:lvl w:ilvl="6" w:tplc="64BA8FE2">
+    <w:lvl w:ilvl="6" w:tplc="EF8C83F6">
       <w:start w:val="1"/>
       <w:numFmt w:val="bullet"/>
       <w:lvlText w:val="●"/>
@@ -12289,7 +7656,7 @@
         <w:ind w:left="5040" w:hanging="360"/>
       </w:pPr>
     </w:lvl>
-    <w:lvl w:ilvl="7" w:tplc="7ED430A2">
+    <w:lvl w:ilvl="7" w:tplc="E6BAEAA0">
       <w:start w:val="1"/>
       <w:numFmt w:val="bullet"/>
       <w:lvlText w:val="●"/>
@@ -12298,7 +7665,7 @@
         <w:ind w:left="5760" w:hanging="360"/>
       </w:pPr>
     </w:lvl>
-    <w:lvl w:ilvl="8" w:tplc="463E3186">
+    <w:lvl w:ilvl="8" w:tplc="C51E8E6A">
       <w:start w:val="1"/>
       <w:numFmt w:val="bullet"/>
       <w:lvlText w:val="●"/>
@@ -12308,11 +7675,11 @@
       </w:pPr>
     </w:lvl>
   </w:abstractNum>
-  <w:abstractNum w:abstractNumId="1" w15:restartNumberingAfterBreak="0">
-    <w:nsid w:val="396236D9"/>
+  <w:abstractNum w:abstractNumId="2" w15:restartNumberingAfterBreak="0">
+    <w:nsid w:val="5BA9274E"/>
     <w:multiLevelType w:val="hybridMultilevel"/>
     <w:tmpl w:val="FFFFFFFF"/>
-    <w:lvl w:ilvl="0" w:tplc="E410D5C4">
+    <w:lvl w:ilvl="0" w:tplc="3B160AD2">
       <w:start w:val="1"/>
       <w:numFmt w:val="bullet"/>
       <w:lvlText w:val="•"/>
@@ -12321,109 +7688,55 @@
         <w:ind w:left="720" w:hanging="360"/>
       </w:pPr>
     </w:lvl>
-    <w:lvl w:ilvl="1" w:tplc="7F2C32E8">
+    <w:lvl w:ilvl="1" w:tplc="7934421A">
       <w:numFmt w:val="decimal"/>
       <w:lvlText w:val=""/>
       <w:lvlJc w:val="left"/>
     </w:lvl>
-    <w:lvl w:ilvl="2" w:tplc="57D27EB8">
+    <w:lvl w:ilvl="2" w:tplc="5C98BF1A">
       <w:numFmt w:val="decimal"/>
       <w:lvlText w:val=""/>
       <w:lvlJc w:val="left"/>
     </w:lvl>
-    <w:lvl w:ilvl="3" w:tplc="CF00B7F2">
+    <w:lvl w:ilvl="3" w:tplc="C0448350">
       <w:numFmt w:val="decimal"/>
       <w:lvlText w:val=""/>
       <w:lvlJc w:val="left"/>
     </w:lvl>
-    <w:lvl w:ilvl="4" w:tplc="6A48A716">
+    <w:lvl w:ilvl="4" w:tplc="F6FA720A">
       <w:numFmt w:val="decimal"/>
       <w:lvlText w:val=""/>
       <w:lvlJc w:val="left"/>
     </w:lvl>
-    <w:lvl w:ilvl="5" w:tplc="9DD68934">
+    <w:lvl w:ilvl="5" w:tplc="61A2F112">
       <w:numFmt w:val="decimal"/>
       <w:lvlText w:val=""/>
       <w:lvlJc w:val="left"/>
     </w:lvl>
-    <w:lvl w:ilvl="6" w:tplc="1CCC470E">
+    <w:lvl w:ilvl="6" w:tplc="CA36F7B4">
       <w:numFmt w:val="decimal"/>
       <w:lvlText w:val=""/>
       <w:lvlJc w:val="left"/>
     </w:lvl>
-    <w:lvl w:ilvl="7" w:tplc="47782DC8">
+    <w:lvl w:ilvl="7" w:tplc="51A22154">
       <w:numFmt w:val="decimal"/>
       <w:lvlText w:val=""/>
       <w:lvlJc w:val="left"/>
     </w:lvl>
-    <w:lvl w:ilvl="8" w:tplc="C26C34D6">
+    <w:lvl w:ilvl="8" w:tplc="D54660EC">
       <w:numFmt w:val="decimal"/>
       <w:lvlText w:val=""/>
       <w:lvlJc w:val="left"/>
     </w:lvl>
   </w:abstractNum>
-  <w:abstractNum w:abstractNumId="2" w15:restartNumberingAfterBreak="0">
-    <w:nsid w:val="49D10E4C"/>
-    <w:multiLevelType w:val="hybridMultilevel"/>
-    <w:tmpl w:val="FFFFFFFF"/>
-    <w:lvl w:ilvl="0" w:tplc="3498FF7A">
-      <w:start w:val="1"/>
-      <w:numFmt w:val="decimal"/>
-      <w:lvlText w:val="%1."/>
-      <w:lvlJc w:val="left"/>
-      <w:pPr>
-        <w:ind w:left="720" w:hanging="360"/>
-      </w:pPr>
-    </w:lvl>
-    <w:lvl w:ilvl="1" w:tplc="90849C70">
-      <w:numFmt w:val="decimal"/>
-      <w:lvlText w:val=""/>
-      <w:lvlJc w:val="left"/>
-    </w:lvl>
-    <w:lvl w:ilvl="2" w:tplc="FCF4E0EC">
-      <w:numFmt w:val="decimal"/>
-      <w:lvlText w:val=""/>
-      <w:lvlJc w:val="left"/>
-    </w:lvl>
-    <w:lvl w:ilvl="3" w:tplc="79D439C6">
-      <w:numFmt w:val="decimal"/>
-      <w:lvlText w:val=""/>
-      <w:lvlJc w:val="left"/>
-    </w:lvl>
-    <w:lvl w:ilvl="4" w:tplc="C9B25DD8">
-      <w:numFmt w:val="decimal"/>
-      <w:lvlText w:val=""/>
-      <w:lvlJc w:val="left"/>
-    </w:lvl>
-    <w:lvl w:ilvl="5" w:tplc="BD9CA05E">
-      <w:numFmt w:val="decimal"/>
-      <w:lvlText w:val=""/>
-      <w:lvlJc w:val="left"/>
-    </w:lvl>
-    <w:lvl w:ilvl="6" w:tplc="B1A21E06">
-      <w:numFmt w:val="decimal"/>
-      <w:lvlText w:val=""/>
-      <w:lvlJc w:val="left"/>
-    </w:lvl>
-    <w:lvl w:ilvl="7" w:tplc="5178BD10">
-      <w:numFmt w:val="decimal"/>
-      <w:lvlText w:val=""/>
-      <w:lvlJc w:val="left"/>
-    </w:lvl>
-    <w:lvl w:ilvl="8" w:tplc="875C516E">
-      <w:numFmt w:val="decimal"/>
-      <w:lvlText w:val=""/>
-      <w:lvlJc w:val="left"/>
-    </w:lvl>
-  </w:abstractNum>
-  <w:num w:numId="1" w16cid:durableId="486018118">
-    <w:abstractNumId w:val="0"/>
+  <w:num w:numId="1" w16cid:durableId="243759051">
+    <w:abstractNumId w:val="1"/>
     <w:lvlOverride w:ilvl="0">
       <w:startOverride w:val="1"/>
     </w:lvlOverride>
   </w:num>
-  <w:num w:numId="2" w16cid:durableId="84618092">
-    <w:abstractNumId w:val="2"/>
+  <w:num w:numId="2" w16cid:durableId="2002391291">
+    <w:abstractNumId w:val="0"/>
     <w:lvlOverride w:ilvl="0">
       <w:startOverride w:val="1"/>
     </w:lvlOverride>
